--- a/public/templates/modello B FAD_placeholder.docx
+++ b/public/templates/modello B FAD_placeholder.docx
@@ -1,6 +1,6 @@
 
 <file path=word/document.xml><?xml version="1.0" encoding="utf-8"?>
-<w:document xmlns:r="http://schemas.openxmlformats.org/officeDocument/2006/relationships" xmlns:wp="http://schemas.openxmlformats.org/drawingml/2006/wordprocessingDrawing" xmlns:w="http://schemas.openxmlformats.org/wordprocessingml/2006/main" xmlns:w10="urn:schemas-microsoft-com:office:word" xmlns:w14="http://schemas.microsoft.com/office/word/2010/wordml" xmlns:wps="http://schemas.microsoft.com/office/word/2010/wordprocessingShape" xmlns:wpg="http://schemas.microsoft.com/office/word/2010/wordprocessingGroup" xmlns:mc="http://schemas.openxmlformats.org/markup-compatibility/2006" xmlns:v="urn:schemas-microsoft-com:vml" xmlns:o="urn:schemas-microsoft-com:office:office" xmlns:m="http://schemas.openxmlformats.org/officeDocument/2006/math" mc:Ignorable="w14">
+<w:document xmlns:wpc="http://schemas.microsoft.com/office/word/2010/wordprocessingCanvas" xmlns:cx="http://schemas.microsoft.com/office/drawing/2014/chartex" xmlns:cx1="http://schemas.microsoft.com/office/drawing/2015/9/8/chartex" xmlns:cx2="http://schemas.microsoft.com/office/drawing/2015/10/21/chartex" xmlns:cx3="http://schemas.microsoft.com/office/drawing/2016/5/9/chartex" xmlns:cx4="http://schemas.microsoft.com/office/drawing/2016/5/10/chartex" xmlns:cx5="http://schemas.microsoft.com/office/drawing/2016/5/11/chartex" xmlns:cx6="http://schemas.microsoft.com/office/drawing/2016/5/12/chartex" xmlns:cx7="http://schemas.microsoft.com/office/drawing/2016/5/13/chartex" xmlns:cx8="http://schemas.microsoft.com/office/drawing/2016/5/14/chartex" xmlns:mc="http://schemas.openxmlformats.org/markup-compatibility/2006" xmlns:aink="http://schemas.microsoft.com/office/drawing/2016/ink" xmlns:am3d="http://schemas.microsoft.com/office/drawing/2017/model3d" xmlns:o="urn:schemas-microsoft-com:office:office" xmlns:oel="http://schemas.microsoft.com/office/2019/extlst" xmlns:r="http://schemas.openxmlformats.org/officeDocument/2006/relationships" xmlns:m="http://schemas.openxmlformats.org/officeDocument/2006/math" xmlns:v="urn:schemas-microsoft-com:vml" xmlns:wp14="http://schemas.microsoft.com/office/word/2010/wordprocessingDrawing" xmlns:wp="http://schemas.openxmlformats.org/drawingml/2006/wordprocessingDrawing" xmlns:w10="urn:schemas-microsoft-com:office:word" xmlns:w="http://schemas.openxmlformats.org/wordprocessingml/2006/main" xmlns:w14="http://schemas.microsoft.com/office/word/2010/wordml" xmlns:w15="http://schemas.microsoft.com/office/word/2012/wordml" xmlns:w16cex="http://schemas.microsoft.com/office/word/2018/wordml/cex" xmlns:w16cid="http://schemas.microsoft.com/office/word/2016/wordml/cid" xmlns:w16="http://schemas.microsoft.com/office/word/2018/wordml" xmlns:w16du="http://schemas.microsoft.com/office/word/2023/wordml/word16du" xmlns:w16sdtdh="http://schemas.microsoft.com/office/word/2020/wordml/sdtdatahash" xmlns:w16sdtfl="http://schemas.microsoft.com/office/word/2024/wordml/sdtformatlock" xmlns:w16se="http://schemas.microsoft.com/office/word/2015/wordml/symex" xmlns:wpg="http://schemas.microsoft.com/office/word/2010/wordprocessingGroup" xmlns:wpi="http://schemas.microsoft.com/office/word/2010/wordprocessingInk" xmlns:wne="http://schemas.microsoft.com/office/word/2006/wordml" xmlns:wps="http://schemas.microsoft.com/office/word/2010/wordprocessingShape" mc:Ignorable="w14 w15 w16se w16cid w16 w16cex w16sdtdh w16sdtfl w16du wp14">
   <w:body>
     <w:p>
       <w:pPr>
@@ -9,10 +9,9 @@
         <w:ind w:left="0" w:right="0" w:firstLine="0"/>
       </w:pPr>
       <w:r>
-        <w:rPr>
-          <w:rtl w:val="0"/>
-        </w:rPr>
         <w:t xml:space="preserve"> </w:t>
+      </w:r>
+      <w:r>
         <w:tab/>
         <w:t xml:space="preserve"> </w:t>
       </w:r>
@@ -23,22 +22,26 @@
         <w:spacing w:after="114" w:line="259" w:lineRule="auto"/>
         <w:ind w:left="13041" w:right="0" w:hanging="12899"/>
       </w:pPr>
-      <w:bookmarkStart w:name="_Hlk162519474" w:id="0"/>
+      <w:bookmarkStart w:id="0" w:name="_Hlk162519474"/>
       <w:r>
         <w:rPr>
-          <w:b w:val="1"/>
-          <w:bCs w:val="1"/>
-          <w:rtl w:val="0"/>
-          <w:lang w:val="en-US"/>
+          <w:b/>
+          <w:bCs/>
+          <w:rPrChange w:id="1" w:author="Andres Moles" w:date="2025-11-30T18:31:00Z" w16du:dateUtc="2025-11-30T17:31:00Z">
+            <w:rPr>
+              <w:b/>
+              <w:bCs/>
+              <w:lang w:val="en-US"/>
+            </w:rPr>
+          </w:rPrChange>
         </w:rPr>
         <w:t>MODELLO B)</w:t>
       </w:r>
       <w:bookmarkEnd w:id="0"/>
       <w:r>
         <w:rPr>
-          <w:b w:val="1"/>
-          <w:bCs w:val="1"/>
-          <w:rtl w:val="0"/>
+          <w:b/>
+          <w:bCs/>
           <w:lang w:val="de-DE"/>
         </w:rPr>
         <w:t xml:space="preserve"> (1)            </w:t>
@@ -48,24 +51,23 @@
       <w:pPr>
         <w:pStyle w:val="Body"/>
         <w:pBdr>
-          <w:top w:val="single" w:color="000000" w:sz="4" w:space="0" w:shadow="0" w:frame="0"/>
-          <w:left w:val="single" w:color="000000" w:sz="4" w:space="0" w:shadow="0" w:frame="0"/>
-          <w:bottom w:val="single" w:color="000000" w:sz="4" w:space="0" w:shadow="0" w:frame="0"/>
-          <w:right w:val="single" w:color="000000" w:sz="4" w:space="0" w:shadow="0" w:frame="0"/>
+          <w:top w:val="single" w:sz="4" w:space="0" w:color="000000"/>
+          <w:left w:val="single" w:sz="4" w:space="0" w:color="000000"/>
+          <w:bottom w:val="single" w:sz="4" w:space="0" w:color="000000"/>
+          <w:right w:val="single" w:sz="4" w:space="0" w:color="000000"/>
         </w:pBdr>
-        <w:shd w:val="clear" w:color="auto" w:fill="d9d9d9"/>
+        <w:shd w:val="clear" w:color="auto" w:fill="D9D9D9"/>
         <w:spacing w:after="369" w:line="259" w:lineRule="auto"/>
         <w:ind w:left="115" w:right="0" w:firstLine="0"/>
         <w:rPr>
-          <w:b w:val="1"/>
-          <w:bCs w:val="1"/>
+          <w:b/>
+          <w:bCs/>
         </w:rPr>
       </w:pPr>
       <w:r>
         <w:rPr>
-          <w:b w:val="1"/>
-          <w:bCs w:val="1"/>
-          <w:rtl w:val="0"/>
+          <w:b/>
+          <w:bCs/>
           <w:lang w:val="de-DE"/>
         </w:rPr>
         <w:t xml:space="preserve">REGISTRO FORMATIVO E DELLE PRESENZE ONLINE  </w:t>
@@ -75,12 +77,12 @@
       <w:pPr>
         <w:pStyle w:val="Body"/>
         <w:pBdr>
-          <w:top w:val="single" w:color="000000" w:sz="4" w:space="0" w:shadow="0" w:frame="0"/>
-          <w:left w:val="single" w:color="000000" w:sz="4" w:space="0" w:shadow="0" w:frame="0"/>
-          <w:bottom w:val="single" w:color="000000" w:sz="4" w:space="0" w:shadow="0" w:frame="0"/>
-          <w:right w:val="single" w:color="000000" w:sz="4" w:space="0" w:shadow="0" w:frame="0"/>
+          <w:top w:val="single" w:sz="4" w:space="0" w:color="000000"/>
+          <w:left w:val="single" w:sz="4" w:space="0" w:color="000000"/>
+          <w:bottom w:val="single" w:sz="4" w:space="0" w:color="000000"/>
+          <w:right w:val="single" w:sz="4" w:space="0" w:color="000000"/>
         </w:pBdr>
-        <w:shd w:val="clear" w:color="auto" w:fill="d9d9d9"/>
+        <w:shd w:val="clear" w:color="auto" w:fill="D9D9D9"/>
         <w:spacing w:after="369" w:line="259" w:lineRule="auto"/>
         <w:ind w:left="115" w:right="0" w:firstLine="0"/>
       </w:pPr>
@@ -93,9 +95,8 @@
       </w:pPr>
       <w:r>
         <w:rPr>
-          <w:b w:val="1"/>
-          <w:bCs w:val="1"/>
-          <w:rtl w:val="0"/>
+          <w:b/>
+          <w:bCs/>
           <w:lang w:val="de-DE"/>
         </w:rPr>
         <w:t xml:space="preserve">SCHEDA GIORNO </w:t>
@@ -104,18 +105,18 @@
     <w:tbl>
       <w:tblPr>
         <w:tblW w:w="14280" w:type="dxa"/>
-        <w:jc w:val="left"/>
         <w:tblInd w:w="113" w:type="dxa"/>
         <w:tblBorders>
-          <w:top w:val="single" w:color="ffffff" w:sz="8" w:space="0" w:shadow="0" w:frame="0"/>
-          <w:left w:val="single" w:color="ffffff" w:sz="8" w:space="0" w:shadow="0" w:frame="0"/>
-          <w:bottom w:val="single" w:color="ffffff" w:sz="8" w:space="0" w:shadow="0" w:frame="0"/>
-          <w:right w:val="single" w:color="ffffff" w:sz="8" w:space="0" w:shadow="0" w:frame="0"/>
-          <w:insideH w:val="single" w:color="ffffff" w:sz="8" w:space="0" w:shadow="0" w:frame="0"/>
-          <w:insideV w:val="single" w:color="ffffff" w:sz="8" w:space="0" w:shadow="0" w:frame="0"/>
+          <w:top w:val="single" w:sz="8" w:space="0" w:color="FFFFFF"/>
+          <w:left w:val="single" w:sz="8" w:space="0" w:color="FFFFFF"/>
+          <w:bottom w:val="single" w:sz="8" w:space="0" w:color="FFFFFF"/>
+          <w:right w:val="single" w:sz="8" w:space="0" w:color="FFFFFF"/>
+          <w:insideH w:val="single" w:sz="8" w:space="0" w:color="FFFFFF"/>
+          <w:insideV w:val="single" w:sz="8" w:space="0" w:color="FFFFFF"/>
         </w:tblBorders>
-        <w:shd w:val="clear" w:color="auto" w:fill="cad1d7"/>
+        <w:shd w:val="clear" w:color="auto" w:fill="CAD1D7"/>
         <w:tblLayout w:type="fixed"/>
+        <w:tblLook w:val="04A0" w:firstRow="1" w:lastRow="0" w:firstColumn="1" w:lastColumn="0" w:noHBand="0" w:noVBand="1"/>
       </w:tblPr>
       <w:tblGrid>
         <w:gridCol w:w="1386"/>
@@ -126,27 +127,23 @@
         <w:gridCol w:w="2359"/>
       </w:tblGrid>
       <w:tr>
-        <w:tblPrEx>
-          <w:shd w:val="clear" w:color="auto" w:fill="cad1d7"/>
-        </w:tblPrEx>
         <w:trPr>
-          <w:trHeight w:val="539" w:hRule="atLeast"/>
+          <w:trHeight w:val="539"/>
         </w:trPr>
         <w:tc>
           <w:tcPr>
-            <w:tcW w:type="dxa" w:w="1386"/>
+            <w:tcW w:w="1386" w:type="dxa"/>
             <w:tcBorders>
-              <w:top w:val="single" w:color="000000" w:sz="4" w:space="0" w:shadow="0" w:frame="0"/>
-              <w:left w:val="single" w:color="000000" w:sz="4" w:space="0" w:shadow="0" w:frame="0"/>
-              <w:bottom w:val="single" w:color="000000" w:sz="4" w:space="0" w:shadow="0" w:frame="0"/>
+              <w:top w:val="single" w:sz="4" w:space="0" w:color="000000"/>
+              <w:left w:val="single" w:sz="4" w:space="0" w:color="000000"/>
+              <w:bottom w:val="single" w:sz="4" w:space="0" w:color="000000"/>
               <w:right w:val="nil"/>
             </w:tcBorders>
-            <w:shd w:val="clear" w:color="auto" w:fill="auto"/>
             <w:tcMar>
-              <w:top w:type="dxa" w:w="80"/>
-              <w:left w:type="dxa" w:w="80"/>
-              <w:bottom w:type="dxa" w:w="80"/>
-              <w:right w:type="dxa" w:w="80"/>
+              <w:top w:w="80" w:type="dxa"/>
+              <w:left w:w="80" w:type="dxa"/>
+              <w:bottom w:w="80" w:type="dxa"/>
+              <w:right w:w="80" w:type="dxa"/>
             </w:tcMar>
             <w:vAlign w:val="center"/>
           </w:tcPr>
@@ -159,11 +156,8 @@
             </w:pPr>
             <w:r>
               <w:rPr>
-                <w:b w:val="1"/>
-                <w:bCs w:val="1"/>
-                <w:shd w:val="nil" w:color="auto" w:fill="auto"/>
-                <w:rtl w:val="0"/>
-                <w:lang w:val="it-IT"/>
+                <w:b/>
+                <w:bCs/>
               </w:rPr>
               <w:t>GIORNO: {{giorno}}</w:t>
             </w:r>
@@ -171,19 +165,18 @@
         </w:tc>
         <w:tc>
           <w:tcPr>
-            <w:tcW w:type="dxa" w:w="2779"/>
+            <w:tcW w:w="2779" w:type="dxa"/>
             <w:tcBorders>
-              <w:top w:val="single" w:color="000000" w:sz="4" w:space="0" w:shadow="0" w:frame="0"/>
+              <w:top w:val="single" w:sz="4" w:space="0" w:color="000000"/>
               <w:left w:val="nil"/>
-              <w:bottom w:val="single" w:color="000000" w:sz="4" w:space="0" w:shadow="0" w:frame="0"/>
+              <w:bottom w:val="single" w:sz="4" w:space="0" w:color="000000"/>
               <w:right w:val="nil"/>
             </w:tcBorders>
-            <w:shd w:val="clear" w:color="auto" w:fill="auto"/>
             <w:tcMar>
-              <w:top w:type="dxa" w:w="80"/>
-              <w:left w:type="dxa" w:w="80"/>
-              <w:bottom w:type="dxa" w:w="80"/>
-              <w:right w:type="dxa" w:w="80"/>
+              <w:top w:w="80" w:type="dxa"/>
+              <w:left w:w="80" w:type="dxa"/>
+              <w:bottom w:w="80" w:type="dxa"/>
+              <w:right w:w="80" w:type="dxa"/>
             </w:tcMar>
             <w:vAlign w:val="center"/>
           </w:tcPr>
@@ -199,11 +192,8 @@
             </w:pPr>
             <w:r>
               <w:rPr>
-                <w:b w:val="1"/>
-                <w:bCs w:val="1"/>
-                <w:shd w:val="nil" w:color="auto" w:fill="auto"/>
-                <w:rtl w:val="0"/>
-                <w:lang w:val="it-IT"/>
+                <w:b/>
+                <w:bCs/>
               </w:rPr>
               <w:t>MESE: {{mese}}</w:t>
             </w:r>
@@ -211,19 +201,18 @@
         </w:tc>
         <w:tc>
           <w:tcPr>
-            <w:tcW w:type="dxa" w:w="2749"/>
+            <w:tcW w:w="2749" w:type="dxa"/>
             <w:tcBorders>
-              <w:top w:val="single" w:color="000000" w:sz="4" w:space="0" w:shadow="0" w:frame="0"/>
+              <w:top w:val="single" w:sz="4" w:space="0" w:color="000000"/>
               <w:left w:val="nil"/>
-              <w:bottom w:val="single" w:color="000000" w:sz="4" w:space="0" w:shadow="0" w:frame="0"/>
+              <w:bottom w:val="single" w:sz="4" w:space="0" w:color="000000"/>
               <w:right w:val="nil"/>
             </w:tcBorders>
-            <w:shd w:val="clear" w:color="auto" w:fill="auto"/>
             <w:tcMar>
-              <w:top w:type="dxa" w:w="80"/>
-              <w:left w:type="dxa" w:w="81"/>
-              <w:bottom w:type="dxa" w:w="80"/>
-              <w:right w:type="dxa" w:w="80"/>
+              <w:top w:w="80" w:type="dxa"/>
+              <w:left w:w="81" w:type="dxa"/>
+              <w:bottom w:w="80" w:type="dxa"/>
+              <w:right w:w="80" w:type="dxa"/>
             </w:tcMar>
             <w:vAlign w:val="center"/>
           </w:tcPr>
@@ -236,11 +225,8 @@
             </w:pPr>
             <w:r>
               <w:rPr>
-                <w:b w:val="1"/>
-                <w:bCs w:val="1"/>
-                <w:shd w:val="nil" w:color="auto" w:fill="auto"/>
-                <w:rtl w:val="0"/>
-                <w:lang w:val="it-IT"/>
+                <w:b/>
+                <w:bCs/>
               </w:rPr>
               <w:t>ANNO: {{anno}}</w:t>
             </w:r>
@@ -248,19 +234,18 @@
         </w:tc>
         <w:tc>
           <w:tcPr>
-            <w:tcW w:type="dxa" w:w="2520"/>
+            <w:tcW w:w="2520" w:type="dxa"/>
             <w:tcBorders>
-              <w:top w:val="single" w:color="000000" w:sz="4" w:space="0" w:shadow="0" w:frame="0"/>
+              <w:top w:val="single" w:sz="4" w:space="0" w:color="000000"/>
               <w:left w:val="nil"/>
-              <w:bottom w:val="single" w:color="000000" w:sz="4" w:space="0" w:shadow="0" w:frame="0"/>
+              <w:bottom w:val="single" w:sz="4" w:space="0" w:color="000000"/>
               <w:right w:val="nil"/>
             </w:tcBorders>
-            <w:shd w:val="clear" w:color="auto" w:fill="auto"/>
             <w:tcMar>
-              <w:top w:type="dxa" w:w="80"/>
-              <w:left w:type="dxa" w:w="80"/>
-              <w:bottom w:type="dxa" w:w="80"/>
-              <w:right w:type="dxa" w:w="80"/>
+              <w:top w:w="80" w:type="dxa"/>
+              <w:left w:w="80" w:type="dxa"/>
+              <w:bottom w:w="80" w:type="dxa"/>
+              <w:right w:w="80" w:type="dxa"/>
             </w:tcMar>
             <w:vAlign w:val="center"/>
           </w:tcPr>
@@ -272,11 +257,8 @@
             </w:pPr>
             <w:r>
               <w:rPr>
-                <w:b w:val="1"/>
-                <w:bCs w:val="1"/>
-                <w:shd w:val="nil" w:color="auto" w:fill="auto"/>
-                <w:rtl w:val="0"/>
-                <w:lang w:val="it-IT"/>
+                <w:b/>
+                <w:bCs/>
               </w:rPr>
               <w:t xml:space="preserve"> </w:t>
             </w:r>
@@ -284,41 +266,37 @@
         </w:tc>
         <w:tc>
           <w:tcPr>
-            <w:tcW w:type="dxa" w:w="2487"/>
+            <w:tcW w:w="2487" w:type="dxa"/>
             <w:tcBorders>
-              <w:top w:val="single" w:color="000000" w:sz="4" w:space="0" w:shadow="0" w:frame="0"/>
+              <w:top w:val="single" w:sz="4" w:space="0" w:color="000000"/>
               <w:left w:val="nil"/>
-              <w:bottom w:val="single" w:color="000000" w:sz="4" w:space="0" w:shadow="0" w:frame="0"/>
-              <w:right w:val="single" w:color="000000" w:sz="4" w:space="0" w:shadow="0" w:frame="0"/>
+              <w:bottom w:val="single" w:sz="4" w:space="0" w:color="000000"/>
+              <w:right w:val="single" w:sz="4" w:space="0" w:color="000000"/>
             </w:tcBorders>
-            <w:shd w:val="clear" w:color="auto" w:fill="auto"/>
             <w:tcMar>
-              <w:top w:type="dxa" w:w="80"/>
-              <w:left w:type="dxa" w:w="80"/>
-              <w:bottom w:type="dxa" w:w="80"/>
-              <w:right w:type="dxa" w:w="80"/>
+              <w:top w:w="80" w:type="dxa"/>
+              <w:left w:w="80" w:type="dxa"/>
+              <w:bottom w:w="80" w:type="dxa"/>
+              <w:right w:w="80" w:type="dxa"/>
             </w:tcMar>
-            <w:vAlign w:val="top"/>
           </w:tcPr>
           <w:p/>
         </w:tc>
         <w:tc>
           <w:tcPr>
-            <w:tcW w:type="dxa" w:w="2359"/>
+            <w:tcW w:w="2359" w:type="dxa"/>
             <w:tcBorders>
-              <w:top w:val="single" w:color="000000" w:sz="4" w:space="0" w:shadow="0" w:frame="0"/>
-              <w:left w:val="single" w:color="000000" w:sz="4" w:space="0" w:shadow="0" w:frame="0"/>
-              <w:bottom w:val="single" w:color="000000" w:sz="4" w:space="0" w:shadow="0" w:frame="0"/>
-              <w:right w:val="single" w:color="000000" w:sz="4" w:space="0" w:shadow="0" w:frame="0"/>
+              <w:top w:val="single" w:sz="4" w:space="0" w:color="000000"/>
+              <w:left w:val="single" w:sz="4" w:space="0" w:color="000000"/>
+              <w:bottom w:val="single" w:sz="4" w:space="0" w:color="000000"/>
+              <w:right w:val="single" w:sz="4" w:space="0" w:color="000000"/>
             </w:tcBorders>
-            <w:shd w:val="clear" w:color="auto" w:fill="auto"/>
             <w:tcMar>
-              <w:top w:type="dxa" w:w="80"/>
-              <w:left w:type="dxa" w:w="80"/>
-              <w:bottom w:type="dxa" w:w="80"/>
-              <w:right w:type="dxa" w:w="80"/>
+              <w:top w:w="80" w:type="dxa"/>
+              <w:left w:w="80" w:type="dxa"/>
+              <w:bottom w:w="80" w:type="dxa"/>
+              <w:right w:w="80" w:type="dxa"/>
             </w:tcMar>
-            <w:vAlign w:val="top"/>
           </w:tcPr>
           <w:p>
             <w:pPr>
@@ -328,11 +306,8 @@
             </w:pPr>
             <w:r>
               <w:rPr>
-                <w:b w:val="1"/>
-                <w:bCs w:val="1"/>
-                <w:shd w:val="nil" w:color="auto" w:fill="auto"/>
-                <w:rtl w:val="0"/>
-                <w:lang w:val="it-IT"/>
+                <w:b/>
+                <w:bCs/>
               </w:rPr>
               <w:t xml:space="preserve"> </w:t>
             </w:r>
@@ -340,27 +315,23 @@
         </w:tc>
       </w:tr>
       <w:tr>
-        <w:tblPrEx>
-          <w:shd w:val="clear" w:color="auto" w:fill="cad1d7"/>
-        </w:tblPrEx>
         <w:trPr>
-          <w:trHeight w:val="498" w:hRule="atLeast"/>
+          <w:trHeight w:val="498"/>
         </w:trPr>
         <w:tc>
           <w:tcPr>
-            <w:tcW w:type="dxa" w:w="1386"/>
+            <w:tcW w:w="1386" w:type="dxa"/>
             <w:tcBorders>
-              <w:top w:val="single" w:color="000000" w:sz="4" w:space="0" w:shadow="0" w:frame="0"/>
-              <w:left w:val="single" w:color="000000" w:sz="4" w:space="0" w:shadow="0" w:frame="0"/>
-              <w:bottom w:val="single" w:color="000000" w:sz="4" w:space="0" w:shadow="0" w:frame="0"/>
-              <w:right w:val="single" w:color="000000" w:sz="4" w:space="0" w:shadow="0" w:frame="0"/>
+              <w:top w:val="single" w:sz="4" w:space="0" w:color="000000"/>
+              <w:left w:val="single" w:sz="4" w:space="0" w:color="000000"/>
+              <w:bottom w:val="single" w:sz="4" w:space="0" w:color="000000"/>
+              <w:right w:val="single" w:sz="4" w:space="0" w:color="000000"/>
             </w:tcBorders>
-            <w:shd w:val="clear" w:color="auto" w:fill="auto"/>
             <w:tcMar>
-              <w:top w:type="dxa" w:w="80"/>
-              <w:left w:type="dxa" w:w="80"/>
-              <w:bottom w:type="dxa" w:w="80"/>
-              <w:right w:type="dxa" w:w="80"/>
+              <w:top w:w="80" w:type="dxa"/>
+              <w:left w:w="80" w:type="dxa"/>
+              <w:bottom w:w="80" w:type="dxa"/>
+              <w:right w:w="80" w:type="dxa"/>
             </w:tcMar>
             <w:vAlign w:val="center"/>
           </w:tcPr>
@@ -372,39 +343,30 @@
             </w:pPr>
             <w:r>
               <w:rPr>
-                <w:b w:val="1"/>
-                <w:bCs w:val="1"/>
-                <w:shd w:val="nil" w:color="auto" w:fill="auto"/>
-                <w:rtl w:val="0"/>
-                <w:lang w:val="it-IT"/>
+                <w:b/>
+                <w:bCs/>
               </w:rPr>
               <w:t>Partecipante</w:t>
             </w:r>
             <w:r>
-              <w:rPr>
-                <w:shd w:val="nil" w:color="auto" w:fill="auto"/>
-                <w:rtl w:val="0"/>
-                <w:lang w:val="it-IT"/>
-              </w:rPr>
               <w:t xml:space="preserve"> </w:t>
             </w:r>
           </w:p>
         </w:tc>
         <w:tc>
           <w:tcPr>
-            <w:tcW w:type="dxa" w:w="2779"/>
+            <w:tcW w:w="2779" w:type="dxa"/>
             <w:tcBorders>
-              <w:top w:val="single" w:color="000000" w:sz="4" w:space="0" w:shadow="0" w:frame="0"/>
-              <w:left w:val="single" w:color="000000" w:sz="4" w:space="0" w:shadow="0" w:frame="0"/>
-              <w:bottom w:val="single" w:color="000000" w:sz="4" w:space="0" w:shadow="0" w:frame="0"/>
-              <w:right w:val="single" w:color="000000" w:sz="4" w:space="0" w:shadow="0" w:frame="0"/>
+              <w:top w:val="single" w:sz="4" w:space="0" w:color="000000"/>
+              <w:left w:val="single" w:sz="4" w:space="0" w:color="000000"/>
+              <w:bottom w:val="single" w:sz="4" w:space="0" w:color="000000"/>
+              <w:right w:val="single" w:sz="4" w:space="0" w:color="000000"/>
             </w:tcBorders>
-            <w:shd w:val="clear" w:color="auto" w:fill="auto"/>
             <w:tcMar>
-              <w:top w:type="dxa" w:w="80"/>
-              <w:left w:type="dxa" w:w="80"/>
-              <w:bottom w:type="dxa" w:w="80"/>
-              <w:right w:type="dxa" w:w="130"/>
+              <w:top w:w="80" w:type="dxa"/>
+              <w:left w:w="80" w:type="dxa"/>
+              <w:bottom w:w="80" w:type="dxa"/>
+              <w:right w:w="130" w:type="dxa"/>
             </w:tcMar>
             <w:vAlign w:val="center"/>
           </w:tcPr>
@@ -417,11 +379,8 @@
             </w:pPr>
             <w:r>
               <w:rPr>
-                <w:b w:val="1"/>
-                <w:bCs w:val="1"/>
-                <w:shd w:val="nil" w:color="auto" w:fill="auto"/>
-                <w:rtl w:val="0"/>
-                <w:lang w:val="it-IT"/>
+                <w:b/>
+                <w:bCs/>
               </w:rPr>
               <w:t xml:space="preserve">Ora di connessione </w:t>
             </w:r>
@@ -429,19 +388,18 @@
         </w:tc>
         <w:tc>
           <w:tcPr>
-            <w:tcW w:type="dxa" w:w="2749"/>
+            <w:tcW w:w="2749" w:type="dxa"/>
             <w:tcBorders>
-              <w:top w:val="single" w:color="000000" w:sz="4" w:space="0" w:shadow="0" w:frame="0"/>
-              <w:left w:val="single" w:color="000000" w:sz="4" w:space="0" w:shadow="0" w:frame="0"/>
-              <w:bottom w:val="single" w:color="000000" w:sz="4" w:space="0" w:shadow="0" w:frame="0"/>
-              <w:right w:val="single" w:color="000000" w:sz="4" w:space="0" w:shadow="0" w:frame="0"/>
+              <w:top w:val="single" w:sz="4" w:space="0" w:color="000000"/>
+              <w:left w:val="single" w:sz="4" w:space="0" w:color="000000"/>
+              <w:bottom w:val="single" w:sz="4" w:space="0" w:color="000000"/>
+              <w:right w:val="single" w:sz="4" w:space="0" w:color="000000"/>
             </w:tcBorders>
-            <w:shd w:val="clear" w:color="auto" w:fill="auto"/>
             <w:tcMar>
-              <w:top w:type="dxa" w:w="80"/>
-              <w:left w:type="dxa" w:w="80"/>
-              <w:bottom w:type="dxa" w:w="80"/>
-              <w:right w:type="dxa" w:w="132"/>
+              <w:top w:w="80" w:type="dxa"/>
+              <w:left w:w="80" w:type="dxa"/>
+              <w:bottom w:w="80" w:type="dxa"/>
+              <w:right w:w="132" w:type="dxa"/>
             </w:tcMar>
             <w:vAlign w:val="center"/>
           </w:tcPr>
@@ -454,11 +412,8 @@
             </w:pPr>
             <w:r>
               <w:rPr>
-                <w:b w:val="1"/>
-                <w:bCs w:val="1"/>
-                <w:shd w:val="nil" w:color="auto" w:fill="auto"/>
-                <w:rtl w:val="0"/>
-                <w:lang w:val="it-IT"/>
+                <w:b/>
+                <w:bCs/>
               </w:rPr>
               <w:t xml:space="preserve">Ora di disconnessione </w:t>
             </w:r>
@@ -466,21 +421,19 @@
         </w:tc>
         <w:tc>
           <w:tcPr>
-            <w:tcW w:type="dxa" w:w="2520"/>
+            <w:tcW w:w="2520" w:type="dxa"/>
             <w:tcBorders>
-              <w:top w:val="single" w:color="000000" w:sz="4" w:space="0" w:shadow="0" w:frame="0"/>
-              <w:left w:val="single" w:color="000000" w:sz="4" w:space="0" w:shadow="0" w:frame="0"/>
-              <w:bottom w:val="single" w:color="000000" w:sz="4" w:space="0" w:shadow="0" w:frame="0"/>
-              <w:right w:val="single" w:color="000000" w:sz="4" w:space="0" w:shadow="0" w:frame="0"/>
+              <w:top w:val="single" w:sz="4" w:space="0" w:color="000000"/>
+              <w:left w:val="single" w:sz="4" w:space="0" w:color="000000"/>
+              <w:bottom w:val="single" w:sz="4" w:space="0" w:color="000000"/>
+              <w:right w:val="single" w:sz="4" w:space="0" w:color="000000"/>
             </w:tcBorders>
-            <w:shd w:val="clear" w:color="auto" w:fill="auto"/>
             <w:tcMar>
-              <w:top w:type="dxa" w:w="80"/>
-              <w:left w:type="dxa" w:w="80"/>
-              <w:bottom w:type="dxa" w:w="80"/>
-              <w:right w:type="dxa" w:w="80"/>
+              <w:top w:w="80" w:type="dxa"/>
+              <w:left w:w="80" w:type="dxa"/>
+              <w:bottom w:w="80" w:type="dxa"/>
+              <w:right w:w="80" w:type="dxa"/>
             </w:tcMar>
-            <w:vAlign w:val="top"/>
           </w:tcPr>
           <w:p>
             <w:pPr>
@@ -491,11 +444,8 @@
             </w:pPr>
             <w:r>
               <w:rPr>
-                <w:b w:val="1"/>
-                <w:bCs w:val="1"/>
-                <w:shd w:val="nil" w:color="auto" w:fill="auto"/>
-                <w:rtl w:val="0"/>
-                <w:lang w:val="it-IT"/>
+                <w:b/>
+                <w:bCs/>
               </w:rPr>
               <w:t xml:space="preserve">Orario della lezione online </w:t>
             </w:r>
@@ -503,21 +453,19 @@
         </w:tc>
         <w:tc>
           <w:tcPr>
-            <w:tcW w:type="dxa" w:w="2487"/>
+            <w:tcW w:w="2487" w:type="dxa"/>
             <w:tcBorders>
-              <w:top w:val="single" w:color="000000" w:sz="4" w:space="0" w:shadow="0" w:frame="0"/>
-              <w:left w:val="single" w:color="000000" w:sz="4" w:space="0" w:shadow="0" w:frame="0"/>
-              <w:bottom w:val="single" w:color="000000" w:sz="4" w:space="0" w:shadow="0" w:frame="0"/>
-              <w:right w:val="single" w:color="000000" w:sz="4" w:space="0" w:shadow="0" w:frame="0"/>
+              <w:top w:val="single" w:sz="4" w:space="0" w:color="000000"/>
+              <w:left w:val="single" w:sz="4" w:space="0" w:color="000000"/>
+              <w:bottom w:val="single" w:sz="4" w:space="0" w:color="000000"/>
+              <w:right w:val="single" w:sz="4" w:space="0" w:color="000000"/>
             </w:tcBorders>
-            <w:shd w:val="clear" w:color="auto" w:fill="auto"/>
             <w:tcMar>
-              <w:top w:type="dxa" w:w="80"/>
-              <w:left w:type="dxa" w:w="80"/>
-              <w:bottom w:type="dxa" w:w="80"/>
-              <w:right w:type="dxa" w:w="80"/>
+              <w:top w:w="80" w:type="dxa"/>
+              <w:left w:w="80" w:type="dxa"/>
+              <w:bottom w:w="80" w:type="dxa"/>
+              <w:right w:w="80" w:type="dxa"/>
             </w:tcMar>
-            <w:vAlign w:val="top"/>
           </w:tcPr>
           <w:p>
             <w:pPr>
@@ -528,11 +476,8 @@
             </w:pPr>
             <w:r>
               <w:rPr>
-                <w:b w:val="1"/>
-                <w:bCs w:val="1"/>
-                <w:shd w:val="nil" w:color="auto" w:fill="auto"/>
-                <w:rtl w:val="0"/>
-                <w:lang w:val="it-IT"/>
+                <w:b/>
+                <w:bCs/>
               </w:rPr>
               <w:t xml:space="preserve">Argomento della lezione online </w:t>
             </w:r>
@@ -540,19 +485,18 @@
         </w:tc>
         <w:tc>
           <w:tcPr>
-            <w:tcW w:type="dxa" w:w="2359"/>
+            <w:tcW w:w="2359" w:type="dxa"/>
             <w:tcBorders>
-              <w:top w:val="single" w:color="000000" w:sz="4" w:space="0" w:shadow="0" w:frame="0"/>
-              <w:left w:val="single" w:color="000000" w:sz="4" w:space="0" w:shadow="0" w:frame="0"/>
-              <w:bottom w:val="single" w:color="000000" w:sz="4" w:space="0" w:shadow="0" w:frame="0"/>
-              <w:right w:val="single" w:color="000000" w:sz="4" w:space="0" w:shadow="0" w:frame="0"/>
+              <w:top w:val="single" w:sz="4" w:space="0" w:color="000000"/>
+              <w:left w:val="single" w:sz="4" w:space="0" w:color="000000"/>
+              <w:bottom w:val="single" w:sz="4" w:space="0" w:color="000000"/>
+              <w:right w:val="single" w:sz="4" w:space="0" w:color="000000"/>
             </w:tcBorders>
-            <w:shd w:val="clear" w:color="auto" w:fill="auto"/>
             <w:tcMar>
-              <w:top w:type="dxa" w:w="80"/>
-              <w:left w:type="dxa" w:w="80"/>
-              <w:bottom w:type="dxa" w:w="80"/>
-              <w:right w:type="dxa" w:w="130"/>
+              <w:top w:w="80" w:type="dxa"/>
+              <w:left w:w="80" w:type="dxa"/>
+              <w:bottom w:w="80" w:type="dxa"/>
+              <w:right w:w="130" w:type="dxa"/>
             </w:tcMar>
             <w:vAlign w:val="center"/>
           </w:tcPr>
@@ -565,11 +509,8 @@
             </w:pPr>
             <w:r>
               <w:rPr>
-                <w:b w:val="1"/>
-                <w:bCs w:val="1"/>
-                <w:shd w:val="nil" w:color="auto" w:fill="auto"/>
-                <w:rtl w:val="0"/>
-                <w:lang w:val="it-IT"/>
+                <w:b/>
+                <w:bCs/>
               </w:rPr>
               <w:t xml:space="preserve">Firma del docente </w:t>
             </w:r>
@@ -577,27 +518,23 @@
         </w:tc>
       </w:tr>
       <w:tr>
-        <w:tblPrEx>
-          <w:shd w:val="clear" w:color="auto" w:fill="cad1d7"/>
-        </w:tblPrEx>
         <w:trPr>
-          <w:trHeight w:val="958" w:hRule="atLeast"/>
+          <w:trHeight w:val="958"/>
         </w:trPr>
         <w:tc>
           <w:tcPr>
-            <w:tcW w:type="dxa" w:w="1386"/>
+            <w:tcW w:w="1386" w:type="dxa"/>
             <w:tcBorders>
-              <w:top w:val="single" w:color="000000" w:sz="4" w:space="0" w:shadow="0" w:frame="0"/>
-              <w:left w:val="single" w:color="000000" w:sz="4" w:space="0" w:shadow="0" w:frame="0"/>
-              <w:bottom w:val="single" w:color="000000" w:sz="4" w:space="0" w:shadow="0" w:frame="0"/>
-              <w:right w:val="single" w:color="000000" w:sz="4" w:space="0" w:shadow="0" w:frame="0"/>
+              <w:top w:val="single" w:sz="4" w:space="0" w:color="000000"/>
+              <w:left w:val="single" w:sz="4" w:space="0" w:color="000000"/>
+              <w:bottom w:val="single" w:sz="4" w:space="0" w:color="000000"/>
+              <w:right w:val="single" w:sz="4" w:space="0" w:color="000000"/>
             </w:tcBorders>
-            <w:shd w:val="clear" w:color="auto" w:fill="auto"/>
             <w:tcMar>
-              <w:top w:type="dxa" w:w="80"/>
-              <w:left w:type="dxa" w:w="80"/>
-              <w:bottom w:type="dxa" w:w="80"/>
-              <w:right w:type="dxa" w:w="131"/>
+              <w:top w:w="80" w:type="dxa"/>
+              <w:left w:w="80" w:type="dxa"/>
+              <w:bottom w:w="80" w:type="dxa"/>
+              <w:right w:w="131" w:type="dxa"/>
             </w:tcMar>
             <w:vAlign w:val="center"/>
           </w:tcPr>
@@ -609,30 +546,24 @@
               <w:jc w:val="center"/>
             </w:pPr>
             <w:r>
-              <w:rPr>
-                <w:shd w:val="nil" w:color="auto" w:fill="auto"/>
-                <w:rtl w:val="0"/>
-                <w:lang w:val="it-IT"/>
-              </w:rPr>
               <w:t xml:space="preserve">1 </w:t>
             </w:r>
           </w:p>
         </w:tc>
         <w:tc>
           <w:tcPr>
-            <w:tcW w:type="dxa" w:w="2779"/>
+            <w:tcW w:w="2779" w:type="dxa"/>
             <w:tcBorders>
-              <w:top w:val="single" w:color="000000" w:sz="4" w:space="0" w:shadow="0" w:frame="0"/>
-              <w:left w:val="single" w:color="000000" w:sz="4" w:space="0" w:shadow="0" w:frame="0"/>
-              <w:bottom w:val="single" w:color="000000" w:sz="4" w:space="0" w:shadow="0" w:frame="0"/>
-              <w:right w:val="single" w:color="000000" w:sz="4" w:space="0" w:shadow="0" w:frame="0"/>
+              <w:top w:val="single" w:sz="4" w:space="0" w:color="000000"/>
+              <w:left w:val="single" w:sz="4" w:space="0" w:color="000000"/>
+              <w:bottom w:val="single" w:sz="4" w:space="0" w:color="000000"/>
+              <w:right w:val="single" w:sz="4" w:space="0" w:color="000000"/>
             </w:tcBorders>
-            <w:shd w:val="clear" w:color="auto" w:fill="auto"/>
             <w:tcMar>
-              <w:top w:type="dxa" w:w="80"/>
-              <w:left w:type="dxa" w:w="80"/>
-              <w:bottom w:type="dxa" w:w="80"/>
-              <w:right w:type="dxa" w:w="80"/>
+              <w:top w:w="80" w:type="dxa"/>
+              <w:left w:w="80" w:type="dxa"/>
+              <w:bottom w:w="80" w:type="dxa"/>
+              <w:right w:w="80" w:type="dxa"/>
             </w:tcMar>
             <w:vAlign w:val="center"/>
           </w:tcPr>
@@ -641,35 +572,43 @@
               <w:pStyle w:val="Body"/>
               <w:spacing w:after="0" w:line="259" w:lineRule="auto"/>
               <w:ind w:left="0" w:right="0" w:firstLine="0"/>
-              <w:jc w:val="center"/>
-            </w:pPr>
-            <w:r>
-              <w:rPr>
-                <w:b w:val="1"/>
-                <w:bCs w:val="1"/>
-                <w:shd w:val="nil" w:color="auto" w:fill="auto"/>
-                <w:rtl w:val="0"/>
-                <w:lang w:val="it-IT"/>
-              </w:rPr>
-              <w:t>09:00:00  /   14:00:00</w:t>
+              <w:rPr>
+                <w:b/>
+                <w:bCs/>
+              </w:rPr>
+            </w:pPr>
+            <w:proofErr w:type="gramStart"/>
+            <w:r>
+              <w:rPr>
+                <w:b/>
+                <w:bCs/>
+              </w:rPr>
+              <w:t>09:00:00  /</w:t>
+            </w:r>
+            <w:proofErr w:type="gramEnd"/>
+            <w:r>
+              <w:rPr>
+                <w:b/>
+                <w:bCs/>
+              </w:rPr>
+              <w:t xml:space="preserve">   14:00:00</w:t>
             </w:r>
           </w:p>
         </w:tc>
         <w:tc>
           <w:tcPr>
-            <w:tcW w:type="dxa" w:w="2749"/>
+            <w:tcW w:w="2749" w:type="dxa"/>
             <w:tcBorders>
-              <w:top w:val="single" w:color="000000" w:sz="4" w:space="0" w:shadow="0" w:frame="0"/>
-              <w:left w:val="single" w:color="000000" w:sz="4" w:space="0" w:shadow="0" w:frame="0"/>
-              <w:bottom w:val="single" w:color="000000" w:sz="4" w:space="0" w:shadow="0" w:frame="0"/>
-              <w:right w:val="single" w:color="000000" w:sz="4" w:space="0" w:shadow="0" w:frame="0"/>
+              <w:top w:val="single" w:sz="4" w:space="0" w:color="000000"/>
+              <w:left w:val="single" w:sz="4" w:space="0" w:color="000000"/>
+              <w:bottom w:val="single" w:sz="4" w:space="0" w:color="000000"/>
+              <w:right w:val="single" w:sz="4" w:space="0" w:color="000000"/>
             </w:tcBorders>
-            <w:shd w:val="clear" w:color="auto" w:fill="auto"/>
             <w:tcMar>
-              <w:top w:type="dxa" w:w="80"/>
-              <w:left w:type="dxa" w:w="81"/>
-              <w:bottom w:type="dxa" w:w="80"/>
-              <w:right w:type="dxa" w:w="80"/>
+              <w:top w:w="80" w:type="dxa"/>
+              <w:left w:w="81" w:type="dxa"/>
+              <w:bottom w:w="80" w:type="dxa"/>
+              <w:right w:w="80" w:type="dxa"/>
             </w:tcMar>
             <w:vAlign w:val="center"/>
           </w:tcPr>
@@ -678,35 +617,93 @@
               <w:pStyle w:val="Body"/>
               <w:spacing w:after="0" w:line="259" w:lineRule="auto"/>
               <w:ind w:left="1" w:right="0" w:firstLine="0"/>
-              <w:jc w:val="center"/>
-            </w:pPr>
-            <w:r>
-              <w:rPr>
-                <w:b w:val="1"/>
-                <w:bCs w:val="1"/>
-                <w:shd w:val="nil" w:color="auto" w:fill="auto"/>
-                <w:rtl w:val="0"/>
-                <w:lang w:val="it-IT"/>
-              </w:rPr>
-              <w:t>11:30:00  /  17:00:00</w:t>
+              <w:rPr>
+                <w:b/>
+                <w:bCs/>
+              </w:rPr>
+            </w:pPr>
+            <w:r>
+              <w:rPr>
+                <w:b/>
+                <w:bCs/>
+              </w:rPr>
+              <w:t>1</w:t>
+            </w:r>
+            <w:ins w:id="2" w:author="Andres Moles" w:date="2025-11-30T18:32:00Z" w16du:dateUtc="2025-11-30T17:32:00Z">
+              <w:r>
+                <w:rPr>
+                  <w:b/>
+                  <w:bCs/>
+                </w:rPr>
+                <w:t>3</w:t>
+              </w:r>
+            </w:ins>
+            <w:del w:id="3" w:author="Andres Moles" w:date="2025-11-30T18:32:00Z" w16du:dateUtc="2025-11-30T17:32:00Z">
+              <w:r>
+                <w:rPr>
+                  <w:b/>
+                  <w:bCs/>
+                </w:rPr>
+                <w:delText>1</w:delText>
+              </w:r>
+            </w:del>
+            <w:r>
+              <w:rPr>
+                <w:b/>
+                <w:bCs/>
+              </w:rPr>
+              <w:t>:</w:t>
+            </w:r>
+            <w:ins w:id="4" w:author="Andres Moles" w:date="2025-11-30T18:32:00Z" w16du:dateUtc="2025-11-30T17:32:00Z">
+              <w:r>
+                <w:rPr>
+                  <w:b/>
+                  <w:bCs/>
+                </w:rPr>
+                <w:t>0</w:t>
+              </w:r>
+            </w:ins>
+            <w:del w:id="5" w:author="Andres Moles" w:date="2025-11-30T18:32:00Z" w16du:dateUtc="2025-11-30T17:32:00Z">
+              <w:r>
+                <w:rPr>
+                  <w:b/>
+                  <w:bCs/>
+                </w:rPr>
+                <w:delText>3</w:delText>
+              </w:r>
+            </w:del>
+            <w:proofErr w:type="gramStart"/>
+            <w:r>
+              <w:rPr>
+                <w:b/>
+                <w:bCs/>
+              </w:rPr>
+              <w:t>0:00  /</w:t>
+            </w:r>
+            <w:proofErr w:type="gramEnd"/>
+            <w:r>
+              <w:rPr>
+                <w:b/>
+                <w:bCs/>
+              </w:rPr>
+              <w:t xml:space="preserve">  17:00:00</w:t>
             </w:r>
           </w:p>
         </w:tc>
         <w:tc>
           <w:tcPr>
-            <w:tcW w:type="dxa" w:w="2520"/>
+            <w:tcW w:w="2520" w:type="dxa"/>
             <w:tcBorders>
-              <w:top w:val="single" w:color="000000" w:sz="4" w:space="0" w:shadow="0" w:frame="0"/>
-              <w:left w:val="single" w:color="000000" w:sz="4" w:space="0" w:shadow="0" w:frame="0"/>
-              <w:bottom w:val="single" w:color="000000" w:sz="4" w:space="0" w:shadow="0" w:frame="0"/>
-              <w:right w:val="single" w:color="000000" w:sz="4" w:space="0" w:shadow="0" w:frame="0"/>
+              <w:top w:val="single" w:sz="4" w:space="0" w:color="000000"/>
+              <w:left w:val="single" w:sz="4" w:space="0" w:color="000000"/>
+              <w:bottom w:val="single" w:sz="4" w:space="0" w:color="000000"/>
+              <w:right w:val="single" w:sz="4" w:space="0" w:color="000000"/>
             </w:tcBorders>
-            <w:shd w:val="clear" w:color="auto" w:fill="auto"/>
             <w:tcMar>
-              <w:top w:type="dxa" w:w="80"/>
-              <w:left w:type="dxa" w:w="80"/>
-              <w:bottom w:type="dxa" w:w="80"/>
-              <w:right w:type="dxa" w:w="80"/>
+              <w:top w:w="80" w:type="dxa"/>
+              <w:left w:w="80" w:type="dxa"/>
+              <w:bottom w:w="80" w:type="dxa"/>
+              <w:right w:w="80" w:type="dxa"/>
             </w:tcMar>
             <w:vAlign w:val="center"/>
           </w:tcPr>
@@ -716,31 +713,114 @@
               <w:spacing w:after="0" w:line="259" w:lineRule="auto"/>
               <w:ind w:left="0" w:right="0" w:firstLine="0"/>
               <w:rPr>
-                <w:b w:val="1"/>
-                <w:bCs w:val="1"/>
-                <w:shd w:val="nil" w:color="auto" w:fill="auto"/>
-                <w:lang w:val="it-IT"/>
-              </w:rPr>
-            </w:pPr>
-            <w:r>
-              <w:rPr>
-                <w:b w:val="1"/>
-                <w:bCs w:val="1"/>
-                <w:shd w:val="nil" w:color="auto" w:fill="auto"/>
-                <w:rtl w:val="0"/>
-                <w:lang w:val="it-IT"/>
-              </w:rPr>
-              <w:t>{{ora_inizio}}</w:t>
-            </w:r>
-            <w:r>
-              <w:rPr>
-                <w:b w:val="1"/>
-                <w:bCs w:val="1"/>
-                <w:shd w:val="nil" w:color="auto" w:fill="auto"/>
-                <w:rtl w:val="0"/>
-                <w:lang w:val="it-IT"/>
-              </w:rPr>
-              <w:t xml:space="preserve"> </w:t>
+                <w:b/>
+                <w:bCs/>
+              </w:rPr>
+            </w:pPr>
+            <w:r>
+              <w:rPr>
+                <w:b/>
+                <w:bCs/>
+              </w:rPr>
+              <w:t>{{</w:t>
+            </w:r>
+            <w:proofErr w:type="spellStart"/>
+            <w:r>
+              <w:rPr>
+                <w:b/>
+                <w:bCs/>
+              </w:rPr>
+              <w:t>ora_inizio</w:t>
+            </w:r>
+            <w:proofErr w:type="spellEnd"/>
+            <w:r>
+              <w:rPr>
+                <w:b/>
+                <w:bCs/>
+              </w:rPr>
+              <w:t xml:space="preserve">}} </w:t>
+            </w:r>
+          </w:p>
+          <w:p>
+            <w:pPr>
+              <w:pStyle w:val="Body"/>
+              <w:spacing w:after="0" w:line="259" w:lineRule="auto"/>
+              <w:ind w:left="0" w:right="0" w:firstLine="0"/>
+              <w:rPr>
+                <w:b/>
+                <w:bCs/>
+                <w:rPrChange w:id="6" w:author="Andres Moles" w:date="2025-11-30T18:32:00Z" w16du:dateUtc="2025-11-30T17:32:00Z">
+                  <w:rPr>
+                    <w:rFonts w:ascii="Helvetica" w:eastAsia="Helvetica" w:hAnsi="Helvetica" w:cs="Helvetica"/>
+                    <w:color w:val="374151"/>
+                    <w:sz w:val="21"/>
+                    <w:szCs w:val="21"/>
+                    <w:shd w:val="clear" w:color="auto" w:fill="FFFFFF"/>
+                  </w:rPr>
+                </w:rPrChange>
+              </w:rPr>
+              <w:pPrChange w:id="7" w:author="Andres Moles" w:date="2025-11-30T18:32:00Z" w16du:dateUtc="2025-11-30T17:32:00Z">
+                <w:pPr>
+                  <w:pStyle w:val="Default"/>
+                  <w:tabs>
+                    <w:tab w:val="left" w:pos="720"/>
+                    <w:tab w:val="left" w:pos="1440"/>
+                    <w:tab w:val="left" w:pos="2160"/>
+                  </w:tabs>
+                  <w:suppressAutoHyphens/>
+                  <w:spacing w:before="0" w:line="240" w:lineRule="auto"/>
+                </w:pPr>
+              </w:pPrChange>
+            </w:pPr>
+            <w:r>
+              <w:rPr>
+                <w:b/>
+                <w:bCs/>
+                <w:rPrChange w:id="8" w:author="Andres Moles" w:date="2025-11-30T18:32:00Z" w16du:dateUtc="2025-11-30T17:32:00Z">
+                  <w:rPr>
+                    <w:rFonts w:ascii="Monaco" w:hAnsi="Monaco"/>
+                    <w:color w:val="3B3B3B"/>
+                    <w:sz w:val="17"/>
+                    <w:szCs w:val="17"/>
+                    <w:shd w:val="clear" w:color="auto" w:fill="81838E"/>
+                  </w:rPr>
+                </w:rPrChange>
+              </w:rPr>
+              <w:t>{{</w:t>
+            </w:r>
+            <w:proofErr w:type="spellStart"/>
+            <w:r>
+              <w:rPr>
+                <w:b/>
+                <w:bCs/>
+                <w:rPrChange w:id="9" w:author="Andres Moles" w:date="2025-11-30T18:32:00Z" w16du:dateUtc="2025-11-30T17:32:00Z">
+                  <w:rPr>
+                    <w:rFonts w:ascii="Monaco" w:hAnsi="Monaco"/>
+                    <w:color w:val="3B3B3B"/>
+                    <w:sz w:val="17"/>
+                    <w:szCs w:val="17"/>
+                    <w:shd w:val="clear" w:color="auto" w:fill="81838E"/>
+                  </w:rPr>
+                </w:rPrChange>
+              </w:rPr>
+              <w:t>ora_fine</w:t>
+            </w:r>
+            <w:proofErr w:type="spellEnd"/>
+            <w:r>
+              <w:rPr>
+                <w:b/>
+                <w:bCs/>
+                <w:rPrChange w:id="10" w:author="Andres Moles" w:date="2025-11-30T18:32:00Z" w16du:dateUtc="2025-11-30T17:32:00Z">
+                  <w:rPr>
+                    <w:rFonts w:ascii="Monaco" w:hAnsi="Monaco"/>
+                    <w:color w:val="3B3B3B"/>
+                    <w:sz w:val="17"/>
+                    <w:szCs w:val="17"/>
+                    <w:shd w:val="clear" w:color="auto" w:fill="81838E"/>
+                  </w:rPr>
+                </w:rPrChange>
+              </w:rPr>
+              <w:t>}}</w:t>
             </w:r>
           </w:p>
           <w:p>
@@ -751,40 +831,273 @@
                 <w:tab w:val="left" w:pos="1440"/>
                 <w:tab w:val="left" w:pos="2160"/>
               </w:tabs>
-              <w:suppressAutoHyphens w:val="1"/>
+              <w:suppressAutoHyphens/>
               <w:spacing w:before="0" w:line="240" w:lineRule="auto"/>
-              <w:jc w:val="left"/>
-              <w:rPr>
-                <w:rFonts w:ascii="Helvetica" w:cs="Helvetica" w:hAnsi="Helvetica" w:eastAsia="Helvetica"/>
-                <w:outline w:val="0"/>
-                <w:color w:val="374151"/>
-                <w:sz w:val="21"/>
-                <w:szCs w:val="21"/>
-                <w:shd w:val="clear" w:color="auto" w:fill="ffffff"/>
-                <w14:textFill>
-                  <w14:solidFill>
-                    <w14:srgbClr w14:val="374151"/>
-                  </w14:solidFill>
-                </w14:textFill>
-              </w:rPr>
-            </w:pPr>
-            <w:r>
-              <w:rPr>
-                <w:rFonts w:ascii="Monaco" w:hAnsi="Monaco"/>
-                <w:outline w:val="0"/>
-                <w:color w:val="3b3b3b"/>
-                <w:sz w:val="17"/>
-                <w:szCs w:val="17"/>
-                <w:shd w:val="clear" w:color="auto" w:fill="81838e"/>
-                <w:rtl w:val="0"/>
-                <w:lang w:val="en-US"/>
-                <w14:textFill>
-                  <w14:solidFill>
-                    <w14:srgbClr w14:val="3B3B3B"/>
-                  </w14:solidFill>
-                </w14:textFill>
-              </w:rPr>
-              <w:t>{{ora_fine}}</w:t>
+              <w:rPr>
+                <w:rFonts w:ascii="Calibri" w:hAnsi="Calibri"/>
+                <w:b/>
+                <w:bCs/>
+                <w:kern w:val="2"/>
+                <w:sz w:val="22"/>
+                <w:szCs w:val="22"/>
+                <w:u w:color="000000"/>
+                <w:lang w:val="it-IT"/>
+              </w:rPr>
+            </w:pPr>
+          </w:p>
+        </w:tc>
+        <w:tc>
+          <w:tcPr>
+            <w:tcW w:w="2487" w:type="dxa"/>
+            <w:tcBorders>
+              <w:top w:val="single" w:sz="4" w:space="0" w:color="000000"/>
+              <w:left w:val="single" w:sz="4" w:space="0" w:color="000000"/>
+              <w:bottom w:val="single" w:sz="4" w:space="0" w:color="000000"/>
+              <w:right w:val="single" w:sz="4" w:space="0" w:color="000000"/>
+            </w:tcBorders>
+            <w:tcMar>
+              <w:top w:w="80" w:type="dxa"/>
+              <w:left w:w="80" w:type="dxa"/>
+              <w:bottom w:w="80" w:type="dxa"/>
+              <w:right w:w="80" w:type="dxa"/>
+            </w:tcMar>
+            <w:vAlign w:val="center"/>
+          </w:tcPr>
+          <w:p>
+            <w:pPr>
+              <w:pStyle w:val="Body"/>
+              <w:spacing w:after="0" w:line="259" w:lineRule="auto"/>
+              <w:ind w:left="0" w:right="0" w:firstLine="0"/>
+            </w:pPr>
+            <w:r>
+              <w:rPr>
+                <w:b/>
+                <w:bCs/>
+              </w:rPr>
+              <w:t>{{</w:t>
+            </w:r>
+            <w:proofErr w:type="spellStart"/>
+            <w:r>
+              <w:rPr>
+                <w:b/>
+                <w:bCs/>
+              </w:rPr>
+              <w:t>argomento_sessione</w:t>
+            </w:r>
+            <w:proofErr w:type="spellEnd"/>
+            <w:r>
+              <w:rPr>
+                <w:b/>
+                <w:bCs/>
+              </w:rPr>
+              <w:t>}}</w:t>
+            </w:r>
+          </w:p>
+        </w:tc>
+        <w:tc>
+          <w:tcPr>
+            <w:tcW w:w="2359" w:type="dxa"/>
+            <w:tcBorders>
+              <w:top w:val="single" w:sz="4" w:space="0" w:color="000000"/>
+              <w:left w:val="single" w:sz="4" w:space="0" w:color="000000"/>
+              <w:bottom w:val="single" w:sz="4" w:space="0" w:color="000000"/>
+              <w:right w:val="single" w:sz="4" w:space="0" w:color="000000"/>
+            </w:tcBorders>
+            <w:tcMar>
+              <w:top w:w="80" w:type="dxa"/>
+              <w:left w:w="80" w:type="dxa"/>
+              <w:bottom w:w="80" w:type="dxa"/>
+              <w:right w:w="80" w:type="dxa"/>
+            </w:tcMar>
+          </w:tcPr>
+          <w:p>
+            <w:pPr>
+              <w:pStyle w:val="Body"/>
+              <w:spacing w:after="0" w:line="259" w:lineRule="auto"/>
+              <w:ind w:left="0" w:right="0" w:firstLine="0"/>
+            </w:pPr>
+            <w:r>
+              <w:rPr>
+                <w:b/>
+                <w:bCs/>
+              </w:rPr>
+              <w:t xml:space="preserve"> </w:t>
+            </w:r>
+          </w:p>
+        </w:tc>
+      </w:tr>
+      <w:tr>
+        <w:trPr>
+          <w:trHeight w:val="747"/>
+        </w:trPr>
+        <w:tc>
+          <w:tcPr>
+            <w:tcW w:w="1386" w:type="dxa"/>
+            <w:tcBorders>
+              <w:top w:val="single" w:sz="4" w:space="0" w:color="000000"/>
+              <w:left w:val="single" w:sz="4" w:space="0" w:color="000000"/>
+              <w:bottom w:val="single" w:sz="4" w:space="0" w:color="000000"/>
+              <w:right w:val="single" w:sz="4" w:space="0" w:color="000000"/>
+            </w:tcBorders>
+            <w:tcMar>
+              <w:top w:w="80" w:type="dxa"/>
+              <w:left w:w="80" w:type="dxa"/>
+              <w:bottom w:w="80" w:type="dxa"/>
+              <w:right w:w="131" w:type="dxa"/>
+            </w:tcMar>
+            <w:vAlign w:val="center"/>
+          </w:tcPr>
+          <w:p>
+            <w:pPr>
+              <w:pStyle w:val="Body"/>
+              <w:spacing w:after="0" w:line="259" w:lineRule="auto"/>
+              <w:ind w:left="0" w:right="51" w:firstLine="0"/>
+              <w:jc w:val="center"/>
+            </w:pPr>
+            <w:r>
+              <w:t xml:space="preserve">2 </w:t>
+            </w:r>
+          </w:p>
+        </w:tc>
+        <w:tc>
+          <w:tcPr>
+            <w:tcW w:w="2779" w:type="dxa"/>
+            <w:tcBorders>
+              <w:top w:val="single" w:sz="4" w:space="0" w:color="000000"/>
+              <w:left w:val="single" w:sz="4" w:space="0" w:color="000000"/>
+              <w:bottom w:val="single" w:sz="4" w:space="0" w:color="000000"/>
+              <w:right w:val="single" w:sz="4" w:space="0" w:color="000000"/>
+            </w:tcBorders>
+            <w:tcMar>
+              <w:top w:w="80" w:type="dxa"/>
+              <w:left w:w="80" w:type="dxa"/>
+              <w:bottom w:w="80" w:type="dxa"/>
+              <w:right w:w="80" w:type="dxa"/>
+            </w:tcMar>
+            <w:vAlign w:val="center"/>
+          </w:tcPr>
+          <w:p>
+            <w:pPr>
+              <w:pStyle w:val="Body"/>
+              <w:spacing w:after="0" w:line="259" w:lineRule="auto"/>
+              <w:ind w:left="0" w:right="0" w:firstLine="0"/>
+              <w:rPr>
+                <w:b/>
+                <w:bCs/>
+              </w:rPr>
+            </w:pPr>
+            <w:proofErr w:type="gramStart"/>
+            <w:r>
+              <w:rPr>
+                <w:b/>
+                <w:bCs/>
+              </w:rPr>
+              <w:t>09:00:00  /</w:t>
+            </w:r>
+            <w:proofErr w:type="gramEnd"/>
+            <w:r>
+              <w:rPr>
+                <w:b/>
+                <w:bCs/>
+              </w:rPr>
+              <w:t xml:space="preserve">   14:00:00</w:t>
+            </w:r>
+          </w:p>
+        </w:tc>
+        <w:tc>
+          <w:tcPr>
+            <w:tcW w:w="2749" w:type="dxa"/>
+            <w:tcBorders>
+              <w:top w:val="single" w:sz="4" w:space="0" w:color="000000"/>
+              <w:left w:val="single" w:sz="4" w:space="0" w:color="000000"/>
+              <w:bottom w:val="single" w:sz="4" w:space="0" w:color="000000"/>
+              <w:right w:val="single" w:sz="4" w:space="0" w:color="000000"/>
+            </w:tcBorders>
+            <w:tcMar>
+              <w:top w:w="80" w:type="dxa"/>
+              <w:left w:w="81" w:type="dxa"/>
+              <w:bottom w:w="80" w:type="dxa"/>
+              <w:right w:w="80" w:type="dxa"/>
+            </w:tcMar>
+            <w:vAlign w:val="center"/>
+          </w:tcPr>
+          <w:p>
+            <w:pPr>
+              <w:pStyle w:val="Body"/>
+              <w:spacing w:after="0" w:line="259" w:lineRule="auto"/>
+              <w:ind w:left="0" w:right="0" w:firstLine="0"/>
+              <w:rPr>
+                <w:b/>
+                <w:bCs/>
+              </w:rPr>
+            </w:pPr>
+            <w:proofErr w:type="gramStart"/>
+            <w:r>
+              <w:rPr>
+                <w:b/>
+                <w:bCs/>
+              </w:rPr>
+              <w:t>13:00:00  /</w:t>
+            </w:r>
+            <w:proofErr w:type="gramEnd"/>
+            <w:r>
+              <w:rPr>
+                <w:b/>
+                <w:bCs/>
+              </w:rPr>
+              <w:t xml:space="preserve">  17:00:00</w:t>
+            </w:r>
+          </w:p>
+        </w:tc>
+        <w:tc>
+          <w:tcPr>
+            <w:tcW w:w="2520" w:type="dxa"/>
+            <w:tcBorders>
+              <w:top w:val="single" w:sz="4" w:space="0" w:color="000000"/>
+              <w:left w:val="single" w:sz="4" w:space="0" w:color="000000"/>
+              <w:bottom w:val="single" w:sz="4" w:space="0" w:color="000000"/>
+              <w:right w:val="single" w:sz="4" w:space="0" w:color="000000"/>
+            </w:tcBorders>
+            <w:tcMar>
+              <w:top w:w="80" w:type="dxa"/>
+              <w:left w:w="80" w:type="dxa"/>
+              <w:bottom w:w="80" w:type="dxa"/>
+              <w:right w:w="80" w:type="dxa"/>
+            </w:tcMar>
+            <w:vAlign w:val="center"/>
+          </w:tcPr>
+          <w:p>
+            <w:pPr>
+              <w:pStyle w:val="Body"/>
+              <w:spacing w:after="0" w:line="259" w:lineRule="auto"/>
+              <w:ind w:left="0" w:right="0" w:firstLine="0"/>
+              <w:rPr>
+                <w:b/>
+                <w:bCs/>
+              </w:rPr>
+            </w:pPr>
+            <w:r>
+              <w:rPr>
+                <w:b/>
+                <w:bCs/>
+              </w:rPr>
+              <w:t xml:space="preserve">        {{</w:t>
+            </w:r>
+            <w:proofErr w:type="spellStart"/>
+            <w:r>
+              <w:rPr>
+                <w:b/>
+                <w:bCs/>
+              </w:rPr>
+              <w:t>ora_inizio</w:t>
+            </w:r>
+            <w:proofErr w:type="spellEnd"/>
+            <w:r>
+              <w:rPr>
+                <w:b/>
+                <w:bCs/>
+              </w:rPr>
+              <w:t xml:space="preserve">}} </w:t>
             </w:r>
           </w:p>
           <w:p>
@@ -795,45 +1108,341 @@
                 <w:tab w:val="left" w:pos="1440"/>
                 <w:tab w:val="left" w:pos="2160"/>
               </w:tabs>
-              <w:suppressAutoHyphens w:val="1"/>
+              <w:suppressAutoHyphens/>
               <w:spacing w:before="0" w:line="240" w:lineRule="auto"/>
-              <w:jc w:val="left"/>
-            </w:pPr>
-            <w:r>
-              <w:rPr>
-                <w:rFonts w:ascii="Helvetica" w:cs="Helvetica" w:hAnsi="Helvetica" w:eastAsia="Helvetica"/>
-                <w:outline w:val="0"/>
-                <w:color w:val="374151"/>
-                <w:sz w:val="21"/>
-                <w:szCs w:val="21"/>
-                <w:shd w:val="clear" w:color="auto" w:fill="ffffff"/>
-                <w14:textFill>
-                  <w14:solidFill>
-                    <w14:srgbClr w14:val="374151"/>
-                  </w14:solidFill>
-                </w14:textFill>
-              </w:rPr>
+              <w:rPr>
+                <w:rFonts w:ascii="Calibri" w:hAnsi="Calibri"/>
+                <w:b/>
+                <w:bCs/>
+                <w:kern w:val="2"/>
+                <w:sz w:val="22"/>
+                <w:szCs w:val="22"/>
+                <w:u w:color="000000"/>
+                <w:lang w:val="it-IT"/>
+              </w:rPr>
+            </w:pPr>
+            <w:r>
+              <w:rPr>
+                <w:rFonts w:ascii="Calibri" w:hAnsi="Calibri"/>
+                <w:b/>
+                <w:bCs/>
+                <w:kern w:val="2"/>
+                <w:sz w:val="22"/>
+                <w:szCs w:val="22"/>
+                <w:u w:color="000000"/>
+                <w:lang w:val="it-IT"/>
+              </w:rPr>
+              <w:t>{{</w:t>
+            </w:r>
+            <w:proofErr w:type="spellStart"/>
+            <w:r>
+              <w:rPr>
+                <w:rFonts w:ascii="Calibri" w:hAnsi="Calibri"/>
+                <w:b/>
+                <w:bCs/>
+                <w:kern w:val="2"/>
+                <w:sz w:val="22"/>
+                <w:szCs w:val="22"/>
+                <w:u w:color="000000"/>
+                <w:lang w:val="it-IT"/>
+              </w:rPr>
+              <w:t>ora_fine</w:t>
+            </w:r>
+            <w:proofErr w:type="spellEnd"/>
+            <w:r>
+              <w:rPr>
+                <w:rFonts w:ascii="Calibri" w:hAnsi="Calibri"/>
+                <w:b/>
+                <w:bCs/>
+                <w:kern w:val="2"/>
+                <w:sz w:val="22"/>
+                <w:szCs w:val="22"/>
+                <w:u w:color="000000"/>
+                <w:lang w:val="it-IT"/>
+              </w:rPr>
+              <w:t>}}</w:t>
             </w:r>
           </w:p>
         </w:tc>
         <w:tc>
           <w:tcPr>
-            <w:tcW w:type="dxa" w:w="2487"/>
+            <w:tcW w:w="2487" w:type="dxa"/>
             <w:tcBorders>
-              <w:top w:val="single" w:color="000000" w:sz="4" w:space="0" w:shadow="0" w:frame="0"/>
-              <w:left w:val="single" w:color="000000" w:sz="4" w:space="0" w:shadow="0" w:frame="0"/>
-              <w:bottom w:val="single" w:color="000000" w:sz="4" w:space="0" w:shadow="0" w:frame="0"/>
-              <w:right w:val="single" w:color="000000" w:sz="4" w:space="0" w:shadow="0" w:frame="0"/>
+              <w:top w:val="single" w:sz="4" w:space="0" w:color="000000"/>
+              <w:left w:val="single" w:sz="4" w:space="0" w:color="000000"/>
+              <w:bottom w:val="single" w:sz="4" w:space="0" w:color="000000"/>
+              <w:right w:val="single" w:sz="4" w:space="0" w:color="000000"/>
             </w:tcBorders>
-            <w:shd w:val="clear" w:color="auto" w:fill="auto"/>
             <w:tcMar>
-              <w:top w:type="dxa" w:w="80"/>
-              <w:left w:type="dxa" w:w="80"/>
-              <w:bottom w:type="dxa" w:w="80"/>
-              <w:right w:type="dxa" w:w="80"/>
+              <w:top w:w="80" w:type="dxa"/>
+              <w:left w:w="80" w:type="dxa"/>
+              <w:bottom w:w="80" w:type="dxa"/>
+              <w:right w:w="80" w:type="dxa"/>
             </w:tcMar>
             <w:vAlign w:val="center"/>
           </w:tcPr>
+          <w:p>
+            <w:pPr>
+              <w:spacing w:line="259" w:lineRule="auto"/>
+            </w:pPr>
+            <w:r>
+              <w:rPr>
+                <w:rFonts w:ascii="Calibri" w:eastAsia="Aptos" w:hAnsi="Calibri" w:cs="Aptos"/>
+                <w:color w:val="000000"/>
+                <w:kern w:val="2"/>
+                <w:sz w:val="22"/>
+                <w:szCs w:val="22"/>
+                <w:u w:color="000000"/>
+                <w14:textOutline w14:w="0" w14:cap="flat" w14:cmpd="sng" w14:algn="ctr">
+                  <w14:noFill/>
+                  <w14:prstDash w14:val="solid"/>
+                  <w14:bevel/>
+                </w14:textOutline>
+              </w:rPr>
+              <w:t>{{</w:t>
+            </w:r>
+            <w:proofErr w:type="spellStart"/>
+            <w:r>
+              <w:rPr>
+                <w:rFonts w:ascii="Calibri" w:eastAsia="Aptos" w:hAnsi="Calibri" w:cs="Aptos"/>
+                <w:color w:val="000000"/>
+                <w:kern w:val="2"/>
+                <w:sz w:val="22"/>
+                <w:szCs w:val="22"/>
+                <w:u w:color="000000"/>
+                <w14:textOutline w14:w="0" w14:cap="flat" w14:cmpd="sng" w14:algn="ctr">
+                  <w14:noFill/>
+                  <w14:prstDash w14:val="solid"/>
+                  <w14:bevel/>
+                </w14:textOutline>
+              </w:rPr>
+              <w:t>argomento_sessione</w:t>
+            </w:r>
+            <w:proofErr w:type="spellEnd"/>
+            <w:r>
+              <w:rPr>
+                <w:rFonts w:ascii="Calibri" w:eastAsia="Aptos" w:hAnsi="Calibri" w:cs="Aptos"/>
+                <w:color w:val="000000"/>
+                <w:kern w:val="2"/>
+                <w:sz w:val="22"/>
+                <w:szCs w:val="22"/>
+                <w:u w:color="000000"/>
+                <w14:textOutline w14:w="0" w14:cap="flat" w14:cmpd="sng" w14:algn="ctr">
+                  <w14:noFill/>
+                  <w14:prstDash w14:val="solid"/>
+                  <w14:bevel/>
+                </w14:textOutline>
+              </w:rPr>
+              <w:t>}}</w:t>
+            </w:r>
+          </w:p>
+        </w:tc>
+        <w:tc>
+          <w:tcPr>
+            <w:tcW w:w="2359" w:type="dxa"/>
+            <w:tcBorders>
+              <w:top w:val="single" w:sz="4" w:space="0" w:color="000000"/>
+              <w:left w:val="single" w:sz="4" w:space="0" w:color="000000"/>
+              <w:bottom w:val="single" w:sz="4" w:space="0" w:color="000000"/>
+              <w:right w:val="single" w:sz="4" w:space="0" w:color="000000"/>
+            </w:tcBorders>
+            <w:tcMar>
+              <w:top w:w="80" w:type="dxa"/>
+              <w:left w:w="80" w:type="dxa"/>
+              <w:bottom w:w="80" w:type="dxa"/>
+              <w:right w:w="80" w:type="dxa"/>
+            </w:tcMar>
+          </w:tcPr>
+          <w:p>
+            <w:pPr>
+              <w:pStyle w:val="Body"/>
+              <w:spacing w:after="0" w:line="259" w:lineRule="auto"/>
+              <w:ind w:left="0" w:right="0" w:firstLine="0"/>
+            </w:pPr>
+            <w:r>
+              <w:rPr>
+                <w:b/>
+                <w:bCs/>
+              </w:rPr>
+              <w:t xml:space="preserve"> </w:t>
+            </w:r>
+          </w:p>
+        </w:tc>
+      </w:tr>
+      <w:tr>
+        <w:trPr>
+          <w:trHeight w:val="747"/>
+        </w:trPr>
+        <w:tc>
+          <w:tcPr>
+            <w:tcW w:w="1386" w:type="dxa"/>
+            <w:tcBorders>
+              <w:top w:val="single" w:sz="4" w:space="0" w:color="000000"/>
+              <w:left w:val="single" w:sz="4" w:space="0" w:color="000000"/>
+              <w:bottom w:val="single" w:sz="4" w:space="0" w:color="000000"/>
+              <w:right w:val="single" w:sz="4" w:space="0" w:color="000000"/>
+            </w:tcBorders>
+            <w:tcMar>
+              <w:top w:w="80" w:type="dxa"/>
+              <w:left w:w="80" w:type="dxa"/>
+              <w:bottom w:w="80" w:type="dxa"/>
+              <w:right w:w="131" w:type="dxa"/>
+            </w:tcMar>
+            <w:vAlign w:val="center"/>
+          </w:tcPr>
+          <w:p>
+            <w:pPr>
+              <w:pStyle w:val="Body"/>
+              <w:spacing w:after="0" w:line="259" w:lineRule="auto"/>
+              <w:ind w:left="0" w:right="51" w:firstLine="0"/>
+              <w:jc w:val="center"/>
+            </w:pPr>
+            <w:r>
+              <w:t xml:space="preserve">3 </w:t>
+            </w:r>
+          </w:p>
+        </w:tc>
+        <w:tc>
+          <w:tcPr>
+            <w:tcW w:w="2779" w:type="dxa"/>
+            <w:tcBorders>
+              <w:top w:val="single" w:sz="4" w:space="0" w:color="000000"/>
+              <w:left w:val="single" w:sz="4" w:space="0" w:color="000000"/>
+              <w:bottom w:val="single" w:sz="4" w:space="0" w:color="000000"/>
+              <w:right w:val="single" w:sz="4" w:space="0" w:color="000000"/>
+            </w:tcBorders>
+            <w:tcMar>
+              <w:top w:w="80" w:type="dxa"/>
+              <w:left w:w="80" w:type="dxa"/>
+              <w:bottom w:w="80" w:type="dxa"/>
+              <w:right w:w="80" w:type="dxa"/>
+            </w:tcMar>
+            <w:vAlign w:val="center"/>
+          </w:tcPr>
+          <w:p>
+            <w:pPr>
+              <w:pStyle w:val="Body"/>
+              <w:spacing w:after="0" w:line="259" w:lineRule="auto"/>
+              <w:ind w:left="0" w:right="0" w:firstLine="0"/>
+              <w:rPr>
+                <w:b/>
+                <w:bCs/>
+              </w:rPr>
+            </w:pPr>
+            <w:proofErr w:type="gramStart"/>
+            <w:r>
+              <w:rPr>
+                <w:b/>
+                <w:bCs/>
+              </w:rPr>
+              <w:t>09:00:00  /</w:t>
+            </w:r>
+            <w:proofErr w:type="gramEnd"/>
+            <w:r>
+              <w:rPr>
+                <w:b/>
+                <w:bCs/>
+              </w:rPr>
+              <w:t xml:space="preserve">   14:00:00</w:t>
+            </w:r>
+          </w:p>
+        </w:tc>
+        <w:tc>
+          <w:tcPr>
+            <w:tcW w:w="2749" w:type="dxa"/>
+            <w:tcBorders>
+              <w:top w:val="single" w:sz="4" w:space="0" w:color="000000"/>
+              <w:left w:val="single" w:sz="4" w:space="0" w:color="000000"/>
+              <w:bottom w:val="single" w:sz="4" w:space="0" w:color="000000"/>
+              <w:right w:val="single" w:sz="4" w:space="0" w:color="000000"/>
+            </w:tcBorders>
+            <w:tcMar>
+              <w:top w:w="80" w:type="dxa"/>
+              <w:left w:w="81" w:type="dxa"/>
+              <w:bottom w:w="80" w:type="dxa"/>
+              <w:right w:w="80" w:type="dxa"/>
+            </w:tcMar>
+            <w:vAlign w:val="center"/>
+          </w:tcPr>
+          <w:p>
+            <w:pPr>
+              <w:pStyle w:val="Body"/>
+              <w:spacing w:after="0" w:line="259" w:lineRule="auto"/>
+              <w:ind w:left="1" w:right="0" w:firstLine="0"/>
+              <w:rPr>
+                <w:b/>
+                <w:bCs/>
+              </w:rPr>
+            </w:pPr>
+            <w:proofErr w:type="gramStart"/>
+            <w:r>
+              <w:rPr>
+                <w:b/>
+                <w:bCs/>
+              </w:rPr>
+              <w:t>13:00:00  /</w:t>
+            </w:r>
+            <w:proofErr w:type="gramEnd"/>
+            <w:r>
+              <w:rPr>
+                <w:b/>
+                <w:bCs/>
+              </w:rPr>
+              <w:t xml:space="preserve">  17:00:00</w:t>
+            </w:r>
+          </w:p>
+        </w:tc>
+        <w:tc>
+          <w:tcPr>
+            <w:tcW w:w="2520" w:type="dxa"/>
+            <w:tcBorders>
+              <w:top w:val="single" w:sz="4" w:space="0" w:color="000000"/>
+              <w:left w:val="single" w:sz="4" w:space="0" w:color="000000"/>
+              <w:bottom w:val="single" w:sz="4" w:space="0" w:color="000000"/>
+              <w:right w:val="single" w:sz="4" w:space="0" w:color="000000"/>
+            </w:tcBorders>
+            <w:tcMar>
+              <w:top w:w="80" w:type="dxa"/>
+              <w:left w:w="80" w:type="dxa"/>
+              <w:bottom w:w="80" w:type="dxa"/>
+              <w:right w:w="80" w:type="dxa"/>
+            </w:tcMar>
+            <w:vAlign w:val="center"/>
+          </w:tcPr>
+          <w:p>
+            <w:pPr>
+              <w:pStyle w:val="Body"/>
+              <w:spacing w:after="0" w:line="259" w:lineRule="auto"/>
+              <w:ind w:left="0" w:right="0" w:firstLine="0"/>
+              <w:rPr>
+                <w:b/>
+                <w:bCs/>
+              </w:rPr>
+            </w:pPr>
+            <w:r>
+              <w:rPr>
+                <w:b/>
+                <w:bCs/>
+              </w:rPr>
+              <w:t xml:space="preserve">        {{</w:t>
+            </w:r>
+            <w:proofErr w:type="spellStart"/>
+            <w:r>
+              <w:rPr>
+                <w:b/>
+                <w:bCs/>
+              </w:rPr>
+              <w:t>ora_inizio</w:t>
+            </w:r>
+            <w:proofErr w:type="spellEnd"/>
+            <w:r>
+              <w:rPr>
+                <w:b/>
+                <w:bCs/>
+              </w:rPr>
+              <w:t xml:space="preserve">}} </w:t>
+            </w:r>
+          </w:p>
           <w:p>
             <w:pPr>
               <w:pStyle w:val="Default"/>
@@ -842,45 +1451,150 @@
                 <w:tab w:val="left" w:pos="1440"/>
                 <w:tab w:val="left" w:pos="2160"/>
               </w:tabs>
-              <w:suppressAutoHyphens w:val="1"/>
+              <w:suppressAutoHyphens/>
               <w:spacing w:before="0" w:line="240" w:lineRule="auto"/>
-            </w:pPr>
-            <w:r>
-              <w:rPr>
-                <w:rFonts w:ascii="Monaco" w:hAnsi="Monaco"/>
-                <w:outline w:val="0"/>
-                <w:color w:val="3b3b3b"/>
+              <w:rPr>
+                <w:rFonts w:ascii="Calibri" w:hAnsi="Calibri"/>
+                <w:b/>
+                <w:bCs/>
+                <w:kern w:val="2"/>
                 <w:sz w:val="22"/>
                 <w:szCs w:val="22"/>
-                <w:shd w:val="clear" w:color="auto" w:fill="81838e"/>
-                <w:rtl w:val="0"/>
-                <w14:textFill>
-                  <w14:solidFill>
-                    <w14:srgbClr w14:val="3B3B3B"/>
-                  </w14:solidFill>
-                </w14:textFill>
-              </w:rPr>
-              <w:t>{{argomento_sessione}}</w:t>
+                <w:u w:color="000000"/>
+                <w:lang w:val="it-IT"/>
+              </w:rPr>
+            </w:pPr>
+            <w:r>
+              <w:rPr>
+                <w:rFonts w:ascii="Calibri" w:hAnsi="Calibri"/>
+                <w:b/>
+                <w:bCs/>
+                <w:kern w:val="2"/>
+                <w:sz w:val="22"/>
+                <w:szCs w:val="22"/>
+                <w:u w:color="000000"/>
+                <w:lang w:val="it-IT"/>
+              </w:rPr>
+              <w:t>{{</w:t>
+            </w:r>
+            <w:proofErr w:type="spellStart"/>
+            <w:r>
+              <w:rPr>
+                <w:rFonts w:ascii="Calibri" w:hAnsi="Calibri"/>
+                <w:b/>
+                <w:bCs/>
+                <w:kern w:val="2"/>
+                <w:sz w:val="22"/>
+                <w:szCs w:val="22"/>
+                <w:u w:color="000000"/>
+                <w:lang w:val="it-IT"/>
+              </w:rPr>
+              <w:t>ora_fine</w:t>
+            </w:r>
+            <w:proofErr w:type="spellEnd"/>
+            <w:r>
+              <w:rPr>
+                <w:rFonts w:ascii="Calibri" w:hAnsi="Calibri"/>
+                <w:b/>
+                <w:bCs/>
+                <w:kern w:val="2"/>
+                <w:sz w:val="22"/>
+                <w:szCs w:val="22"/>
+                <w:u w:color="000000"/>
+                <w:lang w:val="it-IT"/>
+              </w:rPr>
+              <w:t>}}</w:t>
             </w:r>
           </w:p>
         </w:tc>
         <w:tc>
           <w:tcPr>
-            <w:tcW w:type="dxa" w:w="2359"/>
+            <w:tcW w:w="2487" w:type="dxa"/>
             <w:tcBorders>
-              <w:top w:val="single" w:color="000000" w:sz="4" w:space="0" w:shadow="0" w:frame="0"/>
-              <w:left w:val="single" w:color="000000" w:sz="4" w:space="0" w:shadow="0" w:frame="0"/>
-              <w:bottom w:val="single" w:color="000000" w:sz="4" w:space="0" w:shadow="0" w:frame="0"/>
-              <w:right w:val="single" w:color="000000" w:sz="4" w:space="0" w:shadow="0" w:frame="0"/>
+              <w:top w:val="single" w:sz="4" w:space="0" w:color="000000"/>
+              <w:left w:val="single" w:sz="4" w:space="0" w:color="000000"/>
+              <w:bottom w:val="single" w:sz="4" w:space="0" w:color="000000"/>
+              <w:right w:val="single" w:sz="4" w:space="0" w:color="000000"/>
             </w:tcBorders>
-            <w:shd w:val="clear" w:color="auto" w:fill="auto"/>
             <w:tcMar>
-              <w:top w:type="dxa" w:w="80"/>
-              <w:left w:type="dxa" w:w="80"/>
-              <w:bottom w:type="dxa" w:w="80"/>
-              <w:right w:type="dxa" w:w="80"/>
+              <w:top w:w="80" w:type="dxa"/>
+              <w:left w:w="80" w:type="dxa"/>
+              <w:bottom w:w="80" w:type="dxa"/>
+              <w:right w:w="80" w:type="dxa"/>
             </w:tcMar>
-            <w:vAlign w:val="top"/>
+            <w:vAlign w:val="center"/>
+          </w:tcPr>
+          <w:p>
+            <w:pPr>
+              <w:spacing w:line="259" w:lineRule="auto"/>
+            </w:pPr>
+            <w:r>
+              <w:rPr>
+                <w:rFonts w:ascii="Calibri" w:eastAsia="Aptos" w:hAnsi="Calibri" w:cs="Aptos"/>
+                <w:color w:val="000000"/>
+                <w:kern w:val="2"/>
+                <w:sz w:val="22"/>
+                <w:szCs w:val="22"/>
+                <w:u w:color="000000"/>
+                <w14:textOutline w14:w="0" w14:cap="flat" w14:cmpd="sng" w14:algn="ctr">
+                  <w14:noFill/>
+                  <w14:prstDash w14:val="solid"/>
+                  <w14:bevel/>
+                </w14:textOutline>
+              </w:rPr>
+              <w:t>{{</w:t>
+            </w:r>
+            <w:proofErr w:type="spellStart"/>
+            <w:r>
+              <w:rPr>
+                <w:rFonts w:ascii="Calibri" w:eastAsia="Aptos" w:hAnsi="Calibri" w:cs="Aptos"/>
+                <w:color w:val="000000"/>
+                <w:kern w:val="2"/>
+                <w:sz w:val="22"/>
+                <w:szCs w:val="22"/>
+                <w:u w:color="000000"/>
+                <w14:textOutline w14:w="0" w14:cap="flat" w14:cmpd="sng" w14:algn="ctr">
+                  <w14:noFill/>
+                  <w14:prstDash w14:val="solid"/>
+                  <w14:bevel/>
+                </w14:textOutline>
+              </w:rPr>
+              <w:t>argomento_sessione</w:t>
+            </w:r>
+            <w:proofErr w:type="spellEnd"/>
+            <w:r>
+              <w:rPr>
+                <w:rFonts w:ascii="Calibri" w:eastAsia="Aptos" w:hAnsi="Calibri" w:cs="Aptos"/>
+                <w:color w:val="000000"/>
+                <w:kern w:val="2"/>
+                <w:sz w:val="22"/>
+                <w:szCs w:val="22"/>
+                <w:u w:color="000000"/>
+                <w14:textOutline w14:w="0" w14:cap="flat" w14:cmpd="sng" w14:algn="ctr">
+                  <w14:noFill/>
+                  <w14:prstDash w14:val="solid"/>
+                  <w14:bevel/>
+                </w14:textOutline>
+              </w:rPr>
+              <w:t>}}</w:t>
+            </w:r>
+          </w:p>
+        </w:tc>
+        <w:tc>
+          <w:tcPr>
+            <w:tcW w:w="2359" w:type="dxa"/>
+            <w:tcBorders>
+              <w:top w:val="single" w:sz="4" w:space="0" w:color="000000"/>
+              <w:left w:val="single" w:sz="4" w:space="0" w:color="000000"/>
+              <w:bottom w:val="single" w:sz="4" w:space="0" w:color="000000"/>
+              <w:right w:val="single" w:sz="4" w:space="0" w:color="000000"/>
+            </w:tcBorders>
+            <w:tcMar>
+              <w:top w:w="80" w:type="dxa"/>
+              <w:left w:w="80" w:type="dxa"/>
+              <w:bottom w:w="80" w:type="dxa"/>
+              <w:right w:w="80" w:type="dxa"/>
+            </w:tcMar>
           </w:tcPr>
           <w:p>
             <w:pPr>
@@ -890,11 +1604,8 @@
             </w:pPr>
             <w:r>
               <w:rPr>
-                <w:b w:val="1"/>
-                <w:bCs w:val="1"/>
-                <w:shd w:val="nil" w:color="auto" w:fill="auto"/>
-                <w:rtl w:val="0"/>
-                <w:lang w:val="it-IT"/>
+                <w:b/>
+                <w:bCs/>
               </w:rPr>
               <w:t xml:space="preserve"> </w:t>
             </w:r>
@@ -902,27 +1613,23 @@
         </w:tc>
       </w:tr>
       <w:tr>
-        <w:tblPrEx>
-          <w:shd w:val="clear" w:color="auto" w:fill="cad1d7"/>
-        </w:tblPrEx>
         <w:trPr>
-          <w:trHeight w:val="747" w:hRule="atLeast"/>
+          <w:trHeight w:val="747"/>
         </w:trPr>
         <w:tc>
           <w:tcPr>
-            <w:tcW w:type="dxa" w:w="1386"/>
+            <w:tcW w:w="1386" w:type="dxa"/>
             <w:tcBorders>
-              <w:top w:val="single" w:color="000000" w:sz="4" w:space="0" w:shadow="0" w:frame="0"/>
-              <w:left w:val="single" w:color="000000" w:sz="4" w:space="0" w:shadow="0" w:frame="0"/>
-              <w:bottom w:val="single" w:color="000000" w:sz="4" w:space="0" w:shadow="0" w:frame="0"/>
-              <w:right w:val="single" w:color="000000" w:sz="4" w:space="0" w:shadow="0" w:frame="0"/>
+              <w:top w:val="single" w:sz="4" w:space="0" w:color="000000"/>
+              <w:left w:val="single" w:sz="4" w:space="0" w:color="000000"/>
+              <w:bottom w:val="single" w:sz="4" w:space="0" w:color="000000"/>
+              <w:right w:val="single" w:sz="4" w:space="0" w:color="000000"/>
             </w:tcBorders>
-            <w:shd w:val="clear" w:color="auto" w:fill="auto"/>
             <w:tcMar>
-              <w:top w:type="dxa" w:w="80"/>
-              <w:left w:type="dxa" w:w="80"/>
-              <w:bottom w:type="dxa" w:w="80"/>
-              <w:right w:type="dxa" w:w="131"/>
+              <w:top w:w="80" w:type="dxa"/>
+              <w:left w:w="80" w:type="dxa"/>
+              <w:bottom w:w="80" w:type="dxa"/>
+              <w:right w:w="131" w:type="dxa"/>
             </w:tcMar>
             <w:vAlign w:val="center"/>
           </w:tcPr>
@@ -934,30 +1641,24 @@
               <w:jc w:val="center"/>
             </w:pPr>
             <w:r>
-              <w:rPr>
-                <w:shd w:val="nil" w:color="auto" w:fill="auto"/>
-                <w:rtl w:val="0"/>
-                <w:lang w:val="it-IT"/>
-              </w:rPr>
-              <w:t xml:space="preserve">2 </w:t>
+              <w:t xml:space="preserve">4 </w:t>
             </w:r>
           </w:p>
         </w:tc>
         <w:tc>
           <w:tcPr>
-            <w:tcW w:type="dxa" w:w="2779"/>
+            <w:tcW w:w="2779" w:type="dxa"/>
             <w:tcBorders>
-              <w:top w:val="single" w:color="000000" w:sz="4" w:space="0" w:shadow="0" w:frame="0"/>
-              <w:left w:val="single" w:color="000000" w:sz="4" w:space="0" w:shadow="0" w:frame="0"/>
-              <w:bottom w:val="single" w:color="000000" w:sz="4" w:space="0" w:shadow="0" w:frame="0"/>
-              <w:right w:val="single" w:color="000000" w:sz="4" w:space="0" w:shadow="0" w:frame="0"/>
+              <w:top w:val="single" w:sz="4" w:space="0" w:color="000000"/>
+              <w:left w:val="single" w:sz="4" w:space="0" w:color="000000"/>
+              <w:bottom w:val="single" w:sz="4" w:space="0" w:color="000000"/>
+              <w:right w:val="single" w:sz="4" w:space="0" w:color="000000"/>
             </w:tcBorders>
-            <w:shd w:val="clear" w:color="auto" w:fill="auto"/>
             <w:tcMar>
-              <w:top w:type="dxa" w:w="80"/>
-              <w:left w:type="dxa" w:w="80"/>
-              <w:bottom w:type="dxa" w:w="80"/>
-              <w:right w:type="dxa" w:w="80"/>
+              <w:top w:w="80" w:type="dxa"/>
+              <w:left w:w="80" w:type="dxa"/>
+              <w:bottom w:w="80" w:type="dxa"/>
+              <w:right w:w="80" w:type="dxa"/>
             </w:tcMar>
             <w:vAlign w:val="center"/>
           </w:tcPr>
@@ -966,35 +1667,43 @@
               <w:pStyle w:val="Body"/>
               <w:spacing w:after="0" w:line="259" w:lineRule="auto"/>
               <w:ind w:left="0" w:right="0" w:firstLine="0"/>
-              <w:jc w:val="center"/>
-            </w:pPr>
-            <w:r>
-              <w:rPr>
-                <w:b w:val="1"/>
-                <w:bCs w:val="1"/>
-                <w:shd w:val="nil" w:color="auto" w:fill="auto"/>
-                <w:rtl w:val="0"/>
-                <w:lang w:val="it-IT"/>
-              </w:rPr>
-              <w:t>09:00:00  /   14:00:00</w:t>
+              <w:rPr>
+                <w:b/>
+                <w:bCs/>
+              </w:rPr>
+            </w:pPr>
+            <w:proofErr w:type="gramStart"/>
+            <w:r>
+              <w:rPr>
+                <w:b/>
+                <w:bCs/>
+              </w:rPr>
+              <w:t>09:00:00  /</w:t>
+            </w:r>
+            <w:proofErr w:type="gramEnd"/>
+            <w:r>
+              <w:rPr>
+                <w:b/>
+                <w:bCs/>
+              </w:rPr>
+              <w:t xml:space="preserve">   14:00:00</w:t>
             </w:r>
           </w:p>
         </w:tc>
         <w:tc>
           <w:tcPr>
-            <w:tcW w:type="dxa" w:w="2749"/>
+            <w:tcW w:w="2749" w:type="dxa"/>
             <w:tcBorders>
-              <w:top w:val="single" w:color="000000" w:sz="4" w:space="0" w:shadow="0" w:frame="0"/>
-              <w:left w:val="single" w:color="000000" w:sz="4" w:space="0" w:shadow="0" w:frame="0"/>
-              <w:bottom w:val="single" w:color="000000" w:sz="4" w:space="0" w:shadow="0" w:frame="0"/>
-              <w:right w:val="single" w:color="000000" w:sz="4" w:space="0" w:shadow="0" w:frame="0"/>
+              <w:top w:val="single" w:sz="4" w:space="0" w:color="000000"/>
+              <w:left w:val="single" w:sz="4" w:space="0" w:color="000000"/>
+              <w:bottom w:val="single" w:sz="4" w:space="0" w:color="000000"/>
+              <w:right w:val="single" w:sz="4" w:space="0" w:color="000000"/>
             </w:tcBorders>
-            <w:shd w:val="clear" w:color="auto" w:fill="auto"/>
             <w:tcMar>
-              <w:top w:type="dxa" w:w="80"/>
-              <w:left w:type="dxa" w:w="81"/>
-              <w:bottom w:type="dxa" w:w="80"/>
-              <w:right w:type="dxa" w:w="80"/>
+              <w:top w:w="80" w:type="dxa"/>
+              <w:left w:w="81" w:type="dxa"/>
+              <w:bottom w:w="80" w:type="dxa"/>
+              <w:right w:w="80" w:type="dxa"/>
             </w:tcMar>
             <w:vAlign w:val="center"/>
           </w:tcPr>
@@ -1003,35 +1712,43 @@
               <w:pStyle w:val="Body"/>
               <w:spacing w:after="0" w:line="259" w:lineRule="auto"/>
               <w:ind w:left="1" w:right="0" w:firstLine="0"/>
-              <w:jc w:val="center"/>
-            </w:pPr>
-            <w:r>
-              <w:rPr>
-                <w:b w:val="1"/>
-                <w:bCs w:val="1"/>
-                <w:shd w:val="nil" w:color="auto" w:fill="auto"/>
-                <w:rtl w:val="0"/>
-                <w:lang w:val="it-IT"/>
-              </w:rPr>
-              <w:t>13:00:00  /  17:00:00</w:t>
+              <w:rPr>
+                <w:b/>
+                <w:bCs/>
+              </w:rPr>
+            </w:pPr>
+            <w:proofErr w:type="gramStart"/>
+            <w:r>
+              <w:rPr>
+                <w:b/>
+                <w:bCs/>
+              </w:rPr>
+              <w:t>13:00:00  /</w:t>
+            </w:r>
+            <w:proofErr w:type="gramEnd"/>
+            <w:r>
+              <w:rPr>
+                <w:b/>
+                <w:bCs/>
+              </w:rPr>
+              <w:t xml:space="preserve">  17:00:00</w:t>
             </w:r>
           </w:p>
         </w:tc>
         <w:tc>
           <w:tcPr>
-            <w:tcW w:type="dxa" w:w="2520"/>
+            <w:tcW w:w="2520" w:type="dxa"/>
             <w:tcBorders>
-              <w:top w:val="single" w:color="000000" w:sz="4" w:space="0" w:shadow="0" w:frame="0"/>
-              <w:left w:val="single" w:color="000000" w:sz="4" w:space="0" w:shadow="0" w:frame="0"/>
-              <w:bottom w:val="single" w:color="000000" w:sz="4" w:space="0" w:shadow="0" w:frame="0"/>
-              <w:right w:val="single" w:color="000000" w:sz="4" w:space="0" w:shadow="0" w:frame="0"/>
+              <w:top w:val="single" w:sz="4" w:space="0" w:color="000000"/>
+              <w:left w:val="single" w:sz="4" w:space="0" w:color="000000"/>
+              <w:bottom w:val="single" w:sz="4" w:space="0" w:color="000000"/>
+              <w:right w:val="single" w:sz="4" w:space="0" w:color="000000"/>
             </w:tcBorders>
-            <w:shd w:val="clear" w:color="auto" w:fill="auto"/>
             <w:tcMar>
-              <w:top w:type="dxa" w:w="80"/>
-              <w:left w:type="dxa" w:w="80"/>
-              <w:bottom w:type="dxa" w:w="80"/>
-              <w:right w:type="dxa" w:w="80"/>
+              <w:top w:w="80" w:type="dxa"/>
+              <w:left w:w="80" w:type="dxa"/>
+              <w:bottom w:w="80" w:type="dxa"/>
+              <w:right w:w="80" w:type="dxa"/>
             </w:tcMar>
             <w:vAlign w:val="center"/>
           </w:tcPr>
@@ -1041,29 +1758,32 @@
               <w:spacing w:after="0" w:line="259" w:lineRule="auto"/>
               <w:ind w:left="0" w:right="0" w:firstLine="0"/>
               <w:rPr>
-                <w:b w:val="1"/>
-                <w:bCs w:val="1"/>
-                <w:lang w:val="it-IT"/>
-              </w:rPr>
-            </w:pPr>
-            <w:r>
-              <w:rPr>
-                <w:b w:val="1"/>
-                <w:bCs w:val="1"/>
-                <w:shd w:val="nil" w:color="auto" w:fill="auto"/>
-                <w:rtl w:val="0"/>
-                <w:lang w:val="it-IT"/>
-              </w:rPr>
-              <w:t xml:space="preserve">        </w:t>
-            </w:r>
-            <w:r>
-              <w:rPr>
-                <w:b w:val="1"/>
-                <w:bCs w:val="1"/>
-                <w:rtl w:val="0"/>
-                <w:lang w:val="it-IT"/>
-              </w:rPr>
-              <w:t xml:space="preserve">{{ora_inizio}} </w:t>
+                <w:b/>
+                <w:bCs/>
+              </w:rPr>
+            </w:pPr>
+            <w:r>
+              <w:rPr>
+                <w:b/>
+                <w:bCs/>
+              </w:rPr>
+              <w:t xml:space="preserve">        {{</w:t>
+            </w:r>
+            <w:proofErr w:type="spellStart"/>
+            <w:r>
+              <w:rPr>
+                <w:b/>
+                <w:bCs/>
+              </w:rPr>
+              <w:t>ora_inizio</w:t>
+            </w:r>
+            <w:proofErr w:type="spellEnd"/>
+            <w:r>
+              <w:rPr>
+                <w:b/>
+                <w:bCs/>
+              </w:rPr>
+              <w:t xml:space="preserve">}} </w:t>
             </w:r>
           </w:p>
           <w:p>
@@ -1074,132 +1794,150 @@
                 <w:tab w:val="left" w:pos="1440"/>
                 <w:tab w:val="left" w:pos="2160"/>
               </w:tabs>
-              <w:suppressAutoHyphens w:val="1"/>
+              <w:suppressAutoHyphens/>
               <w:spacing w:before="0" w:line="240" w:lineRule="auto"/>
-              <w:jc w:val="left"/>
-            </w:pPr>
-            <w:r>
-              <w:rPr>
-                <w:rFonts w:ascii="Monaco" w:hAnsi="Monaco"/>
-                <w:outline w:val="0"/>
-                <w:color w:val="3b3b3b"/>
-                <w:sz w:val="17"/>
-                <w:szCs w:val="17"/>
-                <w:shd w:val="clear" w:color="auto" w:fill="81838e"/>
-                <w:rtl w:val="0"/>
-                <w:lang w:val="en-US"/>
-                <w14:textFill>
-                  <w14:solidFill>
-                    <w14:srgbClr w14:val="3B3B3B"/>
-                  </w14:solidFill>
-                </w14:textFill>
-              </w:rPr>
-              <w:t>{{ora_fine}}</w:t>
-            </w:r>
-            <w:r>
-              <w:rPr>
-                <w:rFonts w:ascii="Helvetica" w:cs="Helvetica" w:hAnsi="Helvetica" w:eastAsia="Helvetica"/>
-                <w:outline w:val="0"/>
-                <w:color w:val="374151"/>
-                <w:sz w:val="21"/>
-                <w:szCs w:val="21"/>
-                <w:shd w:val="clear" w:color="auto" w:fill="ffffff"/>
-                <w14:textFill>
-                  <w14:solidFill>
-                    <w14:srgbClr w14:val="374151"/>
-                  </w14:solidFill>
-                </w14:textFill>
-              </w:rPr>
+              <w:rPr>
+                <w:rFonts w:ascii="Calibri" w:hAnsi="Calibri"/>
+                <w:b/>
+                <w:bCs/>
+                <w:kern w:val="2"/>
+                <w:sz w:val="22"/>
+                <w:szCs w:val="22"/>
+                <w:u w:color="000000"/>
+                <w:lang w:val="it-IT"/>
+              </w:rPr>
+            </w:pPr>
+            <w:r>
+              <w:rPr>
+                <w:rFonts w:ascii="Calibri" w:hAnsi="Calibri"/>
+                <w:b/>
+                <w:bCs/>
+                <w:kern w:val="2"/>
+                <w:sz w:val="22"/>
+                <w:szCs w:val="22"/>
+                <w:u w:color="000000"/>
+                <w:lang w:val="it-IT"/>
+              </w:rPr>
+              <w:t>{{</w:t>
+            </w:r>
+            <w:proofErr w:type="spellStart"/>
+            <w:r>
+              <w:rPr>
+                <w:rFonts w:ascii="Calibri" w:hAnsi="Calibri"/>
+                <w:b/>
+                <w:bCs/>
+                <w:kern w:val="2"/>
+                <w:sz w:val="22"/>
+                <w:szCs w:val="22"/>
+                <w:u w:color="000000"/>
+                <w:lang w:val="it-IT"/>
+              </w:rPr>
+              <w:t>ora_fine</w:t>
+            </w:r>
+            <w:proofErr w:type="spellEnd"/>
+            <w:r>
+              <w:rPr>
+                <w:rFonts w:ascii="Calibri" w:hAnsi="Calibri"/>
+                <w:b/>
+                <w:bCs/>
+                <w:kern w:val="2"/>
+                <w:sz w:val="22"/>
+                <w:szCs w:val="22"/>
+                <w:u w:color="000000"/>
+                <w:lang w:val="it-IT"/>
+              </w:rPr>
+              <w:t>}}</w:t>
             </w:r>
           </w:p>
         </w:tc>
         <w:tc>
           <w:tcPr>
-            <w:tcW w:type="dxa" w:w="2487"/>
+            <w:tcW w:w="2487" w:type="dxa"/>
             <w:tcBorders>
-              <w:top w:val="single" w:color="000000" w:sz="4" w:space="0" w:shadow="0" w:frame="0"/>
-              <w:left w:val="single" w:color="000000" w:sz="4" w:space="0" w:shadow="0" w:frame="0"/>
-              <w:bottom w:val="single" w:color="000000" w:sz="4" w:space="0" w:shadow="0" w:frame="0"/>
-              <w:right w:val="single" w:color="000000" w:sz="4" w:space="0" w:shadow="0" w:frame="0"/>
+              <w:top w:val="single" w:sz="4" w:space="0" w:color="000000"/>
+              <w:left w:val="single" w:sz="4" w:space="0" w:color="000000"/>
+              <w:bottom w:val="single" w:sz="4" w:space="0" w:color="000000"/>
+              <w:right w:val="single" w:sz="4" w:space="0" w:color="000000"/>
             </w:tcBorders>
-            <w:shd w:val="clear" w:color="auto" w:fill="auto"/>
             <w:tcMar>
-              <w:top w:type="dxa" w:w="80"/>
-              <w:left w:type="dxa" w:w="80"/>
-              <w:bottom w:type="dxa" w:w="80"/>
-              <w:right w:type="dxa" w:w="80"/>
+              <w:top w:w="80" w:type="dxa"/>
+              <w:left w:w="80" w:type="dxa"/>
+              <w:bottom w:w="80" w:type="dxa"/>
+              <w:right w:w="80" w:type="dxa"/>
             </w:tcMar>
             <w:vAlign w:val="center"/>
           </w:tcPr>
           <w:p>
             <w:pPr>
-              <w:keepNext w:val="0"/>
-              <w:keepLines w:val="0"/>
-              <w:pageBreakBefore w:val="0"/>
-              <w:widowControl w:val="1"/>
-              <w:shd w:val="clear" w:color="auto" w:fill="auto"/>
-              <w:suppressAutoHyphens w:val="0"/>
-              <w:bidi w:val="0"/>
-              <w:spacing w:before="0" w:after="0" w:line="259" w:lineRule="auto"/>
-              <w:ind w:left="0" w:right="0" w:firstLine="0"/>
-              <w:jc w:val="left"/>
-              <w:outlineLvl w:val="9"/>
-              <w:rPr>
-                <w:rtl w:val="0"/>
-              </w:rPr>
-            </w:pPr>
-            <w:r>
-              <w:rPr>
-                <w:rFonts w:ascii="Calibri" w:cs="Aptos" w:hAnsi="Calibri" w:eastAsia="Aptos"/>
-                <w:b w:val="0"/>
-                <w:bCs w:val="0"/>
-                <w:i w:val="0"/>
-                <w:iCs w:val="0"/>
-                <w:caps w:val="0"/>
-                <w:smallCaps w:val="0"/>
-                <w:strike w:val="0"/>
-                <w:dstrike w:val="0"/>
-                <w:outline w:val="0"/>
+              <w:spacing w:line="259" w:lineRule="auto"/>
+            </w:pPr>
+            <w:r>
+              <w:rPr>
+                <w:rFonts w:ascii="Calibri" w:eastAsia="Aptos" w:hAnsi="Calibri" w:cs="Aptos"/>
                 <w:color w:val="000000"/>
-                <w:spacing w:val="0"/>
                 <w:kern w:val="2"/>
-                <w:position w:val="0"/>
                 <w:sz w:val="22"/>
                 <w:szCs w:val="22"/>
-                <w:u w:val="none" w:color="000000"/>
-                <w:shd w:val="nil" w:color="auto" w:fill="auto"/>
-                <w:vertAlign w:val="baseline"/>
-                <w:rtl w:val="0"/>
-                <w14:textOutline>
+                <w:u w:color="000000"/>
+                <w14:textOutline w14:w="0" w14:cap="flat" w14:cmpd="sng" w14:algn="ctr">
                   <w14:noFill/>
+                  <w14:prstDash w14:val="solid"/>
+                  <w14:bevel/>
                 </w14:textOutline>
-                <w14:textFill>
-                  <w14:solidFill>
-                    <w14:srgbClr w14:val="000000"/>
-                  </w14:solidFill>
-                </w14:textFill>
-              </w:rPr>
-              <w:t>{{argomento_sessione}}</w:t>
+              </w:rPr>
+              <w:t>{{</w:t>
+            </w:r>
+            <w:proofErr w:type="spellStart"/>
+            <w:r>
+              <w:rPr>
+                <w:rFonts w:ascii="Calibri" w:eastAsia="Aptos" w:hAnsi="Calibri" w:cs="Aptos"/>
+                <w:color w:val="000000"/>
+                <w:kern w:val="2"/>
+                <w:sz w:val="22"/>
+                <w:szCs w:val="22"/>
+                <w:u w:color="000000"/>
+                <w14:textOutline w14:w="0" w14:cap="flat" w14:cmpd="sng" w14:algn="ctr">
+                  <w14:noFill/>
+                  <w14:prstDash w14:val="solid"/>
+                  <w14:bevel/>
+                </w14:textOutline>
+              </w:rPr>
+              <w:t>argomento_sessione</w:t>
+            </w:r>
+            <w:proofErr w:type="spellEnd"/>
+            <w:r>
+              <w:rPr>
+                <w:rFonts w:ascii="Calibri" w:eastAsia="Aptos" w:hAnsi="Calibri" w:cs="Aptos"/>
+                <w:color w:val="000000"/>
+                <w:kern w:val="2"/>
+                <w:sz w:val="22"/>
+                <w:szCs w:val="22"/>
+                <w:u w:color="000000"/>
+                <w14:textOutline w14:w="0" w14:cap="flat" w14:cmpd="sng" w14:algn="ctr">
+                  <w14:noFill/>
+                  <w14:prstDash w14:val="solid"/>
+                  <w14:bevel/>
+                </w14:textOutline>
+              </w:rPr>
+              <w:t>}}</w:t>
             </w:r>
           </w:p>
         </w:tc>
         <w:tc>
           <w:tcPr>
-            <w:tcW w:type="dxa" w:w="2359"/>
+            <w:tcW w:w="2359" w:type="dxa"/>
             <w:tcBorders>
-              <w:top w:val="single" w:color="000000" w:sz="4" w:space="0" w:shadow="0" w:frame="0"/>
-              <w:left w:val="single" w:color="000000" w:sz="4" w:space="0" w:shadow="0" w:frame="0"/>
-              <w:bottom w:val="single" w:color="000000" w:sz="4" w:space="0" w:shadow="0" w:frame="0"/>
-              <w:right w:val="single" w:color="000000" w:sz="4" w:space="0" w:shadow="0" w:frame="0"/>
+              <w:top w:val="single" w:sz="4" w:space="0" w:color="000000"/>
+              <w:left w:val="single" w:sz="4" w:space="0" w:color="000000"/>
+              <w:bottom w:val="single" w:sz="4" w:space="0" w:color="000000"/>
+              <w:right w:val="single" w:sz="4" w:space="0" w:color="000000"/>
             </w:tcBorders>
-            <w:shd w:val="clear" w:color="auto" w:fill="auto"/>
             <w:tcMar>
-              <w:top w:type="dxa" w:w="80"/>
-              <w:left w:type="dxa" w:w="80"/>
-              <w:bottom w:type="dxa" w:w="80"/>
-              <w:right w:type="dxa" w:w="80"/>
+              <w:top w:w="80" w:type="dxa"/>
+              <w:left w:w="80" w:type="dxa"/>
+              <w:bottom w:w="80" w:type="dxa"/>
+              <w:right w:w="80" w:type="dxa"/>
             </w:tcMar>
-            <w:vAlign w:val="top"/>
           </w:tcPr>
           <w:p>
             <w:pPr>
@@ -1209,11 +1947,8 @@
             </w:pPr>
             <w:r>
               <w:rPr>
-                <w:b w:val="1"/>
-                <w:bCs w:val="1"/>
-                <w:shd w:val="nil" w:color="auto" w:fill="auto"/>
-                <w:rtl w:val="0"/>
-                <w:lang w:val="it-IT"/>
+                <w:b/>
+                <w:bCs/>
               </w:rPr>
               <w:t xml:space="preserve"> </w:t>
             </w:r>
@@ -1221,27 +1956,23 @@
         </w:tc>
       </w:tr>
       <w:tr>
-        <w:tblPrEx>
-          <w:shd w:val="clear" w:color="auto" w:fill="cad1d7"/>
-        </w:tblPrEx>
         <w:trPr>
-          <w:trHeight w:val="747" w:hRule="atLeast"/>
+          <w:trHeight w:val="747"/>
         </w:trPr>
         <w:tc>
           <w:tcPr>
-            <w:tcW w:type="dxa" w:w="1386"/>
+            <w:tcW w:w="1386" w:type="dxa"/>
             <w:tcBorders>
-              <w:top w:val="single" w:color="000000" w:sz="4" w:space="0" w:shadow="0" w:frame="0"/>
-              <w:left w:val="single" w:color="000000" w:sz="4" w:space="0" w:shadow="0" w:frame="0"/>
-              <w:bottom w:val="single" w:color="000000" w:sz="4" w:space="0" w:shadow="0" w:frame="0"/>
-              <w:right w:val="single" w:color="000000" w:sz="4" w:space="0" w:shadow="0" w:frame="0"/>
+              <w:top w:val="single" w:sz="4" w:space="0" w:color="000000"/>
+              <w:left w:val="single" w:sz="4" w:space="0" w:color="000000"/>
+              <w:bottom w:val="single" w:sz="4" w:space="0" w:color="000000"/>
+              <w:right w:val="single" w:sz="4" w:space="0" w:color="000000"/>
             </w:tcBorders>
-            <w:shd w:val="clear" w:color="auto" w:fill="auto"/>
             <w:tcMar>
-              <w:top w:type="dxa" w:w="80"/>
-              <w:left w:type="dxa" w:w="80"/>
-              <w:bottom w:type="dxa" w:w="80"/>
-              <w:right w:type="dxa" w:w="131"/>
+              <w:top w:w="80" w:type="dxa"/>
+              <w:left w:w="80" w:type="dxa"/>
+              <w:bottom w:w="80" w:type="dxa"/>
+              <w:right w:w="131" w:type="dxa"/>
             </w:tcMar>
             <w:vAlign w:val="center"/>
           </w:tcPr>
@@ -1253,30 +1984,24 @@
               <w:jc w:val="center"/>
             </w:pPr>
             <w:r>
-              <w:rPr>
-                <w:shd w:val="nil" w:color="auto" w:fill="auto"/>
-                <w:rtl w:val="0"/>
-                <w:lang w:val="it-IT"/>
-              </w:rPr>
-              <w:t xml:space="preserve">3 </w:t>
+              <w:t xml:space="preserve">5 </w:t>
             </w:r>
           </w:p>
         </w:tc>
         <w:tc>
           <w:tcPr>
-            <w:tcW w:type="dxa" w:w="2779"/>
+            <w:tcW w:w="2779" w:type="dxa"/>
             <w:tcBorders>
-              <w:top w:val="single" w:color="000000" w:sz="4" w:space="0" w:shadow="0" w:frame="0"/>
-              <w:left w:val="single" w:color="000000" w:sz="4" w:space="0" w:shadow="0" w:frame="0"/>
-              <w:bottom w:val="single" w:color="000000" w:sz="4" w:space="0" w:shadow="0" w:frame="0"/>
-              <w:right w:val="single" w:color="000000" w:sz="4" w:space="0" w:shadow="0" w:frame="0"/>
+              <w:top w:val="single" w:sz="4" w:space="0" w:color="000000"/>
+              <w:left w:val="single" w:sz="4" w:space="0" w:color="000000"/>
+              <w:bottom w:val="single" w:sz="4" w:space="0" w:color="000000"/>
+              <w:right w:val="single" w:sz="4" w:space="0" w:color="000000"/>
             </w:tcBorders>
-            <w:shd w:val="clear" w:color="auto" w:fill="auto"/>
             <w:tcMar>
-              <w:top w:type="dxa" w:w="80"/>
-              <w:left w:type="dxa" w:w="80"/>
-              <w:bottom w:type="dxa" w:w="80"/>
-              <w:right w:type="dxa" w:w="80"/>
+              <w:top w:w="80" w:type="dxa"/>
+              <w:left w:w="80" w:type="dxa"/>
+              <w:bottom w:w="80" w:type="dxa"/>
+              <w:right w:w="80" w:type="dxa"/>
             </w:tcMar>
             <w:vAlign w:val="center"/>
           </w:tcPr>
@@ -1285,35 +2010,43 @@
               <w:pStyle w:val="Body"/>
               <w:spacing w:after="0" w:line="259" w:lineRule="auto"/>
               <w:ind w:left="0" w:right="0" w:firstLine="0"/>
-              <w:jc w:val="center"/>
-            </w:pPr>
-            <w:r>
-              <w:rPr>
-                <w:b w:val="1"/>
-                <w:bCs w:val="1"/>
-                <w:shd w:val="nil" w:color="auto" w:fill="auto"/>
-                <w:rtl w:val="0"/>
-                <w:lang w:val="it-IT"/>
-              </w:rPr>
-              <w:t>09:00:00  /   14:00:00</w:t>
+              <w:rPr>
+                <w:b/>
+                <w:bCs/>
+              </w:rPr>
+            </w:pPr>
+            <w:proofErr w:type="gramStart"/>
+            <w:r>
+              <w:rPr>
+                <w:b/>
+                <w:bCs/>
+              </w:rPr>
+              <w:t>09:00:00  /</w:t>
+            </w:r>
+            <w:proofErr w:type="gramEnd"/>
+            <w:r>
+              <w:rPr>
+                <w:b/>
+                <w:bCs/>
+              </w:rPr>
+              <w:t xml:space="preserve">   14:00:00</w:t>
             </w:r>
           </w:p>
         </w:tc>
         <w:tc>
           <w:tcPr>
-            <w:tcW w:type="dxa" w:w="2749"/>
+            <w:tcW w:w="2749" w:type="dxa"/>
             <w:tcBorders>
-              <w:top w:val="single" w:color="000000" w:sz="4" w:space="0" w:shadow="0" w:frame="0"/>
-              <w:left w:val="single" w:color="000000" w:sz="4" w:space="0" w:shadow="0" w:frame="0"/>
-              <w:bottom w:val="single" w:color="000000" w:sz="4" w:space="0" w:shadow="0" w:frame="0"/>
-              <w:right w:val="single" w:color="000000" w:sz="4" w:space="0" w:shadow="0" w:frame="0"/>
+              <w:top w:val="single" w:sz="4" w:space="0" w:color="000000"/>
+              <w:left w:val="single" w:sz="4" w:space="0" w:color="000000"/>
+              <w:bottom w:val="single" w:sz="4" w:space="0" w:color="000000"/>
+              <w:right w:val="single" w:sz="4" w:space="0" w:color="000000"/>
             </w:tcBorders>
-            <w:shd w:val="clear" w:color="auto" w:fill="auto"/>
             <w:tcMar>
-              <w:top w:type="dxa" w:w="80"/>
-              <w:left w:type="dxa" w:w="81"/>
-              <w:bottom w:type="dxa" w:w="80"/>
-              <w:right w:type="dxa" w:w="80"/>
+              <w:top w:w="80" w:type="dxa"/>
+              <w:left w:w="81" w:type="dxa"/>
+              <w:bottom w:w="80" w:type="dxa"/>
+              <w:right w:w="80" w:type="dxa"/>
             </w:tcMar>
             <w:vAlign w:val="center"/>
           </w:tcPr>
@@ -1322,35 +2055,43 @@
               <w:pStyle w:val="Body"/>
               <w:spacing w:after="0" w:line="259" w:lineRule="auto"/>
               <w:ind w:left="1" w:right="0" w:firstLine="0"/>
-              <w:jc w:val="center"/>
-            </w:pPr>
-            <w:r>
-              <w:rPr>
-                <w:b w:val="1"/>
-                <w:bCs w:val="1"/>
-                <w:shd w:val="nil" w:color="auto" w:fill="auto"/>
-                <w:rtl w:val="0"/>
-                <w:lang w:val="it-IT"/>
-              </w:rPr>
-              <w:t>13:00:00  /  17:00:00</w:t>
+              <w:rPr>
+                <w:b/>
+                <w:bCs/>
+              </w:rPr>
+            </w:pPr>
+            <w:proofErr w:type="gramStart"/>
+            <w:r>
+              <w:rPr>
+                <w:b/>
+                <w:bCs/>
+              </w:rPr>
+              <w:t>13:00:00  /</w:t>
+            </w:r>
+            <w:proofErr w:type="gramEnd"/>
+            <w:r>
+              <w:rPr>
+                <w:b/>
+                <w:bCs/>
+              </w:rPr>
+              <w:t xml:space="preserve">  17:00:00</w:t>
             </w:r>
           </w:p>
         </w:tc>
         <w:tc>
           <w:tcPr>
-            <w:tcW w:type="dxa" w:w="2520"/>
+            <w:tcW w:w="2520" w:type="dxa"/>
             <w:tcBorders>
-              <w:top w:val="single" w:color="000000" w:sz="4" w:space="0" w:shadow="0" w:frame="0"/>
-              <w:left w:val="single" w:color="000000" w:sz="4" w:space="0" w:shadow="0" w:frame="0"/>
-              <w:bottom w:val="single" w:color="000000" w:sz="4" w:space="0" w:shadow="0" w:frame="0"/>
-              <w:right w:val="single" w:color="000000" w:sz="4" w:space="0" w:shadow="0" w:frame="0"/>
+              <w:top w:val="single" w:sz="4" w:space="0" w:color="000000"/>
+              <w:left w:val="single" w:sz="4" w:space="0" w:color="000000"/>
+              <w:bottom w:val="single" w:sz="4" w:space="0" w:color="000000"/>
+              <w:right w:val="single" w:sz="4" w:space="0" w:color="000000"/>
             </w:tcBorders>
-            <w:shd w:val="clear" w:color="auto" w:fill="auto"/>
             <w:tcMar>
-              <w:top w:type="dxa" w:w="80"/>
-              <w:left w:type="dxa" w:w="80"/>
-              <w:bottom w:type="dxa" w:w="80"/>
-              <w:right w:type="dxa" w:w="80"/>
+              <w:top w:w="80" w:type="dxa"/>
+              <w:left w:w="80" w:type="dxa"/>
+              <w:bottom w:w="80" w:type="dxa"/>
+              <w:right w:w="80" w:type="dxa"/>
             </w:tcMar>
             <w:vAlign w:val="center"/>
           </w:tcPr>
@@ -1360,29 +2101,32 @@
               <w:spacing w:after="0" w:line="259" w:lineRule="auto"/>
               <w:ind w:left="0" w:right="0" w:firstLine="0"/>
               <w:rPr>
-                <w:b w:val="1"/>
-                <w:bCs w:val="1"/>
-                <w:lang w:val="it-IT"/>
-              </w:rPr>
-            </w:pPr>
-            <w:r>
-              <w:rPr>
-                <w:b w:val="1"/>
-                <w:bCs w:val="1"/>
-                <w:shd w:val="nil" w:color="auto" w:fill="auto"/>
-                <w:rtl w:val="0"/>
-                <w:lang w:val="it-IT"/>
-              </w:rPr>
-              <w:t xml:space="preserve">        </w:t>
-            </w:r>
-            <w:r>
-              <w:rPr>
-                <w:b w:val="1"/>
-                <w:bCs w:val="1"/>
-                <w:rtl w:val="0"/>
-                <w:lang w:val="it-IT"/>
-              </w:rPr>
-              <w:t xml:space="preserve">{{ora_inizio}} </w:t>
+                <w:b/>
+                <w:bCs/>
+              </w:rPr>
+            </w:pPr>
+            <w:r>
+              <w:rPr>
+                <w:b/>
+                <w:bCs/>
+              </w:rPr>
+              <w:t xml:space="preserve">         {{</w:t>
+            </w:r>
+            <w:proofErr w:type="spellStart"/>
+            <w:r>
+              <w:rPr>
+                <w:b/>
+                <w:bCs/>
+              </w:rPr>
+              <w:t>ora_inizio</w:t>
+            </w:r>
+            <w:proofErr w:type="spellEnd"/>
+            <w:r>
+              <w:rPr>
+                <w:b/>
+                <w:bCs/>
+              </w:rPr>
+              <w:t xml:space="preserve">}} </w:t>
             </w:r>
           </w:p>
           <w:p>
@@ -1393,132 +2137,150 @@
                 <w:tab w:val="left" w:pos="1440"/>
                 <w:tab w:val="left" w:pos="2160"/>
               </w:tabs>
-              <w:suppressAutoHyphens w:val="1"/>
+              <w:suppressAutoHyphens/>
               <w:spacing w:before="0" w:line="240" w:lineRule="auto"/>
-              <w:jc w:val="left"/>
-            </w:pPr>
-            <w:r>
-              <w:rPr>
-                <w:rFonts w:ascii="Monaco" w:hAnsi="Monaco"/>
-                <w:outline w:val="0"/>
-                <w:color w:val="3b3b3b"/>
-                <w:sz w:val="17"/>
-                <w:szCs w:val="17"/>
-                <w:shd w:val="clear" w:color="auto" w:fill="81838e"/>
-                <w:rtl w:val="0"/>
-                <w:lang w:val="en-US"/>
-                <w14:textFill>
-                  <w14:solidFill>
-                    <w14:srgbClr w14:val="3B3B3B"/>
-                  </w14:solidFill>
-                </w14:textFill>
-              </w:rPr>
-              <w:t>{{ora_fine}}</w:t>
-            </w:r>
-            <w:r>
-              <w:rPr>
-                <w:rFonts w:ascii="Helvetica" w:cs="Helvetica" w:hAnsi="Helvetica" w:eastAsia="Helvetica"/>
-                <w:outline w:val="0"/>
-                <w:color w:val="374151"/>
-                <w:sz w:val="21"/>
-                <w:szCs w:val="21"/>
-                <w:shd w:val="clear" w:color="auto" w:fill="ffffff"/>
-                <w14:textFill>
-                  <w14:solidFill>
-                    <w14:srgbClr w14:val="374151"/>
-                  </w14:solidFill>
-                </w14:textFill>
-              </w:rPr>
+              <w:rPr>
+                <w:rFonts w:ascii="Calibri" w:hAnsi="Calibri"/>
+                <w:b/>
+                <w:bCs/>
+                <w:kern w:val="2"/>
+                <w:sz w:val="22"/>
+                <w:szCs w:val="22"/>
+                <w:u w:color="000000"/>
+                <w:lang w:val="it-IT"/>
+              </w:rPr>
+            </w:pPr>
+            <w:r>
+              <w:rPr>
+                <w:rFonts w:ascii="Calibri" w:hAnsi="Calibri"/>
+                <w:b/>
+                <w:bCs/>
+                <w:kern w:val="2"/>
+                <w:sz w:val="22"/>
+                <w:szCs w:val="22"/>
+                <w:u w:color="000000"/>
+                <w:lang w:val="it-IT"/>
+              </w:rPr>
+              <w:t>{{</w:t>
+            </w:r>
+            <w:proofErr w:type="spellStart"/>
+            <w:r>
+              <w:rPr>
+                <w:rFonts w:ascii="Calibri" w:hAnsi="Calibri"/>
+                <w:b/>
+                <w:bCs/>
+                <w:kern w:val="2"/>
+                <w:sz w:val="22"/>
+                <w:szCs w:val="22"/>
+                <w:u w:color="000000"/>
+                <w:lang w:val="it-IT"/>
+              </w:rPr>
+              <w:t>ora_fine</w:t>
+            </w:r>
+            <w:proofErr w:type="spellEnd"/>
+            <w:r>
+              <w:rPr>
+                <w:rFonts w:ascii="Calibri" w:hAnsi="Calibri"/>
+                <w:b/>
+                <w:bCs/>
+                <w:kern w:val="2"/>
+                <w:sz w:val="22"/>
+                <w:szCs w:val="22"/>
+                <w:u w:color="000000"/>
+                <w:lang w:val="it-IT"/>
+              </w:rPr>
+              <w:t>}}</w:t>
             </w:r>
           </w:p>
         </w:tc>
         <w:tc>
           <w:tcPr>
-            <w:tcW w:type="dxa" w:w="2487"/>
+            <w:tcW w:w="2487" w:type="dxa"/>
             <w:tcBorders>
-              <w:top w:val="single" w:color="000000" w:sz="4" w:space="0" w:shadow="0" w:frame="0"/>
-              <w:left w:val="single" w:color="000000" w:sz="4" w:space="0" w:shadow="0" w:frame="0"/>
-              <w:bottom w:val="single" w:color="000000" w:sz="4" w:space="0" w:shadow="0" w:frame="0"/>
-              <w:right w:val="single" w:color="000000" w:sz="4" w:space="0" w:shadow="0" w:frame="0"/>
+              <w:top w:val="single" w:sz="4" w:space="0" w:color="000000"/>
+              <w:left w:val="single" w:sz="4" w:space="0" w:color="000000"/>
+              <w:bottom w:val="single" w:sz="4" w:space="0" w:color="000000"/>
+              <w:right w:val="single" w:sz="4" w:space="0" w:color="000000"/>
             </w:tcBorders>
-            <w:shd w:val="clear" w:color="auto" w:fill="auto"/>
             <w:tcMar>
-              <w:top w:type="dxa" w:w="80"/>
-              <w:left w:type="dxa" w:w="80"/>
-              <w:bottom w:type="dxa" w:w="80"/>
-              <w:right w:type="dxa" w:w="80"/>
+              <w:top w:w="80" w:type="dxa"/>
+              <w:left w:w="80" w:type="dxa"/>
+              <w:bottom w:w="80" w:type="dxa"/>
+              <w:right w:w="80" w:type="dxa"/>
             </w:tcMar>
             <w:vAlign w:val="center"/>
           </w:tcPr>
           <w:p>
             <w:pPr>
-              <w:keepNext w:val="0"/>
-              <w:keepLines w:val="0"/>
-              <w:pageBreakBefore w:val="0"/>
-              <w:widowControl w:val="1"/>
-              <w:shd w:val="clear" w:color="auto" w:fill="auto"/>
-              <w:suppressAutoHyphens w:val="0"/>
-              <w:bidi w:val="0"/>
-              <w:spacing w:before="0" w:after="0" w:line="259" w:lineRule="auto"/>
-              <w:ind w:left="0" w:right="0" w:firstLine="0"/>
-              <w:jc w:val="left"/>
-              <w:outlineLvl w:val="9"/>
-              <w:rPr>
-                <w:rtl w:val="0"/>
-              </w:rPr>
-            </w:pPr>
-            <w:r>
-              <w:rPr>
-                <w:rFonts w:ascii="Calibri" w:cs="Aptos" w:hAnsi="Calibri" w:eastAsia="Aptos"/>
-                <w:b w:val="0"/>
-                <w:bCs w:val="0"/>
-                <w:i w:val="0"/>
-                <w:iCs w:val="0"/>
-                <w:caps w:val="0"/>
-                <w:smallCaps w:val="0"/>
-                <w:strike w:val="0"/>
-                <w:dstrike w:val="0"/>
-                <w:outline w:val="0"/>
+              <w:spacing w:line="259" w:lineRule="auto"/>
+            </w:pPr>
+            <w:r>
+              <w:rPr>
+                <w:rFonts w:ascii="Calibri" w:eastAsia="Aptos" w:hAnsi="Calibri" w:cs="Aptos"/>
                 <w:color w:val="000000"/>
-                <w:spacing w:val="0"/>
                 <w:kern w:val="2"/>
-                <w:position w:val="0"/>
                 <w:sz w:val="22"/>
                 <w:szCs w:val="22"/>
-                <w:u w:val="none" w:color="000000"/>
-                <w:shd w:val="nil" w:color="auto" w:fill="auto"/>
-                <w:vertAlign w:val="baseline"/>
-                <w:rtl w:val="0"/>
-                <w14:textOutline>
+                <w:u w:color="000000"/>
+                <w14:textOutline w14:w="0" w14:cap="flat" w14:cmpd="sng" w14:algn="ctr">
                   <w14:noFill/>
+                  <w14:prstDash w14:val="solid"/>
+                  <w14:bevel/>
                 </w14:textOutline>
-                <w14:textFill>
-                  <w14:solidFill>
-                    <w14:srgbClr w14:val="000000"/>
-                  </w14:solidFill>
-                </w14:textFill>
-              </w:rPr>
-              <w:t>{{argomento_sessione}}</w:t>
+              </w:rPr>
+              <w:t>{{</w:t>
+            </w:r>
+            <w:proofErr w:type="spellStart"/>
+            <w:r>
+              <w:rPr>
+                <w:rFonts w:ascii="Calibri" w:eastAsia="Aptos" w:hAnsi="Calibri" w:cs="Aptos"/>
+                <w:color w:val="000000"/>
+                <w:kern w:val="2"/>
+                <w:sz w:val="22"/>
+                <w:szCs w:val="22"/>
+                <w:u w:color="000000"/>
+                <w14:textOutline w14:w="0" w14:cap="flat" w14:cmpd="sng" w14:algn="ctr">
+                  <w14:noFill/>
+                  <w14:prstDash w14:val="solid"/>
+                  <w14:bevel/>
+                </w14:textOutline>
+              </w:rPr>
+              <w:t>argomento_sessione</w:t>
+            </w:r>
+            <w:proofErr w:type="spellEnd"/>
+            <w:r>
+              <w:rPr>
+                <w:rFonts w:ascii="Calibri" w:eastAsia="Aptos" w:hAnsi="Calibri" w:cs="Aptos"/>
+                <w:color w:val="000000"/>
+                <w:kern w:val="2"/>
+                <w:sz w:val="22"/>
+                <w:szCs w:val="22"/>
+                <w:u w:color="000000"/>
+                <w14:textOutline w14:w="0" w14:cap="flat" w14:cmpd="sng" w14:algn="ctr">
+                  <w14:noFill/>
+                  <w14:prstDash w14:val="solid"/>
+                  <w14:bevel/>
+                </w14:textOutline>
+              </w:rPr>
+              <w:t>}}</w:t>
             </w:r>
           </w:p>
         </w:tc>
         <w:tc>
           <w:tcPr>
-            <w:tcW w:type="dxa" w:w="2359"/>
+            <w:tcW w:w="2359" w:type="dxa"/>
             <w:tcBorders>
-              <w:top w:val="single" w:color="000000" w:sz="4" w:space="0" w:shadow="0" w:frame="0"/>
-              <w:left w:val="single" w:color="000000" w:sz="4" w:space="0" w:shadow="0" w:frame="0"/>
-              <w:bottom w:val="single" w:color="000000" w:sz="4" w:space="0" w:shadow="0" w:frame="0"/>
-              <w:right w:val="single" w:color="000000" w:sz="4" w:space="0" w:shadow="0" w:frame="0"/>
+              <w:top w:val="single" w:sz="4" w:space="0" w:color="000000"/>
+              <w:left w:val="single" w:sz="4" w:space="0" w:color="000000"/>
+              <w:bottom w:val="single" w:sz="4" w:space="0" w:color="000000"/>
+              <w:right w:val="single" w:sz="4" w:space="0" w:color="000000"/>
             </w:tcBorders>
-            <w:shd w:val="clear" w:color="auto" w:fill="auto"/>
             <w:tcMar>
-              <w:top w:type="dxa" w:w="80"/>
-              <w:left w:type="dxa" w:w="80"/>
-              <w:bottom w:type="dxa" w:w="80"/>
-              <w:right w:type="dxa" w:w="80"/>
+              <w:top w:w="80" w:type="dxa"/>
+              <w:left w:w="80" w:type="dxa"/>
+              <w:bottom w:w="80" w:type="dxa"/>
+              <w:right w:w="80" w:type="dxa"/>
             </w:tcMar>
-            <w:vAlign w:val="top"/>
           </w:tcPr>
           <w:p>
             <w:pPr>
@@ -1528,649 +2290,8 @@
             </w:pPr>
             <w:r>
               <w:rPr>
-                <w:b w:val="1"/>
-                <w:bCs w:val="1"/>
-                <w:shd w:val="nil" w:color="auto" w:fill="auto"/>
-                <w:rtl w:val="0"/>
-                <w:lang w:val="it-IT"/>
-              </w:rPr>
-              <w:t xml:space="preserve"> </w:t>
-            </w:r>
-          </w:p>
-        </w:tc>
-      </w:tr>
-      <w:tr>
-        <w:tblPrEx>
-          <w:shd w:val="clear" w:color="auto" w:fill="cad1d7"/>
-        </w:tblPrEx>
-        <w:trPr>
-          <w:trHeight w:val="747" w:hRule="atLeast"/>
-        </w:trPr>
-        <w:tc>
-          <w:tcPr>
-            <w:tcW w:type="dxa" w:w="1386"/>
-            <w:tcBorders>
-              <w:top w:val="single" w:color="000000" w:sz="4" w:space="0" w:shadow="0" w:frame="0"/>
-              <w:left w:val="single" w:color="000000" w:sz="4" w:space="0" w:shadow="0" w:frame="0"/>
-              <w:bottom w:val="single" w:color="000000" w:sz="4" w:space="0" w:shadow="0" w:frame="0"/>
-              <w:right w:val="single" w:color="000000" w:sz="4" w:space="0" w:shadow="0" w:frame="0"/>
-            </w:tcBorders>
-            <w:shd w:val="clear" w:color="auto" w:fill="auto"/>
-            <w:tcMar>
-              <w:top w:type="dxa" w:w="80"/>
-              <w:left w:type="dxa" w:w="80"/>
-              <w:bottom w:type="dxa" w:w="80"/>
-              <w:right w:type="dxa" w:w="131"/>
-            </w:tcMar>
-            <w:vAlign w:val="center"/>
-          </w:tcPr>
-          <w:p>
-            <w:pPr>
-              <w:pStyle w:val="Body"/>
-              <w:spacing w:after="0" w:line="259" w:lineRule="auto"/>
-              <w:ind w:left="0" w:right="51" w:firstLine="0"/>
-              <w:jc w:val="center"/>
-            </w:pPr>
-            <w:r>
-              <w:rPr>
-                <w:shd w:val="nil" w:color="auto" w:fill="auto"/>
-                <w:rtl w:val="0"/>
-                <w:lang w:val="it-IT"/>
-              </w:rPr>
-              <w:t xml:space="preserve">4 </w:t>
-            </w:r>
-          </w:p>
-        </w:tc>
-        <w:tc>
-          <w:tcPr>
-            <w:tcW w:type="dxa" w:w="2779"/>
-            <w:tcBorders>
-              <w:top w:val="single" w:color="000000" w:sz="4" w:space="0" w:shadow="0" w:frame="0"/>
-              <w:left w:val="single" w:color="000000" w:sz="4" w:space="0" w:shadow="0" w:frame="0"/>
-              <w:bottom w:val="single" w:color="000000" w:sz="4" w:space="0" w:shadow="0" w:frame="0"/>
-              <w:right w:val="single" w:color="000000" w:sz="4" w:space="0" w:shadow="0" w:frame="0"/>
-            </w:tcBorders>
-            <w:shd w:val="clear" w:color="auto" w:fill="auto"/>
-            <w:tcMar>
-              <w:top w:type="dxa" w:w="80"/>
-              <w:left w:type="dxa" w:w="80"/>
-              <w:bottom w:type="dxa" w:w="80"/>
-              <w:right w:type="dxa" w:w="80"/>
-            </w:tcMar>
-            <w:vAlign w:val="center"/>
-          </w:tcPr>
-          <w:p>
-            <w:pPr>
-              <w:pStyle w:val="Body"/>
-              <w:spacing w:after="0" w:line="259" w:lineRule="auto"/>
-              <w:ind w:left="0" w:right="0" w:firstLine="0"/>
-              <w:jc w:val="center"/>
-            </w:pPr>
-            <w:r>
-              <w:rPr>
-                <w:b w:val="1"/>
-                <w:bCs w:val="1"/>
-                <w:shd w:val="nil" w:color="auto" w:fill="auto"/>
-                <w:rtl w:val="0"/>
-                <w:lang w:val="it-IT"/>
-              </w:rPr>
-              <w:t>09:00:00  /   14:00:00</w:t>
-            </w:r>
-          </w:p>
-        </w:tc>
-        <w:tc>
-          <w:tcPr>
-            <w:tcW w:type="dxa" w:w="2749"/>
-            <w:tcBorders>
-              <w:top w:val="single" w:color="000000" w:sz="4" w:space="0" w:shadow="0" w:frame="0"/>
-              <w:left w:val="single" w:color="000000" w:sz="4" w:space="0" w:shadow="0" w:frame="0"/>
-              <w:bottom w:val="single" w:color="000000" w:sz="4" w:space="0" w:shadow="0" w:frame="0"/>
-              <w:right w:val="single" w:color="000000" w:sz="4" w:space="0" w:shadow="0" w:frame="0"/>
-            </w:tcBorders>
-            <w:shd w:val="clear" w:color="auto" w:fill="auto"/>
-            <w:tcMar>
-              <w:top w:type="dxa" w:w="80"/>
-              <w:left w:type="dxa" w:w="81"/>
-              <w:bottom w:type="dxa" w:w="80"/>
-              <w:right w:type="dxa" w:w="80"/>
-            </w:tcMar>
-            <w:vAlign w:val="center"/>
-          </w:tcPr>
-          <w:p>
-            <w:pPr>
-              <w:pStyle w:val="Body"/>
-              <w:spacing w:after="0" w:line="259" w:lineRule="auto"/>
-              <w:ind w:left="1" w:right="0" w:firstLine="0"/>
-              <w:jc w:val="center"/>
-            </w:pPr>
-            <w:r>
-              <w:rPr>
-                <w:b w:val="1"/>
-                <w:bCs w:val="1"/>
-                <w:shd w:val="nil" w:color="auto" w:fill="auto"/>
-                <w:rtl w:val="0"/>
-                <w:lang w:val="it-IT"/>
-              </w:rPr>
-              <w:t>13:00:00  /  17:00:00</w:t>
-            </w:r>
-          </w:p>
-        </w:tc>
-        <w:tc>
-          <w:tcPr>
-            <w:tcW w:type="dxa" w:w="2520"/>
-            <w:tcBorders>
-              <w:top w:val="single" w:color="000000" w:sz="4" w:space="0" w:shadow="0" w:frame="0"/>
-              <w:left w:val="single" w:color="000000" w:sz="4" w:space="0" w:shadow="0" w:frame="0"/>
-              <w:bottom w:val="single" w:color="000000" w:sz="4" w:space="0" w:shadow="0" w:frame="0"/>
-              <w:right w:val="single" w:color="000000" w:sz="4" w:space="0" w:shadow="0" w:frame="0"/>
-            </w:tcBorders>
-            <w:shd w:val="clear" w:color="auto" w:fill="auto"/>
-            <w:tcMar>
-              <w:top w:type="dxa" w:w="80"/>
-              <w:left w:type="dxa" w:w="80"/>
-              <w:bottom w:type="dxa" w:w="80"/>
-              <w:right w:type="dxa" w:w="80"/>
-            </w:tcMar>
-            <w:vAlign w:val="center"/>
-          </w:tcPr>
-          <w:p>
-            <w:pPr>
-              <w:pStyle w:val="Body"/>
-              <w:spacing w:after="0" w:line="259" w:lineRule="auto"/>
-              <w:ind w:left="0" w:right="0" w:firstLine="0"/>
-              <w:rPr>
-                <w:b w:val="1"/>
-                <w:bCs w:val="1"/>
-                <w:lang w:val="it-IT"/>
-              </w:rPr>
-            </w:pPr>
-            <w:r>
-              <w:rPr>
-                <w:b w:val="1"/>
-                <w:bCs w:val="1"/>
-                <w:shd w:val="nil" w:color="auto" w:fill="auto"/>
-                <w:rtl w:val="0"/>
-                <w:lang w:val="it-IT"/>
-              </w:rPr>
-              <w:t xml:space="preserve">        </w:t>
-            </w:r>
-            <w:r>
-              <w:rPr>
-                <w:b w:val="1"/>
-                <w:bCs w:val="1"/>
-                <w:rtl w:val="0"/>
-                <w:lang w:val="it-IT"/>
-              </w:rPr>
-              <w:t xml:space="preserve">{{ora_inizio}} </w:t>
-            </w:r>
-          </w:p>
-          <w:p>
-            <w:pPr>
-              <w:pStyle w:val="Default"/>
-              <w:tabs>
-                <w:tab w:val="left" w:pos="720"/>
-                <w:tab w:val="left" w:pos="1440"/>
-                <w:tab w:val="left" w:pos="2160"/>
-              </w:tabs>
-              <w:suppressAutoHyphens w:val="1"/>
-              <w:spacing w:before="0" w:line="240" w:lineRule="auto"/>
-              <w:jc w:val="left"/>
-            </w:pPr>
-            <w:r>
-              <w:rPr>
-                <w:rFonts w:ascii="Monaco" w:hAnsi="Monaco"/>
-                <w:outline w:val="0"/>
-                <w:color w:val="3b3b3b"/>
-                <w:sz w:val="17"/>
-                <w:szCs w:val="17"/>
-                <w:shd w:val="clear" w:color="auto" w:fill="81838e"/>
-                <w:rtl w:val="0"/>
-                <w:lang w:val="en-US"/>
-                <w14:textFill>
-                  <w14:solidFill>
-                    <w14:srgbClr w14:val="3B3B3B"/>
-                  </w14:solidFill>
-                </w14:textFill>
-              </w:rPr>
-              <w:t>{{ora_fine}}</w:t>
-            </w:r>
-            <w:r>
-              <w:rPr>
-                <w:rFonts w:ascii="Helvetica" w:cs="Helvetica" w:hAnsi="Helvetica" w:eastAsia="Helvetica"/>
-                <w:outline w:val="0"/>
-                <w:color w:val="374151"/>
-                <w:sz w:val="21"/>
-                <w:szCs w:val="21"/>
-                <w:shd w:val="clear" w:color="auto" w:fill="ffffff"/>
-                <w14:textFill>
-                  <w14:solidFill>
-                    <w14:srgbClr w14:val="374151"/>
-                  </w14:solidFill>
-                </w14:textFill>
-              </w:rPr>
-            </w:r>
-          </w:p>
-        </w:tc>
-        <w:tc>
-          <w:tcPr>
-            <w:tcW w:type="dxa" w:w="2487"/>
-            <w:tcBorders>
-              <w:top w:val="single" w:color="000000" w:sz="4" w:space="0" w:shadow="0" w:frame="0"/>
-              <w:left w:val="single" w:color="000000" w:sz="4" w:space="0" w:shadow="0" w:frame="0"/>
-              <w:bottom w:val="single" w:color="000000" w:sz="4" w:space="0" w:shadow="0" w:frame="0"/>
-              <w:right w:val="single" w:color="000000" w:sz="4" w:space="0" w:shadow="0" w:frame="0"/>
-            </w:tcBorders>
-            <w:shd w:val="clear" w:color="auto" w:fill="auto"/>
-            <w:tcMar>
-              <w:top w:type="dxa" w:w="80"/>
-              <w:left w:type="dxa" w:w="80"/>
-              <w:bottom w:type="dxa" w:w="80"/>
-              <w:right w:type="dxa" w:w="80"/>
-            </w:tcMar>
-            <w:vAlign w:val="center"/>
-          </w:tcPr>
-          <w:p>
-            <w:pPr>
-              <w:keepNext w:val="0"/>
-              <w:keepLines w:val="0"/>
-              <w:pageBreakBefore w:val="0"/>
-              <w:widowControl w:val="1"/>
-              <w:shd w:val="clear" w:color="auto" w:fill="auto"/>
-              <w:suppressAutoHyphens w:val="0"/>
-              <w:bidi w:val="0"/>
-              <w:spacing w:before="0" w:after="0" w:line="259" w:lineRule="auto"/>
-              <w:ind w:left="0" w:right="0" w:firstLine="0"/>
-              <w:jc w:val="left"/>
-              <w:outlineLvl w:val="9"/>
-              <w:rPr>
-                <w:rtl w:val="0"/>
-              </w:rPr>
-            </w:pPr>
-            <w:r>
-              <w:rPr>
-                <w:rFonts w:ascii="Calibri" w:cs="Aptos" w:hAnsi="Calibri" w:eastAsia="Aptos"/>
-                <w:b w:val="0"/>
-                <w:bCs w:val="0"/>
-                <w:i w:val="0"/>
-                <w:iCs w:val="0"/>
-                <w:caps w:val="0"/>
-                <w:smallCaps w:val="0"/>
-                <w:strike w:val="0"/>
-                <w:dstrike w:val="0"/>
-                <w:outline w:val="0"/>
-                <w:color w:val="000000"/>
-                <w:spacing w:val="0"/>
-                <w:kern w:val="2"/>
-                <w:position w:val="0"/>
-                <w:sz w:val="22"/>
-                <w:szCs w:val="22"/>
-                <w:u w:val="none" w:color="000000"/>
-                <w:shd w:val="nil" w:color="auto" w:fill="auto"/>
-                <w:vertAlign w:val="baseline"/>
-                <w:rtl w:val="0"/>
-                <w14:textOutline>
-                  <w14:noFill/>
-                </w14:textOutline>
-                <w14:textFill>
-                  <w14:solidFill>
-                    <w14:srgbClr w14:val="000000"/>
-                  </w14:solidFill>
-                </w14:textFill>
-              </w:rPr>
-              <w:t>{{argomento_sessione}}</w:t>
-            </w:r>
-          </w:p>
-        </w:tc>
-        <w:tc>
-          <w:tcPr>
-            <w:tcW w:type="dxa" w:w="2359"/>
-            <w:tcBorders>
-              <w:top w:val="single" w:color="000000" w:sz="4" w:space="0" w:shadow="0" w:frame="0"/>
-              <w:left w:val="single" w:color="000000" w:sz="4" w:space="0" w:shadow="0" w:frame="0"/>
-              <w:bottom w:val="single" w:color="000000" w:sz="4" w:space="0" w:shadow="0" w:frame="0"/>
-              <w:right w:val="single" w:color="000000" w:sz="4" w:space="0" w:shadow="0" w:frame="0"/>
-            </w:tcBorders>
-            <w:shd w:val="clear" w:color="auto" w:fill="auto"/>
-            <w:tcMar>
-              <w:top w:type="dxa" w:w="80"/>
-              <w:left w:type="dxa" w:w="80"/>
-              <w:bottom w:type="dxa" w:w="80"/>
-              <w:right w:type="dxa" w:w="80"/>
-            </w:tcMar>
-            <w:vAlign w:val="top"/>
-          </w:tcPr>
-          <w:p>
-            <w:pPr>
-              <w:pStyle w:val="Body"/>
-              <w:spacing w:after="0" w:line="259" w:lineRule="auto"/>
-              <w:ind w:left="0" w:right="0" w:firstLine="0"/>
-            </w:pPr>
-            <w:r>
-              <w:rPr>
-                <w:b w:val="1"/>
-                <w:bCs w:val="1"/>
-                <w:shd w:val="nil" w:color="auto" w:fill="auto"/>
-                <w:rtl w:val="0"/>
-                <w:lang w:val="it-IT"/>
-              </w:rPr>
-              <w:t xml:space="preserve"> </w:t>
-            </w:r>
-          </w:p>
-        </w:tc>
-      </w:tr>
-      <w:tr>
-        <w:tblPrEx>
-          <w:shd w:val="clear" w:color="auto" w:fill="cad1d7"/>
-        </w:tblPrEx>
-        <w:trPr>
-          <w:trHeight w:val="747" w:hRule="atLeast"/>
-        </w:trPr>
-        <w:tc>
-          <w:tcPr>
-            <w:tcW w:type="dxa" w:w="1386"/>
-            <w:tcBorders>
-              <w:top w:val="single" w:color="000000" w:sz="4" w:space="0" w:shadow="0" w:frame="0"/>
-              <w:left w:val="single" w:color="000000" w:sz="4" w:space="0" w:shadow="0" w:frame="0"/>
-              <w:bottom w:val="single" w:color="000000" w:sz="4" w:space="0" w:shadow="0" w:frame="0"/>
-              <w:right w:val="single" w:color="000000" w:sz="4" w:space="0" w:shadow="0" w:frame="0"/>
-            </w:tcBorders>
-            <w:shd w:val="clear" w:color="auto" w:fill="auto"/>
-            <w:tcMar>
-              <w:top w:type="dxa" w:w="80"/>
-              <w:left w:type="dxa" w:w="80"/>
-              <w:bottom w:type="dxa" w:w="80"/>
-              <w:right w:type="dxa" w:w="131"/>
-            </w:tcMar>
-            <w:vAlign w:val="center"/>
-          </w:tcPr>
-          <w:p>
-            <w:pPr>
-              <w:pStyle w:val="Body"/>
-              <w:spacing w:after="0" w:line="259" w:lineRule="auto"/>
-              <w:ind w:left="0" w:right="51" w:firstLine="0"/>
-              <w:jc w:val="center"/>
-            </w:pPr>
-            <w:r>
-              <w:rPr>
-                <w:shd w:val="nil" w:color="auto" w:fill="auto"/>
-                <w:rtl w:val="0"/>
-                <w:lang w:val="it-IT"/>
-              </w:rPr>
-              <w:t xml:space="preserve">5 </w:t>
-            </w:r>
-          </w:p>
-        </w:tc>
-        <w:tc>
-          <w:tcPr>
-            <w:tcW w:type="dxa" w:w="2779"/>
-            <w:tcBorders>
-              <w:top w:val="single" w:color="000000" w:sz="4" w:space="0" w:shadow="0" w:frame="0"/>
-              <w:left w:val="single" w:color="000000" w:sz="4" w:space="0" w:shadow="0" w:frame="0"/>
-              <w:bottom w:val="single" w:color="000000" w:sz="4" w:space="0" w:shadow="0" w:frame="0"/>
-              <w:right w:val="single" w:color="000000" w:sz="4" w:space="0" w:shadow="0" w:frame="0"/>
-            </w:tcBorders>
-            <w:shd w:val="clear" w:color="auto" w:fill="auto"/>
-            <w:tcMar>
-              <w:top w:type="dxa" w:w="80"/>
-              <w:left w:type="dxa" w:w="80"/>
-              <w:bottom w:type="dxa" w:w="80"/>
-              <w:right w:type="dxa" w:w="80"/>
-            </w:tcMar>
-            <w:vAlign w:val="center"/>
-          </w:tcPr>
-          <w:p>
-            <w:pPr>
-              <w:pStyle w:val="Body"/>
-              <w:spacing w:after="0" w:line="259" w:lineRule="auto"/>
-              <w:ind w:left="0" w:right="0" w:firstLine="0"/>
-              <w:jc w:val="center"/>
-            </w:pPr>
-            <w:r>
-              <w:rPr>
-                <w:b w:val="1"/>
-                <w:bCs w:val="1"/>
-                <w:shd w:val="nil" w:color="auto" w:fill="auto"/>
-                <w:rtl w:val="0"/>
-                <w:lang w:val="it-IT"/>
-              </w:rPr>
-              <w:t>09:00:00  /   14:00:00</w:t>
-            </w:r>
-          </w:p>
-        </w:tc>
-        <w:tc>
-          <w:tcPr>
-            <w:tcW w:type="dxa" w:w="2749"/>
-            <w:tcBorders>
-              <w:top w:val="single" w:color="000000" w:sz="4" w:space="0" w:shadow="0" w:frame="0"/>
-              <w:left w:val="single" w:color="000000" w:sz="4" w:space="0" w:shadow="0" w:frame="0"/>
-              <w:bottom w:val="single" w:color="000000" w:sz="4" w:space="0" w:shadow="0" w:frame="0"/>
-              <w:right w:val="single" w:color="000000" w:sz="4" w:space="0" w:shadow="0" w:frame="0"/>
-            </w:tcBorders>
-            <w:shd w:val="clear" w:color="auto" w:fill="auto"/>
-            <w:tcMar>
-              <w:top w:type="dxa" w:w="80"/>
-              <w:left w:type="dxa" w:w="81"/>
-              <w:bottom w:type="dxa" w:w="80"/>
-              <w:right w:type="dxa" w:w="80"/>
-            </w:tcMar>
-            <w:vAlign w:val="center"/>
-          </w:tcPr>
-          <w:p>
-            <w:pPr>
-              <w:pStyle w:val="Body"/>
-              <w:spacing w:after="0" w:line="259" w:lineRule="auto"/>
-              <w:ind w:left="1" w:right="0" w:firstLine="0"/>
-              <w:jc w:val="center"/>
-            </w:pPr>
-            <w:r>
-              <w:rPr>
-                <w:b w:val="1"/>
-                <w:bCs w:val="1"/>
-                <w:shd w:val="nil" w:color="auto" w:fill="auto"/>
-                <w:rtl w:val="0"/>
-                <w:lang w:val="it-IT"/>
-              </w:rPr>
-              <w:t>13:00:00  /  17:00:00</w:t>
-            </w:r>
-          </w:p>
-        </w:tc>
-        <w:tc>
-          <w:tcPr>
-            <w:tcW w:type="dxa" w:w="2520"/>
-            <w:tcBorders>
-              <w:top w:val="single" w:color="000000" w:sz="4" w:space="0" w:shadow="0" w:frame="0"/>
-              <w:left w:val="single" w:color="000000" w:sz="4" w:space="0" w:shadow="0" w:frame="0"/>
-              <w:bottom w:val="single" w:color="000000" w:sz="4" w:space="0" w:shadow="0" w:frame="0"/>
-              <w:right w:val="single" w:color="000000" w:sz="4" w:space="0" w:shadow="0" w:frame="0"/>
-            </w:tcBorders>
-            <w:shd w:val="clear" w:color="auto" w:fill="auto"/>
-            <w:tcMar>
-              <w:top w:type="dxa" w:w="80"/>
-              <w:left w:type="dxa" w:w="80"/>
-              <w:bottom w:type="dxa" w:w="80"/>
-              <w:right w:type="dxa" w:w="80"/>
-            </w:tcMar>
-            <w:vAlign w:val="center"/>
-          </w:tcPr>
-          <w:p>
-            <w:pPr>
-              <w:pStyle w:val="Body"/>
-              <w:spacing w:after="0" w:line="259" w:lineRule="auto"/>
-              <w:ind w:left="0" w:right="0" w:firstLine="0"/>
-              <w:rPr>
-                <w:b w:val="1"/>
-                <w:bCs w:val="1"/>
-                <w:lang w:val="it-IT"/>
-              </w:rPr>
-            </w:pPr>
-            <w:r>
-              <w:rPr>
-                <w:b w:val="1"/>
-                <w:bCs w:val="1"/>
-                <w:shd w:val="nil" w:color="auto" w:fill="auto"/>
-                <w:rtl w:val="0"/>
-                <w:lang w:val="it-IT"/>
-              </w:rPr>
-              <w:t xml:space="preserve">         </w:t>
-            </w:r>
-            <w:r>
-              <w:rPr>
-                <w:b w:val="1"/>
-                <w:bCs w:val="1"/>
-                <w:rtl w:val="0"/>
-                <w:lang w:val="it-IT"/>
-              </w:rPr>
-              <w:t xml:space="preserve">{{ora_inizio}} </w:t>
-            </w:r>
-          </w:p>
-          <w:p>
-            <w:pPr>
-              <w:pStyle w:val="Default"/>
-              <w:tabs>
-                <w:tab w:val="left" w:pos="720"/>
-                <w:tab w:val="left" w:pos="1440"/>
-                <w:tab w:val="left" w:pos="2160"/>
-              </w:tabs>
-              <w:suppressAutoHyphens w:val="1"/>
-              <w:spacing w:before="0" w:line="240" w:lineRule="auto"/>
-              <w:jc w:val="left"/>
-            </w:pPr>
-            <w:r>
-              <w:rPr>
-                <w:rFonts w:ascii="Monaco" w:hAnsi="Monaco"/>
-                <w:outline w:val="0"/>
-                <w:color w:val="3b3b3b"/>
-                <w:sz w:val="17"/>
-                <w:szCs w:val="17"/>
-                <w:shd w:val="clear" w:color="auto" w:fill="81838e"/>
-                <w:rtl w:val="0"/>
-                <w:lang w:val="en-US"/>
-                <w14:textFill>
-                  <w14:solidFill>
-                    <w14:srgbClr w14:val="3B3B3B"/>
-                  </w14:solidFill>
-                </w14:textFill>
-              </w:rPr>
-              <w:t>{{ora_fine}}</w:t>
-            </w:r>
-            <w:r>
-              <w:rPr>
-                <w:rFonts w:ascii="Helvetica" w:cs="Helvetica" w:hAnsi="Helvetica" w:eastAsia="Helvetica"/>
-                <w:outline w:val="0"/>
-                <w:color w:val="374151"/>
-                <w:sz w:val="21"/>
-                <w:szCs w:val="21"/>
-                <w:shd w:val="clear" w:color="auto" w:fill="ffffff"/>
-                <w14:textFill>
-                  <w14:solidFill>
-                    <w14:srgbClr w14:val="374151"/>
-                  </w14:solidFill>
-                </w14:textFill>
-              </w:rPr>
-            </w:r>
-          </w:p>
-        </w:tc>
-        <w:tc>
-          <w:tcPr>
-            <w:tcW w:type="dxa" w:w="2487"/>
-            <w:tcBorders>
-              <w:top w:val="single" w:color="000000" w:sz="4" w:space="0" w:shadow="0" w:frame="0"/>
-              <w:left w:val="single" w:color="000000" w:sz="4" w:space="0" w:shadow="0" w:frame="0"/>
-              <w:bottom w:val="single" w:color="000000" w:sz="4" w:space="0" w:shadow="0" w:frame="0"/>
-              <w:right w:val="single" w:color="000000" w:sz="4" w:space="0" w:shadow="0" w:frame="0"/>
-            </w:tcBorders>
-            <w:shd w:val="clear" w:color="auto" w:fill="auto"/>
-            <w:tcMar>
-              <w:top w:type="dxa" w:w="80"/>
-              <w:left w:type="dxa" w:w="80"/>
-              <w:bottom w:type="dxa" w:w="80"/>
-              <w:right w:type="dxa" w:w="80"/>
-            </w:tcMar>
-            <w:vAlign w:val="center"/>
-          </w:tcPr>
-          <w:p>
-            <w:pPr>
-              <w:keepNext w:val="0"/>
-              <w:keepLines w:val="0"/>
-              <w:pageBreakBefore w:val="0"/>
-              <w:widowControl w:val="1"/>
-              <w:shd w:val="clear" w:color="auto" w:fill="auto"/>
-              <w:suppressAutoHyphens w:val="0"/>
-              <w:bidi w:val="0"/>
-              <w:spacing w:before="0" w:after="0" w:line="259" w:lineRule="auto"/>
-              <w:ind w:left="0" w:right="0" w:firstLine="0"/>
-              <w:jc w:val="left"/>
-              <w:outlineLvl w:val="9"/>
-              <w:rPr>
-                <w:rtl w:val="0"/>
-              </w:rPr>
-            </w:pPr>
-            <w:r>
-              <w:rPr>
-                <w:rFonts w:ascii="Calibri" w:cs="Aptos" w:hAnsi="Calibri" w:eastAsia="Aptos"/>
-                <w:b w:val="0"/>
-                <w:bCs w:val="0"/>
-                <w:i w:val="0"/>
-                <w:iCs w:val="0"/>
-                <w:caps w:val="0"/>
-                <w:smallCaps w:val="0"/>
-                <w:strike w:val="0"/>
-                <w:dstrike w:val="0"/>
-                <w:outline w:val="0"/>
-                <w:color w:val="000000"/>
-                <w:spacing w:val="0"/>
-                <w:kern w:val="2"/>
-                <w:position w:val="0"/>
-                <w:sz w:val="22"/>
-                <w:szCs w:val="22"/>
-                <w:u w:val="none" w:color="000000"/>
-                <w:shd w:val="nil" w:color="auto" w:fill="auto"/>
-                <w:vertAlign w:val="baseline"/>
-                <w:rtl w:val="0"/>
-                <w14:textOutline>
-                  <w14:noFill/>
-                </w14:textOutline>
-                <w14:textFill>
-                  <w14:solidFill>
-                    <w14:srgbClr w14:val="000000"/>
-                  </w14:solidFill>
-                </w14:textFill>
-              </w:rPr>
-              <w:t>{{argomento_sessione}}</w:t>
-            </w:r>
-          </w:p>
-        </w:tc>
-        <w:tc>
-          <w:tcPr>
-            <w:tcW w:type="dxa" w:w="2359"/>
-            <w:tcBorders>
-              <w:top w:val="single" w:color="000000" w:sz="4" w:space="0" w:shadow="0" w:frame="0"/>
-              <w:left w:val="single" w:color="000000" w:sz="4" w:space="0" w:shadow="0" w:frame="0"/>
-              <w:bottom w:val="single" w:color="000000" w:sz="4" w:space="0" w:shadow="0" w:frame="0"/>
-              <w:right w:val="single" w:color="000000" w:sz="4" w:space="0" w:shadow="0" w:frame="0"/>
-            </w:tcBorders>
-            <w:shd w:val="clear" w:color="auto" w:fill="auto"/>
-            <w:tcMar>
-              <w:top w:type="dxa" w:w="80"/>
-              <w:left w:type="dxa" w:w="80"/>
-              <w:bottom w:type="dxa" w:w="80"/>
-              <w:right w:type="dxa" w:w="80"/>
-            </w:tcMar>
-            <w:vAlign w:val="top"/>
-          </w:tcPr>
-          <w:p>
-            <w:pPr>
-              <w:pStyle w:val="Body"/>
-              <w:spacing w:after="0" w:line="259" w:lineRule="auto"/>
-              <w:ind w:left="0" w:right="0" w:firstLine="0"/>
-            </w:pPr>
-            <w:r>
-              <w:rPr>
-                <w:b w:val="1"/>
-                <w:bCs w:val="1"/>
-                <w:shd w:val="nil" w:color="auto" w:fill="auto"/>
-                <w:rtl w:val="0"/>
-                <w:lang w:val="it-IT"/>
+                <w:b/>
+                <w:bCs/>
               </w:rPr>
               <w:t xml:space="preserve"> </w:t>
             </w:r>
@@ -2217,36 +2338,106 @@
       </w:pPr>
       <w:r>
         <w:rPr>
-          <w:rtl w:val="0"/>
           <w:lang w:val="de-DE"/>
         </w:rPr>
+        <w:lastRenderedPageBreak/>
         <w:t xml:space="preserve"> </w:t>
+      </w:r>
+      <w:r>
+        <w:rPr>
+          <w:lang w:val="de-DE"/>
+        </w:rPr>
         <w:tab/>
         <w:t xml:space="preserve"> </w:t>
+      </w:r>
+      <w:r>
+        <w:rPr>
+          <w:lang w:val="de-DE"/>
+        </w:rPr>
         <w:tab/>
         <w:t xml:space="preserve"> </w:t>
+      </w:r>
+      <w:r>
+        <w:rPr>
+          <w:lang w:val="de-DE"/>
+        </w:rPr>
         <w:tab/>
         <w:t xml:space="preserve"> </w:t>
+      </w:r>
+      <w:r>
+        <w:rPr>
+          <w:lang w:val="de-DE"/>
+        </w:rPr>
         <w:tab/>
         <w:t xml:space="preserve"> </w:t>
+      </w:r>
+      <w:r>
+        <w:rPr>
+          <w:lang w:val="de-DE"/>
+        </w:rPr>
         <w:tab/>
         <w:t xml:space="preserve"> </w:t>
+      </w:r>
+      <w:r>
+        <w:rPr>
+          <w:lang w:val="de-DE"/>
+        </w:rPr>
         <w:tab/>
         <w:t xml:space="preserve"> </w:t>
+      </w:r>
+      <w:r>
+        <w:rPr>
+          <w:lang w:val="de-DE"/>
+        </w:rPr>
         <w:tab/>
         <w:t xml:space="preserve"> </w:t>
+      </w:r>
+      <w:r>
+        <w:rPr>
+          <w:lang w:val="de-DE"/>
+        </w:rPr>
         <w:tab/>
         <w:t xml:space="preserve"> </w:t>
+      </w:r>
+      <w:r>
+        <w:rPr>
+          <w:lang w:val="de-DE"/>
+        </w:rPr>
         <w:tab/>
         <w:t xml:space="preserve"> </w:t>
+      </w:r>
+      <w:r>
+        <w:rPr>
+          <w:lang w:val="de-DE"/>
+        </w:rPr>
         <w:tab/>
         <w:t xml:space="preserve"> </w:t>
+      </w:r>
+      <w:r>
+        <w:rPr>
+          <w:lang w:val="de-DE"/>
+        </w:rPr>
         <w:tab/>
         <w:t xml:space="preserve"> </w:t>
+      </w:r>
+      <w:r>
+        <w:rPr>
+          <w:lang w:val="de-DE"/>
+        </w:rPr>
         <w:tab/>
         <w:t xml:space="preserve"> </w:t>
+      </w:r>
+      <w:r>
+        <w:rPr>
+          <w:lang w:val="de-DE"/>
+        </w:rPr>
         <w:tab/>
         <w:t xml:space="preserve"> </w:t>
+      </w:r>
+      <w:r>
+        <w:rPr>
+          <w:lang w:val="de-DE"/>
+        </w:rPr>
         <w:tab/>
         <w:t xml:space="preserve">FIRMA </w:t>
       </w:r>
@@ -2255,11 +2446,10 @@
       <w:pPr>
         <w:pStyle w:val="Body"/>
         <w:spacing w:after="159"/>
-        <w:ind w:left="9215" w:right="0" w:hanging="10"/>
+        <w:ind w:left="9215" w:right="0"/>
       </w:pPr>
       <w:r>
         <w:rPr>
-          <w:rtl w:val="0"/>
           <w:lang w:val="fr-FR"/>
         </w:rPr>
         <w:t>IL DIRETTORE DEL CORSO (2)</w:t>
@@ -2273,9 +2463,6 @@
         <w:jc w:val="center"/>
       </w:pPr>
       <w:r>
-        <w:rPr>
-          <w:rtl w:val="0"/>
-        </w:rPr>
         <w:t xml:space="preserve"> </w:t>
       </w:r>
     </w:p>
@@ -2286,16 +2473,7 @@
         <w:ind w:left="9205" w:right="0" w:firstLine="0"/>
       </w:pPr>
       <w:r>
-        <w:rPr>
-          <w:rtl w:val="0"/>
-        </w:rPr>
-        <w:t>……………………………………</w:t>
-      </w:r>
-      <w:r>
-        <w:rPr>
-          <w:rtl w:val="0"/>
-        </w:rPr>
-        <w:t xml:space="preserve">.. </w:t>
+        <w:t xml:space="preserve">…………………………………….. </w:t>
       </w:r>
     </w:p>
     <w:p>
@@ -2305,20 +2483,16 @@
         <w:ind w:left="0" w:right="0" w:firstLine="0"/>
       </w:pPr>
       <w:r>
-        <w:rPr>
-          <w:rtl w:val="0"/>
-        </w:rPr>
         <w:t xml:space="preserve"> </w:t>
       </w:r>
     </w:p>
     <w:p>
       <w:pPr>
         <w:pStyle w:val="Body"/>
-        <w:ind w:left="730" w:right="0" w:hanging="10"/>
+        <w:ind w:left="730" w:right="0"/>
       </w:pPr>
       <w:r>
         <w:rPr>
-          <w:rtl w:val="0"/>
           <w:lang w:val="en-US"/>
         </w:rPr>
         <w:t xml:space="preserve">NOTE </w:t>
@@ -2332,42 +2506,9 @@
           <w:numId w:val="2"/>
         </w:numPr>
         <w:ind w:right="0"/>
-        <w:rPr>
-          <w:lang w:val="it-IT"/>
-        </w:rPr>
       </w:pPr>
       <w:r>
-        <w:rPr>
-          <w:rtl w:val="0"/>
-          <w:lang w:val="it-IT"/>
-        </w:rPr>
-        <w:t>In caso di attivit</w:t>
-      </w:r>
-      <w:r>
-        <w:rPr>
-          <w:rtl w:val="0"/>
-        </w:rPr>
-        <w:t xml:space="preserve">à </w:t>
-      </w:r>
-      <w:r>
-        <w:rPr>
-          <w:rtl w:val="0"/>
-          <w:lang w:val="it-IT"/>
-        </w:rPr>
-        <w:t>finanziata al posto del logo di Regione Lombardia vanno inseriti i loghi istituzionali del bando/Avviso di riferimento. In caso di attivit</w:t>
-      </w:r>
-      <w:r>
-        <w:rPr>
-          <w:rtl w:val="0"/>
-        </w:rPr>
-        <w:t xml:space="preserve">à </w:t>
-      </w:r>
-      <w:r>
-        <w:rPr>
-          <w:rtl w:val="0"/>
-          <w:lang w:val="it-IT"/>
-        </w:rPr>
-        <w:t xml:space="preserve">autofinanziata va lasciato il logo di Regione Lombardia </w:t>
+        <w:t xml:space="preserve">In caso di attività finanziata al posto del logo di Regione Lombardia vanno inseriti i loghi istituzionali del bando/Avviso di riferimento. In caso di attività autofinanziata va lasciato il logo di Regione Lombardia </w:t>
       </w:r>
     </w:p>
     <w:p>
@@ -2379,71 +2520,104 @@
         </w:numPr>
         <w:spacing w:after="4105"/>
         <w:ind w:right="0"/>
-        <w:rPr>
-          <w:lang w:val="it-IT"/>
-        </w:rPr>
       </w:pPr>
       <w:r>
-        <w:rPr>
-          <w:rtl w:val="0"/>
-          <w:lang w:val="it-IT"/>
-        </w:rPr>
-        <w:t>La firma deve essere apposta dallo stesso soggetto che firma giornalmente il registro didattico e delle presenze, deve essere indicato nome e cognome in stampatello e apporre il timbro dell</w:t>
+        <w:t xml:space="preserve">La firma deve essere apposta dallo stesso soggetto che firma giornalmente il registro didattico e delle presenze, deve essere indicato nome e cognome in stampatello e apporre il timbro </w:t>
       </w:r>
+      <w:proofErr w:type="spellStart"/>
+      <w:r>
+        <w:t>dell</w:t>
+      </w:r>
+      <w:proofErr w:type="spellEnd"/>
       <w:r>
         <w:rPr>
-          <w:rtl w:val="1"/>
+          <w:rtl/>
         </w:rPr>
         <w:t>’</w:t>
       </w:r>
       <w:r>
-        <w:rPr>
-          <w:rtl w:val="0"/>
-          <w:lang w:val="it-IT"/>
-        </w:rPr>
         <w:t xml:space="preserve">ente accreditato </w:t>
       </w:r>
     </w:p>
     <w:sectPr>
-      <w:headerReference w:type="default" r:id="rId4"/>
-      <w:footerReference w:type="default" r:id="rId5"/>
+      <w:headerReference w:type="default" r:id="rId7"/>
+      <w:footerReference w:type="default" r:id="rId8"/>
       <w:pgSz w:w="16840" w:h="11900" w:orient="landscape"/>
-      <w:pgMar w:top="751" w:right="1362" w:bottom="707" w:left="1133" w:header="720" w:footer="720"/>
-      <w:bidi w:val="0"/>
+      <w:pgMar w:top="751" w:right="1362" w:bottom="707" w:left="1133" w:header="720" w:footer="720" w:gutter="0"/>
+      <w:cols w:space="720"/>
     </w:sectPr>
   </w:body>
 </w:document>
 </file>
 
+<file path=word/endnotes.xml><?xml version="1.0" encoding="utf-8"?>
+<w:endnotes xmlns:wpc="http://schemas.microsoft.com/office/word/2010/wordprocessingCanvas" xmlns:cx="http://schemas.microsoft.com/office/drawing/2014/chartex" xmlns:cx1="http://schemas.microsoft.com/office/drawing/2015/9/8/chartex" xmlns:cx2="http://schemas.microsoft.com/office/drawing/2015/10/21/chartex" xmlns:cx3="http://schemas.microsoft.com/office/drawing/2016/5/9/chartex" xmlns:cx4="http://schemas.microsoft.com/office/drawing/2016/5/10/chartex" xmlns:cx5="http://schemas.microsoft.com/office/drawing/2016/5/11/chartex" xmlns:cx6="http://schemas.microsoft.com/office/drawing/2016/5/12/chartex" xmlns:cx7="http://schemas.microsoft.com/office/drawing/2016/5/13/chartex" xmlns:cx8="http://schemas.microsoft.com/office/drawing/2016/5/14/chartex" xmlns:mc="http://schemas.openxmlformats.org/markup-compatibility/2006" xmlns:aink="http://schemas.microsoft.com/office/drawing/2016/ink" xmlns:am3d="http://schemas.microsoft.com/office/drawing/2017/model3d" xmlns:o="urn:schemas-microsoft-com:office:office" xmlns:oel="http://schemas.microsoft.com/office/2019/extlst" xmlns:r="http://schemas.openxmlformats.org/officeDocument/2006/relationships" xmlns:m="http://schemas.openxmlformats.org/officeDocument/2006/math" xmlns:v="urn:schemas-microsoft-com:vml" xmlns:wp14="http://schemas.microsoft.com/office/word/2010/wordprocessingDrawing" xmlns:wp="http://schemas.openxmlformats.org/drawingml/2006/wordprocessingDrawing" xmlns:w10="urn:schemas-microsoft-com:office:word" xmlns:w="http://schemas.openxmlformats.org/wordprocessingml/2006/main" xmlns:w14="http://schemas.microsoft.com/office/word/2010/wordml" xmlns:w15="http://schemas.microsoft.com/office/word/2012/wordml" xmlns:w16cex="http://schemas.microsoft.com/office/word/2018/wordml/cex" xmlns:w16cid="http://schemas.microsoft.com/office/word/2016/wordml/cid" xmlns:w16="http://schemas.microsoft.com/office/word/2018/wordml" xmlns:w16du="http://schemas.microsoft.com/office/word/2023/wordml/word16du" xmlns:w16sdtdh="http://schemas.microsoft.com/office/word/2020/wordml/sdtdatahash" xmlns:w16sdtfl="http://schemas.microsoft.com/office/word/2024/wordml/sdtformatlock" xmlns:w16se="http://schemas.microsoft.com/office/word/2015/wordml/symex" xmlns:wpg="http://schemas.microsoft.com/office/word/2010/wordprocessingGroup" xmlns:wpi="http://schemas.microsoft.com/office/word/2010/wordprocessingInk" xmlns:wne="http://schemas.microsoft.com/office/word/2006/wordml" xmlns:wps="http://schemas.microsoft.com/office/word/2010/wordprocessingShape" mc:Ignorable="w14 w15 w16se w16cid w16 w16cex w16sdtdh w16sdtfl w16du wp14">
+  <w:endnote w:type="separator" w:id="-1">
+    <w:p>
+      <w:r>
+        <w:separator/>
+      </w:r>
+    </w:p>
+  </w:endnote>
+  <w:endnote w:type="continuationSeparator" w:id="0">
+    <w:p>
+      <w:r>
+        <w:continuationSeparator/>
+      </w:r>
+    </w:p>
+  </w:endnote>
+</w:endnotes>
+</file>
+
 <file path=word/footer1.xml><?xml version="1.0" encoding="utf-8"?>
-<w:ftr xmlns:r="http://schemas.openxmlformats.org/officeDocument/2006/relationships" xmlns:wp="http://schemas.openxmlformats.org/drawingml/2006/wordprocessingDrawing" xmlns:w="http://schemas.openxmlformats.org/wordprocessingml/2006/main" xmlns:w10="urn:schemas-microsoft-com:office:word" xmlns:w14="http://schemas.microsoft.com/office/word/2010/wordml" xmlns:wps="http://schemas.microsoft.com/office/word/2010/wordprocessingShape" xmlns:wpg="http://schemas.microsoft.com/office/word/2010/wordprocessingGroup" xmlns:mc="http://schemas.openxmlformats.org/markup-compatibility/2006" xmlns:v="urn:schemas-microsoft-com:vml" xmlns:o="urn:schemas-microsoft-com:office:office" xmlns:m="http://schemas.openxmlformats.org/officeDocument/2006/math" mc:Ignorable="w14">
+<w:ftr xmlns:wpc="http://schemas.microsoft.com/office/word/2010/wordprocessingCanvas" xmlns:cx="http://schemas.microsoft.com/office/drawing/2014/chartex" xmlns:cx1="http://schemas.microsoft.com/office/drawing/2015/9/8/chartex" xmlns:cx2="http://schemas.microsoft.com/office/drawing/2015/10/21/chartex" xmlns:cx3="http://schemas.microsoft.com/office/drawing/2016/5/9/chartex" xmlns:cx4="http://schemas.microsoft.com/office/drawing/2016/5/10/chartex" xmlns:cx5="http://schemas.microsoft.com/office/drawing/2016/5/11/chartex" xmlns:cx6="http://schemas.microsoft.com/office/drawing/2016/5/12/chartex" xmlns:cx7="http://schemas.microsoft.com/office/drawing/2016/5/13/chartex" xmlns:cx8="http://schemas.microsoft.com/office/drawing/2016/5/14/chartex" xmlns:mc="http://schemas.openxmlformats.org/markup-compatibility/2006" xmlns:aink="http://schemas.microsoft.com/office/drawing/2016/ink" xmlns:am3d="http://schemas.microsoft.com/office/drawing/2017/model3d" xmlns:o="urn:schemas-microsoft-com:office:office" xmlns:oel="http://schemas.microsoft.com/office/2019/extlst" xmlns:r="http://schemas.openxmlformats.org/officeDocument/2006/relationships" xmlns:m="http://schemas.openxmlformats.org/officeDocument/2006/math" xmlns:v="urn:schemas-microsoft-com:vml" xmlns:wp14="http://schemas.microsoft.com/office/word/2010/wordprocessingDrawing" xmlns:wp="http://schemas.openxmlformats.org/drawingml/2006/wordprocessingDrawing" xmlns:w10="urn:schemas-microsoft-com:office:word" xmlns:w="http://schemas.openxmlformats.org/wordprocessingml/2006/main" xmlns:w14="http://schemas.microsoft.com/office/word/2010/wordml" xmlns:w15="http://schemas.microsoft.com/office/word/2012/wordml" xmlns:w16cex="http://schemas.microsoft.com/office/word/2018/wordml/cex" xmlns:w16cid="http://schemas.microsoft.com/office/word/2016/wordml/cid" xmlns:w16="http://schemas.microsoft.com/office/word/2018/wordml" xmlns:w16du="http://schemas.microsoft.com/office/word/2023/wordml/word16du" xmlns:w16sdtdh="http://schemas.microsoft.com/office/word/2020/wordml/sdtdatahash" xmlns:w16sdtfl="http://schemas.microsoft.com/office/word/2024/wordml/sdtformatlock" xmlns:w16se="http://schemas.microsoft.com/office/word/2015/wordml/symex" xmlns:wpg="http://schemas.microsoft.com/office/word/2010/wordprocessingGroup" xmlns:wpi="http://schemas.microsoft.com/office/word/2010/wordprocessingInk" xmlns:wne="http://schemas.microsoft.com/office/word/2006/wordml" xmlns:wps="http://schemas.microsoft.com/office/word/2010/wordprocessingShape" mc:Ignorable="w14 w15 w16se w16cid w16 w16cex w16sdtdh w16sdtfl w16du wp14">
   <w:p>
     <w:pPr>
-      <w:pStyle w:val="header"/>
-      <w:bidi w:val="0"/>
-      <w:ind w:left="10" w:right="0" w:hanging="10"/>
+      <w:pStyle w:val="Header"/>
+      <w:ind w:right="0"/>
       <w:jc w:val="right"/>
-      <w:rPr>
-        <w:rtl w:val="0"/>
-      </w:rPr>
     </w:pPr>
     <w:r>
       <w:tab/>
+    </w:r>
+    <w:r>
       <w:tab/>
     </w:r>
   </w:p>
 </w:ftr>
 </file>
 
+<file path=word/footnotes.xml><?xml version="1.0" encoding="utf-8"?>
+<w:footnotes xmlns:wpc="http://schemas.microsoft.com/office/word/2010/wordprocessingCanvas" xmlns:cx="http://schemas.microsoft.com/office/drawing/2014/chartex" xmlns:cx1="http://schemas.microsoft.com/office/drawing/2015/9/8/chartex" xmlns:cx2="http://schemas.microsoft.com/office/drawing/2015/10/21/chartex" xmlns:cx3="http://schemas.microsoft.com/office/drawing/2016/5/9/chartex" xmlns:cx4="http://schemas.microsoft.com/office/drawing/2016/5/10/chartex" xmlns:cx5="http://schemas.microsoft.com/office/drawing/2016/5/11/chartex" xmlns:cx6="http://schemas.microsoft.com/office/drawing/2016/5/12/chartex" xmlns:cx7="http://schemas.microsoft.com/office/drawing/2016/5/13/chartex" xmlns:cx8="http://schemas.microsoft.com/office/drawing/2016/5/14/chartex" xmlns:mc="http://schemas.openxmlformats.org/markup-compatibility/2006" xmlns:aink="http://schemas.microsoft.com/office/drawing/2016/ink" xmlns:am3d="http://schemas.microsoft.com/office/drawing/2017/model3d" xmlns:o="urn:schemas-microsoft-com:office:office" xmlns:oel="http://schemas.microsoft.com/office/2019/extlst" xmlns:r="http://schemas.openxmlformats.org/officeDocument/2006/relationships" xmlns:m="http://schemas.openxmlformats.org/officeDocument/2006/math" xmlns:v="urn:schemas-microsoft-com:vml" xmlns:wp14="http://schemas.microsoft.com/office/word/2010/wordprocessingDrawing" xmlns:wp="http://schemas.openxmlformats.org/drawingml/2006/wordprocessingDrawing" xmlns:w10="urn:schemas-microsoft-com:office:word" xmlns:w="http://schemas.openxmlformats.org/wordprocessingml/2006/main" xmlns:w14="http://schemas.microsoft.com/office/word/2010/wordml" xmlns:w15="http://schemas.microsoft.com/office/word/2012/wordml" xmlns:w16cex="http://schemas.microsoft.com/office/word/2018/wordml/cex" xmlns:w16cid="http://schemas.microsoft.com/office/word/2016/wordml/cid" xmlns:w16="http://schemas.microsoft.com/office/word/2018/wordml" xmlns:w16du="http://schemas.microsoft.com/office/word/2023/wordml/word16du" xmlns:w16sdtdh="http://schemas.microsoft.com/office/word/2020/wordml/sdtdatahash" xmlns:w16sdtfl="http://schemas.microsoft.com/office/word/2024/wordml/sdtformatlock" xmlns:w16se="http://schemas.microsoft.com/office/word/2015/wordml/symex" xmlns:wpg="http://schemas.microsoft.com/office/word/2010/wordprocessingGroup" xmlns:wpi="http://schemas.microsoft.com/office/word/2010/wordprocessingInk" xmlns:wne="http://schemas.microsoft.com/office/word/2006/wordml" xmlns:wps="http://schemas.microsoft.com/office/word/2010/wordprocessingShape" mc:Ignorable="w14 w15 w16se w16cid w16 w16cex w16sdtdh w16sdtfl w16du wp14">
+  <w:footnote w:type="separator" w:id="-1">
+    <w:p>
+      <w:r>
+        <w:separator/>
+      </w:r>
+    </w:p>
+  </w:footnote>
+  <w:footnote w:type="continuationSeparator" w:id="0">
+    <w:p>
+      <w:r>
+        <w:continuationSeparator/>
+      </w:r>
+    </w:p>
+  </w:footnote>
+</w:footnotes>
+</file>
+
 <file path=word/header1.xml><?xml version="1.0" encoding="utf-8"?>
-<w:hdr xmlns:r="http://schemas.openxmlformats.org/officeDocument/2006/relationships" xmlns:wp="http://schemas.openxmlformats.org/drawingml/2006/wordprocessingDrawing" xmlns:w="http://schemas.openxmlformats.org/wordprocessingml/2006/main" xmlns:w10="urn:schemas-microsoft-com:office:word" xmlns:w14="http://schemas.microsoft.com/office/word/2010/wordml" xmlns:wps="http://schemas.microsoft.com/office/word/2010/wordprocessingShape" xmlns:wpg="http://schemas.microsoft.com/office/word/2010/wordprocessingGroup" xmlns:mc="http://schemas.openxmlformats.org/markup-compatibility/2006" xmlns:v="urn:schemas-microsoft-com:vml" xmlns:o="urn:schemas-microsoft-com:office:office" xmlns:m="http://schemas.openxmlformats.org/officeDocument/2006/math" mc:Ignorable="w14">
+<w:hdr xmlns:wpc="http://schemas.microsoft.com/office/word/2010/wordprocessingCanvas" xmlns:cx="http://schemas.microsoft.com/office/drawing/2014/chartex" xmlns:cx1="http://schemas.microsoft.com/office/drawing/2015/9/8/chartex" xmlns:cx2="http://schemas.microsoft.com/office/drawing/2015/10/21/chartex" xmlns:cx3="http://schemas.microsoft.com/office/drawing/2016/5/9/chartex" xmlns:cx4="http://schemas.microsoft.com/office/drawing/2016/5/10/chartex" xmlns:cx5="http://schemas.microsoft.com/office/drawing/2016/5/11/chartex" xmlns:cx6="http://schemas.microsoft.com/office/drawing/2016/5/12/chartex" xmlns:cx7="http://schemas.microsoft.com/office/drawing/2016/5/13/chartex" xmlns:cx8="http://schemas.microsoft.com/office/drawing/2016/5/14/chartex" xmlns:mc="http://schemas.openxmlformats.org/markup-compatibility/2006" xmlns:aink="http://schemas.microsoft.com/office/drawing/2016/ink" xmlns:am3d="http://schemas.microsoft.com/office/drawing/2017/model3d" xmlns:o="urn:schemas-microsoft-com:office:office" xmlns:oel="http://schemas.microsoft.com/office/2019/extlst" xmlns:r="http://schemas.openxmlformats.org/officeDocument/2006/relationships" xmlns:m="http://schemas.openxmlformats.org/officeDocument/2006/math" xmlns:v="urn:schemas-microsoft-com:vml" xmlns:wp14="http://schemas.microsoft.com/office/word/2010/wordprocessingDrawing" xmlns:wp="http://schemas.openxmlformats.org/drawingml/2006/wordprocessingDrawing" xmlns:w10="urn:schemas-microsoft-com:office:word" xmlns:w="http://schemas.openxmlformats.org/wordprocessingml/2006/main" xmlns:w14="http://schemas.microsoft.com/office/word/2010/wordml" xmlns:w15="http://schemas.microsoft.com/office/word/2012/wordml" xmlns:w16cex="http://schemas.microsoft.com/office/word/2018/wordml/cex" xmlns:w16cid="http://schemas.microsoft.com/office/word/2016/wordml/cid" xmlns:w16="http://schemas.microsoft.com/office/word/2018/wordml" xmlns:w16du="http://schemas.microsoft.com/office/word/2023/wordml/word16du" xmlns:w16sdtdh="http://schemas.microsoft.com/office/word/2020/wordml/sdtdatahash" xmlns:w16sdtfl="http://schemas.microsoft.com/office/word/2024/wordml/sdtformatlock" xmlns:w16se="http://schemas.microsoft.com/office/word/2015/wordml/symex" xmlns:wpg="http://schemas.microsoft.com/office/word/2010/wordprocessingGroup" xmlns:wpi="http://schemas.microsoft.com/office/word/2010/wordprocessingInk" xmlns:wne="http://schemas.microsoft.com/office/word/2006/wordml" xmlns:wps="http://schemas.microsoft.com/office/word/2010/wordprocessingShape" mc:Ignorable="w14 w15 w16se w16cid w16 w16cex w16sdtdh w16sdtfl w16du wp14">
   <w:p>
     <w:pPr>
-      <w:pStyle w:val="header"/>
+      <w:pStyle w:val="Header"/>
     </w:pPr>
     <w:r>
-      <w:drawing xmlns:a="http://schemas.openxmlformats.org/drawingml/2006/main">
-        <wp:inline distT="0" distB="0" distL="0" distR="0">
+      <w:rPr>
+        <w:noProof/>
+      </w:rPr>
+      <w:drawing>
+        <wp:inline distT="0" distB="0" distL="0" distR="0" wp14:anchorId="31526E6B" wp14:editId="4262C3A8">
           <wp:extent cx="9107805" cy="629394"/>
           <wp:effectExtent l="0" t="0" r="0" b="0"/>
           <wp:docPr id="1073741825" name="officeArt object" descr="Immagine 1"/>
@@ -2458,9 +2632,7 @@
                   </pic:cNvPicPr>
                 </pic:nvPicPr>
                 <pic:blipFill>
-                  <a:blip r:embed="rId1">
-                    <a:extLst/>
-                  </a:blip>
+                  <a:blip r:embed="rId1"/>
                   <a:stretch>
                     <a:fillRect/>
                   </a:stretch>
@@ -2490,25 +2662,28 @@
 </file>
 
 <file path=word/numbering.xml><?xml version="1.0" encoding="utf-8"?>
-<w:numbering xmlns:w="http://schemas.openxmlformats.org/wordprocessingml/2006/main" xmlns:wp="http://schemas.openxmlformats.org/drawingml/2006/wordprocessingDrawing" xmlns:w14="http://schemas.microsoft.com/office/word/2010/wordml" xmlns:r="http://schemas.openxmlformats.org/officeDocument/2006/relationships" xmlns:v="urn:schemas-microsoft-com:vml" xmlns:o="urn:schemas-microsoft-com:office:office">
-  <w:abstractNum w:abstractNumId="0">
+<w:numbering xmlns:wpc="http://schemas.microsoft.com/office/word/2010/wordprocessingCanvas" xmlns:cx="http://schemas.microsoft.com/office/drawing/2014/chartex" xmlns:cx1="http://schemas.microsoft.com/office/drawing/2015/9/8/chartex" xmlns:cx2="http://schemas.microsoft.com/office/drawing/2015/10/21/chartex" xmlns:cx3="http://schemas.microsoft.com/office/drawing/2016/5/9/chartex" xmlns:cx4="http://schemas.microsoft.com/office/drawing/2016/5/10/chartex" xmlns:cx5="http://schemas.microsoft.com/office/drawing/2016/5/11/chartex" xmlns:cx6="http://schemas.microsoft.com/office/drawing/2016/5/12/chartex" xmlns:cx7="http://schemas.microsoft.com/office/drawing/2016/5/13/chartex" xmlns:cx8="http://schemas.microsoft.com/office/drawing/2016/5/14/chartex" xmlns:mc="http://schemas.openxmlformats.org/markup-compatibility/2006" xmlns:aink="http://schemas.microsoft.com/office/drawing/2016/ink" xmlns:am3d="http://schemas.microsoft.com/office/drawing/2017/model3d" xmlns:o="urn:schemas-microsoft-com:office:office" xmlns:oel="http://schemas.microsoft.com/office/2019/extlst" xmlns:r="http://schemas.openxmlformats.org/officeDocument/2006/relationships" xmlns:m="http://schemas.openxmlformats.org/officeDocument/2006/math" xmlns:v="urn:schemas-microsoft-com:vml" xmlns:wp14="http://schemas.microsoft.com/office/word/2010/wordprocessingDrawing" xmlns:wp="http://schemas.openxmlformats.org/drawingml/2006/wordprocessingDrawing" xmlns:w10="urn:schemas-microsoft-com:office:word" xmlns:w="http://schemas.openxmlformats.org/wordprocessingml/2006/main" xmlns:w14="http://schemas.microsoft.com/office/word/2010/wordml" xmlns:w15="http://schemas.microsoft.com/office/word/2012/wordml" xmlns:w16cex="http://schemas.microsoft.com/office/word/2018/wordml/cex" xmlns:w16cid="http://schemas.microsoft.com/office/word/2016/wordml/cid" xmlns:w16="http://schemas.microsoft.com/office/word/2018/wordml" xmlns:w16du="http://schemas.microsoft.com/office/word/2023/wordml/word16du" xmlns:w16sdtdh="http://schemas.microsoft.com/office/word/2020/wordml/sdtdatahash" xmlns:w16sdtfl="http://schemas.microsoft.com/office/word/2024/wordml/sdtformatlock" xmlns:w16se="http://schemas.microsoft.com/office/word/2015/wordml/symex" xmlns:wpg="http://schemas.microsoft.com/office/word/2010/wordprocessingGroup" xmlns:wpi="http://schemas.microsoft.com/office/word/2010/wordprocessingInk" xmlns:wne="http://schemas.microsoft.com/office/word/2006/wordml" xmlns:wps="http://schemas.microsoft.com/office/word/2010/wordprocessingShape" mc:Ignorable="w14 w15 w16se w16cid w16 w16cex w16sdtdh w16sdtfl w16du wp14">
+  <w:abstractNum w:abstractNumId="0" w15:restartNumberingAfterBreak="0">
+    <w:nsid w:val="560C406A"/>
     <w:multiLevelType w:val="hybridMultilevel"/>
-    <w:numStyleLink w:val="Imported Style 1"/>
+    <w:tmpl w:val="9BF0CD7C"/>
+    <w:numStyleLink w:val="ImportedStyle1"/>
   </w:abstractNum>
-  <w:abstractNum w:abstractNumId="1">
+  <w:abstractNum w:abstractNumId="1" w15:restartNumberingAfterBreak="0">
+    <w:nsid w:val="66FF22A5"/>
     <w:multiLevelType w:val="hybridMultilevel"/>
-    <w:styleLink w:val="Imported Style 1"/>
-    <w:lvl w:ilvl="0">
+    <w:tmpl w:val="9BF0CD7C"/>
+    <w:styleLink w:val="ImportedStyle1"/>
+    <w:lvl w:ilvl="0" w:tplc="88B031F4">
       <w:start w:val="1"/>
       <w:numFmt w:val="decimal"/>
-      <w:suff w:val="tab"/>
       <w:lvlText w:val="(%1)"/>
       <w:lvlJc w:val="left"/>
       <w:pPr>
         <w:ind w:left="705" w:hanging="360"/>
       </w:pPr>
       <w:rPr>
-        <w:rFonts w:ascii="Calibri" w:cs="Calibri" w:hAnsi="Calibri" w:eastAsia="Calibri"/>
+        <w:rFonts w:ascii="Calibri" w:eastAsia="Calibri" w:hAnsi="Calibri" w:cs="Calibri"/>
         <w:b w:val="0"/>
         <w:bCs w:val="0"/>
         <w:i w:val="0"/>
@@ -2529,17 +2704,16 @@
         <w:vertAlign w:val="baseline"/>
       </w:rPr>
     </w:lvl>
-    <w:lvl w:ilvl="1">
+    <w:lvl w:ilvl="1" w:tplc="A9D62010">
       <w:start w:val="1"/>
       <w:numFmt w:val="lowerLetter"/>
-      <w:suff w:val="tab"/>
       <w:lvlText w:val="%2."/>
       <w:lvlJc w:val="left"/>
       <w:pPr>
         <w:ind w:left="1440" w:hanging="360"/>
       </w:pPr>
       <w:rPr>
-        <w:rFonts w:ascii="Calibri" w:cs="Calibri" w:hAnsi="Calibri" w:eastAsia="Calibri"/>
+        <w:rFonts w:ascii="Calibri" w:eastAsia="Calibri" w:hAnsi="Calibri" w:cs="Calibri"/>
         <w:b w:val="0"/>
         <w:bCs w:val="0"/>
         <w:i w:val="0"/>
@@ -2560,17 +2734,16 @@
         <w:vertAlign w:val="baseline"/>
       </w:rPr>
     </w:lvl>
-    <w:lvl w:ilvl="2">
+    <w:lvl w:ilvl="2" w:tplc="6E400698">
       <w:start w:val="1"/>
       <w:numFmt w:val="lowerRoman"/>
-      <w:suff w:val="tab"/>
       <w:lvlText w:val="%3."/>
       <w:lvlJc w:val="left"/>
       <w:pPr>
         <w:ind w:left="2160" w:hanging="360"/>
       </w:pPr>
       <w:rPr>
-        <w:rFonts w:ascii="Calibri" w:cs="Calibri" w:hAnsi="Calibri" w:eastAsia="Calibri"/>
+        <w:rFonts w:ascii="Calibri" w:eastAsia="Calibri" w:hAnsi="Calibri" w:cs="Calibri"/>
         <w:b w:val="0"/>
         <w:bCs w:val="0"/>
         <w:i w:val="0"/>
@@ -2591,17 +2764,16 @@
         <w:vertAlign w:val="baseline"/>
       </w:rPr>
     </w:lvl>
-    <w:lvl w:ilvl="3">
+    <w:lvl w:ilvl="3" w:tplc="78FAAC6C">
       <w:start w:val="1"/>
       <w:numFmt w:val="decimal"/>
-      <w:suff w:val="tab"/>
       <w:lvlText w:val="%4."/>
       <w:lvlJc w:val="left"/>
       <w:pPr>
         <w:ind w:left="2880" w:hanging="360"/>
       </w:pPr>
       <w:rPr>
-        <w:rFonts w:ascii="Calibri" w:cs="Calibri" w:hAnsi="Calibri" w:eastAsia="Calibri"/>
+        <w:rFonts w:ascii="Calibri" w:eastAsia="Calibri" w:hAnsi="Calibri" w:cs="Calibri"/>
         <w:b w:val="0"/>
         <w:bCs w:val="0"/>
         <w:i w:val="0"/>
@@ -2622,17 +2794,16 @@
         <w:vertAlign w:val="baseline"/>
       </w:rPr>
     </w:lvl>
-    <w:lvl w:ilvl="4">
+    <w:lvl w:ilvl="4" w:tplc="38E04F3C">
       <w:start w:val="1"/>
       <w:numFmt w:val="lowerLetter"/>
-      <w:suff w:val="tab"/>
       <w:lvlText w:val="%5."/>
       <w:lvlJc w:val="left"/>
       <w:pPr>
         <w:ind w:left="3600" w:hanging="360"/>
       </w:pPr>
       <w:rPr>
-        <w:rFonts w:ascii="Calibri" w:cs="Calibri" w:hAnsi="Calibri" w:eastAsia="Calibri"/>
+        <w:rFonts w:ascii="Calibri" w:eastAsia="Calibri" w:hAnsi="Calibri" w:cs="Calibri"/>
         <w:b w:val="0"/>
         <w:bCs w:val="0"/>
         <w:i w:val="0"/>
@@ -2653,17 +2824,16 @@
         <w:vertAlign w:val="baseline"/>
       </w:rPr>
     </w:lvl>
-    <w:lvl w:ilvl="5">
+    <w:lvl w:ilvl="5" w:tplc="04825A0E">
       <w:start w:val="1"/>
       <w:numFmt w:val="lowerRoman"/>
-      <w:suff w:val="tab"/>
       <w:lvlText w:val="%6."/>
       <w:lvlJc w:val="left"/>
       <w:pPr>
         <w:ind w:left="4320" w:hanging="360"/>
       </w:pPr>
       <w:rPr>
-        <w:rFonts w:ascii="Calibri" w:cs="Calibri" w:hAnsi="Calibri" w:eastAsia="Calibri"/>
+        <w:rFonts w:ascii="Calibri" w:eastAsia="Calibri" w:hAnsi="Calibri" w:cs="Calibri"/>
         <w:b w:val="0"/>
         <w:bCs w:val="0"/>
         <w:i w:val="0"/>
@@ -2684,17 +2854,16 @@
         <w:vertAlign w:val="baseline"/>
       </w:rPr>
     </w:lvl>
-    <w:lvl w:ilvl="6">
+    <w:lvl w:ilvl="6" w:tplc="63566986">
       <w:start w:val="1"/>
       <w:numFmt w:val="decimal"/>
-      <w:suff w:val="tab"/>
       <w:lvlText w:val="%7."/>
       <w:lvlJc w:val="left"/>
       <w:pPr>
         <w:ind w:left="5040" w:hanging="360"/>
       </w:pPr>
       <w:rPr>
-        <w:rFonts w:ascii="Calibri" w:cs="Calibri" w:hAnsi="Calibri" w:eastAsia="Calibri"/>
+        <w:rFonts w:ascii="Calibri" w:eastAsia="Calibri" w:hAnsi="Calibri" w:cs="Calibri"/>
         <w:b w:val="0"/>
         <w:bCs w:val="0"/>
         <w:i w:val="0"/>
@@ -2715,17 +2884,16 @@
         <w:vertAlign w:val="baseline"/>
       </w:rPr>
     </w:lvl>
-    <w:lvl w:ilvl="7">
+    <w:lvl w:ilvl="7" w:tplc="C76AC5CC">
       <w:start w:val="1"/>
       <w:numFmt w:val="lowerLetter"/>
-      <w:suff w:val="tab"/>
       <w:lvlText w:val="%8."/>
       <w:lvlJc w:val="left"/>
       <w:pPr>
         <w:ind w:left="5760" w:hanging="360"/>
       </w:pPr>
       <w:rPr>
-        <w:rFonts w:ascii="Calibri" w:cs="Calibri" w:hAnsi="Calibri" w:eastAsia="Calibri"/>
+        <w:rFonts w:ascii="Calibri" w:eastAsia="Calibri" w:hAnsi="Calibri" w:cs="Calibri"/>
         <w:b w:val="0"/>
         <w:bCs w:val="0"/>
         <w:i w:val="0"/>
@@ -2746,17 +2914,16 @@
         <w:vertAlign w:val="baseline"/>
       </w:rPr>
     </w:lvl>
-    <w:lvl w:ilvl="8">
+    <w:lvl w:ilvl="8" w:tplc="9F5E76DA">
       <w:start w:val="1"/>
       <w:numFmt w:val="lowerRoman"/>
-      <w:suff w:val="tab"/>
       <w:lvlText w:val="%9."/>
       <w:lvlJc w:val="left"/>
       <w:pPr>
         <w:ind w:left="6480" w:hanging="360"/>
       </w:pPr>
       <w:rPr>
-        <w:rFonts w:ascii="Calibri" w:cs="Calibri" w:hAnsi="Calibri" w:eastAsia="Calibri"/>
+        <w:rFonts w:ascii="Calibri" w:eastAsia="Calibri" w:hAnsi="Calibri" w:cs="Calibri"/>
         <w:b w:val="0"/>
         <w:bCs w:val="0"/>
         <w:i w:val="0"/>
@@ -2778,58 +2945,35 @@
       </w:rPr>
     </w:lvl>
   </w:abstractNum>
-  <w:num w:numId="1">
+  <w:num w:numId="1" w16cid:durableId="891574822">
     <w:abstractNumId w:val="1"/>
   </w:num>
-  <w:num w:numId="2">
+  <w:num w:numId="2" w16cid:durableId="2137288896">
     <w:abstractNumId w:val="0"/>
   </w:num>
 </w:numbering>
 </file>
 
+<file path=word/people.xml><?xml version="1.0" encoding="utf-8"?>
+<w15:people xmlns:wpc="http://schemas.microsoft.com/office/word/2010/wordprocessingCanvas" xmlns:cx="http://schemas.microsoft.com/office/drawing/2014/chartex" xmlns:cx1="http://schemas.microsoft.com/office/drawing/2015/9/8/chartex" xmlns:cx2="http://schemas.microsoft.com/office/drawing/2015/10/21/chartex" xmlns:cx3="http://schemas.microsoft.com/office/drawing/2016/5/9/chartex" xmlns:cx4="http://schemas.microsoft.com/office/drawing/2016/5/10/chartex" xmlns:cx5="http://schemas.microsoft.com/office/drawing/2016/5/11/chartex" xmlns:cx6="http://schemas.microsoft.com/office/drawing/2016/5/12/chartex" xmlns:cx7="http://schemas.microsoft.com/office/drawing/2016/5/13/chartex" xmlns:cx8="http://schemas.microsoft.com/office/drawing/2016/5/14/chartex" xmlns:mc="http://schemas.openxmlformats.org/markup-compatibility/2006" xmlns:aink="http://schemas.microsoft.com/office/drawing/2016/ink" xmlns:am3d="http://schemas.microsoft.com/office/drawing/2017/model3d" xmlns:o="urn:schemas-microsoft-com:office:office" xmlns:oel="http://schemas.microsoft.com/office/2019/extlst" xmlns:r="http://schemas.openxmlformats.org/officeDocument/2006/relationships" xmlns:m="http://schemas.openxmlformats.org/officeDocument/2006/math" xmlns:v="urn:schemas-microsoft-com:vml" xmlns:wp14="http://schemas.microsoft.com/office/word/2010/wordprocessingDrawing" xmlns:wp="http://schemas.openxmlformats.org/drawingml/2006/wordprocessingDrawing" xmlns:w10="urn:schemas-microsoft-com:office:word" xmlns:w="http://schemas.openxmlformats.org/wordprocessingml/2006/main" xmlns:w14="http://schemas.microsoft.com/office/word/2010/wordml" xmlns:w15="http://schemas.microsoft.com/office/word/2012/wordml" xmlns:w16cex="http://schemas.microsoft.com/office/word/2018/wordml/cex" xmlns:w16cid="http://schemas.microsoft.com/office/word/2016/wordml/cid" xmlns:w16="http://schemas.microsoft.com/office/word/2018/wordml" xmlns:w16du="http://schemas.microsoft.com/office/word/2023/wordml/word16du" xmlns:w16sdtdh="http://schemas.microsoft.com/office/word/2020/wordml/sdtdatahash" xmlns:w16sdtfl="http://schemas.microsoft.com/office/word/2024/wordml/sdtformatlock" xmlns:w16se="http://schemas.microsoft.com/office/word/2015/wordml/symex" xmlns:wpg="http://schemas.microsoft.com/office/word/2010/wordprocessingGroup" xmlns:wpi="http://schemas.microsoft.com/office/word/2010/wordprocessingInk" xmlns:wne="http://schemas.microsoft.com/office/word/2006/wordml" xmlns:wps="http://schemas.microsoft.com/office/word/2010/wordprocessingShape" mc:Ignorable="w14 w15 w16se w16cid w16 w16cex w16sdtdh w16sdtfl w16du wp14">
+  <w15:person w15:author="Andres Moles">
+    <w15:presenceInfo w15:providerId="Windows Live" w15:userId="ff008dbe6a5b8df1"/>
+  </w15:person>
+</w15:people>
+</file>
+
 <file path=word/styles.xml><?xml version="1.0" encoding="utf-8"?>
-<w:styles xmlns:w="http://schemas.openxmlformats.org/wordprocessingml/2006/main" xmlns:mc="http://schemas.openxmlformats.org/markup-compatibility/2006" xmlns:w14="http://schemas.microsoft.com/office/word/2010/wordml" mc:Ignorable="w14">
+<w:styles xmlns:mc="http://schemas.openxmlformats.org/markup-compatibility/2006" xmlns:r="http://schemas.openxmlformats.org/officeDocument/2006/relationships" xmlns:w="http://schemas.openxmlformats.org/wordprocessingml/2006/main" xmlns:w14="http://schemas.microsoft.com/office/word/2010/wordml" xmlns:w15="http://schemas.microsoft.com/office/word/2012/wordml" xmlns:w16cex="http://schemas.microsoft.com/office/word/2018/wordml/cex" xmlns:w16cid="http://schemas.microsoft.com/office/word/2016/wordml/cid" xmlns:w16="http://schemas.microsoft.com/office/word/2018/wordml" xmlns:w16du="http://schemas.microsoft.com/office/word/2023/wordml/word16du" xmlns:w16sdtdh="http://schemas.microsoft.com/office/word/2020/wordml/sdtdatahash" xmlns:w16sdtfl="http://schemas.microsoft.com/office/word/2024/wordml/sdtformatlock" xmlns:w16se="http://schemas.microsoft.com/office/word/2015/wordml/symex" mc:Ignorable="w14 w15 w16se w16cid w16 w16cex w16sdtdh w16sdtfl w16du">
   <w:docDefaults>
     <w:rPrDefault>
       <w:rPr>
-        <w:rFonts w:ascii="Times New Roman" w:cs="Times New Roman" w:hAnsi="Times New Roman" w:eastAsia="Arial Unicode MS"/>
-        <w:b w:val="0"/>
-        <w:bCs w:val="0"/>
-        <w:i w:val="0"/>
-        <w:iCs w:val="0"/>
-        <w:caps w:val="0"/>
-        <w:smallCaps w:val="0"/>
-        <w:strike w:val="0"/>
-        <w:dstrike w:val="0"/>
-        <w:outline w:val="0"/>
-        <w:emboss w:val="0"/>
-        <w:imprint w:val="0"/>
-        <w:vanish w:val="0"/>
-        <w:color w:val="auto"/>
-        <w:spacing w:val="0"/>
-        <w:w w:val="100"/>
-        <w:kern w:val="0"/>
-        <w:position w:val="0"/>
-        <w:sz w:val="20"/>
-        <w:szCs w:val="20"/>
-        <w:u w:val="none" w:color="auto"/>
+        <w:rFonts w:ascii="Times New Roman" w:eastAsia="Arial Unicode MS" w:hAnsi="Times New Roman" w:cs="Times New Roman"/>
         <w:bdr w:val="nil"/>
-        <w:vertAlign w:val="baseline"/>
-        <w:lang/>
+        <w:lang w:val="it-IT" w:eastAsia="it-IT" w:bidi="ar-SA"/>
       </w:rPr>
     </w:rPrDefault>
     <w:pPrDefault>
       <w:pPr>
-        <w:keepNext w:val="0"/>
-        <w:keepLines w:val="0"/>
-        <w:pageBreakBefore w:val="0"/>
-        <w:framePr w:anchorLock="0" w:w="0" w:h="0" w:vSpace="0" w:hSpace="0" w:xAlign="left" w:y="0" w:hRule="exact" w:vAnchor="margin"/>
-        <w:widowControl w:val="1"/>
-        <w:numPr>
-          <w:ilvl w:val="0"/>
-          <w:numId w:val="0"/>
-        </w:numPr>
-        <w:suppressLineNumbers w:val="0"/>
         <w:pBdr>
           <w:top w:val="nil"/>
           <w:left w:val="nil"/>
@@ -2838,28 +2982,422 @@
           <w:between w:val="nil"/>
           <w:bar w:val="nil"/>
         </w:pBdr>
-        <w:shd w:val="clear" w:color="auto" w:fill="auto"/>
-        <w:suppressAutoHyphens w:val="0"/>
-        <w:spacing w:before="0" w:beforeAutospacing="0" w:after="0" w:afterAutospacing="0" w:line="240" w:lineRule="auto"/>
-        <w:ind w:left="0" w:right="0" w:firstLine="0"/>
-        <w:jc w:val="left"/>
-        <w:outlineLvl w:val="9"/>
       </w:pPr>
     </w:pPrDefault>
   </w:docDefaults>
+  <w:latentStyles w:defLockedState="0" w:defUIPriority="99" w:defSemiHidden="0" w:defUnhideWhenUsed="0" w:defQFormat="0" w:count="376">
+    <w:lsdException w:name="Normal" w:uiPriority="0" w:qFormat="1"/>
+    <w:lsdException w:name="heading 1" w:uiPriority="9" w:qFormat="1"/>
+    <w:lsdException w:name="heading 2" w:semiHidden="1" w:uiPriority="9" w:unhideWhenUsed="1" w:qFormat="1"/>
+    <w:lsdException w:name="heading 3" w:semiHidden="1" w:uiPriority="9" w:unhideWhenUsed="1" w:qFormat="1"/>
+    <w:lsdException w:name="heading 4" w:semiHidden="1" w:uiPriority="9" w:unhideWhenUsed="1" w:qFormat="1"/>
+    <w:lsdException w:name="heading 5" w:semiHidden="1" w:uiPriority="9" w:unhideWhenUsed="1" w:qFormat="1"/>
+    <w:lsdException w:name="heading 6" w:semiHidden="1" w:uiPriority="9" w:unhideWhenUsed="1" w:qFormat="1"/>
+    <w:lsdException w:name="heading 7" w:semiHidden="1" w:uiPriority="9" w:unhideWhenUsed="1" w:qFormat="1"/>
+    <w:lsdException w:name="heading 8" w:semiHidden="1" w:uiPriority="9" w:unhideWhenUsed="1" w:qFormat="1"/>
+    <w:lsdException w:name="heading 9" w:semiHidden="1" w:uiPriority="9" w:unhideWhenUsed="1" w:qFormat="1"/>
+    <w:lsdException w:name="index 1" w:semiHidden="1" w:unhideWhenUsed="1"/>
+    <w:lsdException w:name="index 2" w:semiHidden="1" w:unhideWhenUsed="1"/>
+    <w:lsdException w:name="index 3" w:semiHidden="1" w:unhideWhenUsed="1"/>
+    <w:lsdException w:name="index 4" w:semiHidden="1" w:unhideWhenUsed="1"/>
+    <w:lsdException w:name="index 5" w:semiHidden="1" w:unhideWhenUsed="1"/>
+    <w:lsdException w:name="index 6" w:semiHidden="1" w:unhideWhenUsed="1"/>
+    <w:lsdException w:name="index 7" w:semiHidden="1" w:unhideWhenUsed="1"/>
+    <w:lsdException w:name="index 8" w:semiHidden="1" w:unhideWhenUsed="1"/>
+    <w:lsdException w:name="index 9" w:semiHidden="1" w:unhideWhenUsed="1"/>
+    <w:lsdException w:name="toc 1" w:semiHidden="1" w:uiPriority="39" w:unhideWhenUsed="1"/>
+    <w:lsdException w:name="toc 2" w:semiHidden="1" w:uiPriority="39" w:unhideWhenUsed="1"/>
+    <w:lsdException w:name="toc 3" w:semiHidden="1" w:uiPriority="39" w:unhideWhenUsed="1"/>
+    <w:lsdException w:name="toc 4" w:semiHidden="1" w:uiPriority="39" w:unhideWhenUsed="1"/>
+    <w:lsdException w:name="toc 5" w:semiHidden="1" w:uiPriority="39" w:unhideWhenUsed="1"/>
+    <w:lsdException w:name="toc 6" w:semiHidden="1" w:uiPriority="39" w:unhideWhenUsed="1"/>
+    <w:lsdException w:name="toc 7" w:semiHidden="1" w:uiPriority="39" w:unhideWhenUsed="1"/>
+    <w:lsdException w:name="toc 8" w:semiHidden="1" w:uiPriority="39" w:unhideWhenUsed="1"/>
+    <w:lsdException w:name="toc 9" w:semiHidden="1" w:uiPriority="39" w:unhideWhenUsed="1"/>
+    <w:lsdException w:name="Normal Indent" w:semiHidden="1" w:unhideWhenUsed="1"/>
+    <w:lsdException w:name="footnote text" w:semiHidden="1" w:unhideWhenUsed="1"/>
+    <w:lsdException w:name="annotation text" w:semiHidden="1" w:unhideWhenUsed="1"/>
+    <w:lsdException w:name="header" w:semiHidden="1" w:unhideWhenUsed="1"/>
+    <w:lsdException w:name="footer" w:semiHidden="1" w:unhideWhenUsed="1"/>
+    <w:lsdException w:name="index heading" w:semiHidden="1" w:unhideWhenUsed="1"/>
+    <w:lsdException w:name="caption" w:semiHidden="1" w:uiPriority="35" w:unhideWhenUsed="1" w:qFormat="1"/>
+    <w:lsdException w:name="table of figures" w:semiHidden="1" w:unhideWhenUsed="1"/>
+    <w:lsdException w:name="envelope address" w:semiHidden="1" w:unhideWhenUsed="1"/>
+    <w:lsdException w:name="envelope return" w:semiHidden="1" w:unhideWhenUsed="1"/>
+    <w:lsdException w:name="footnote reference" w:semiHidden="1" w:unhideWhenUsed="1"/>
+    <w:lsdException w:name="annotation reference" w:semiHidden="1" w:unhideWhenUsed="1"/>
+    <w:lsdException w:name="line number" w:semiHidden="1" w:unhideWhenUsed="1"/>
+    <w:lsdException w:name="page number" w:semiHidden="1" w:unhideWhenUsed="1"/>
+    <w:lsdException w:name="endnote reference" w:semiHidden="1" w:unhideWhenUsed="1"/>
+    <w:lsdException w:name="endnote text" w:semiHidden="1" w:unhideWhenUsed="1"/>
+    <w:lsdException w:name="table of authorities" w:semiHidden="1" w:unhideWhenUsed="1"/>
+    <w:lsdException w:name="macro" w:semiHidden="1" w:unhideWhenUsed="1"/>
+    <w:lsdException w:name="toa heading" w:semiHidden="1" w:unhideWhenUsed="1"/>
+    <w:lsdException w:name="List" w:semiHidden="1" w:unhideWhenUsed="1"/>
+    <w:lsdException w:name="List Bullet" w:semiHidden="1" w:unhideWhenUsed="1"/>
+    <w:lsdException w:name="List Number" w:semiHidden="1" w:unhideWhenUsed="1"/>
+    <w:lsdException w:name="List 2" w:semiHidden="1" w:unhideWhenUsed="1"/>
+    <w:lsdException w:name="List 3" w:semiHidden="1" w:unhideWhenUsed="1"/>
+    <w:lsdException w:name="List 4" w:semiHidden="1" w:unhideWhenUsed="1"/>
+    <w:lsdException w:name="List 5" w:semiHidden="1" w:unhideWhenUsed="1"/>
+    <w:lsdException w:name="List Bullet 2" w:semiHidden="1" w:unhideWhenUsed="1"/>
+    <w:lsdException w:name="List Bullet 3" w:semiHidden="1" w:unhideWhenUsed="1"/>
+    <w:lsdException w:name="List Bullet 4" w:semiHidden="1" w:unhideWhenUsed="1"/>
+    <w:lsdException w:name="List Bullet 5" w:semiHidden="1" w:unhideWhenUsed="1"/>
+    <w:lsdException w:name="List Number 2" w:semiHidden="1" w:unhideWhenUsed="1"/>
+    <w:lsdException w:name="List Number 3" w:semiHidden="1" w:unhideWhenUsed="1"/>
+    <w:lsdException w:name="List Number 4" w:semiHidden="1" w:unhideWhenUsed="1"/>
+    <w:lsdException w:name="List Number 5" w:semiHidden="1" w:unhideWhenUsed="1"/>
+    <w:lsdException w:name="Title" w:uiPriority="10" w:qFormat="1"/>
+    <w:lsdException w:name="Closing" w:semiHidden="1" w:unhideWhenUsed="1"/>
+    <w:lsdException w:name="Signature" w:semiHidden="1" w:unhideWhenUsed="1"/>
+    <w:lsdException w:name="Default Paragraph Font" w:semiHidden="1" w:uiPriority="1" w:unhideWhenUsed="1"/>
+    <w:lsdException w:name="Body Text" w:semiHidden="1" w:unhideWhenUsed="1"/>
+    <w:lsdException w:name="Body Text Indent" w:semiHidden="1" w:unhideWhenUsed="1"/>
+    <w:lsdException w:name="List Continue" w:semiHidden="1" w:unhideWhenUsed="1"/>
+    <w:lsdException w:name="List Continue 2" w:semiHidden="1" w:unhideWhenUsed="1"/>
+    <w:lsdException w:name="List Continue 3" w:semiHidden="1" w:unhideWhenUsed="1"/>
+    <w:lsdException w:name="List Continue 4" w:semiHidden="1" w:unhideWhenUsed="1"/>
+    <w:lsdException w:name="List Continue 5" w:semiHidden="1" w:unhideWhenUsed="1"/>
+    <w:lsdException w:name="Message Header" w:semiHidden="1" w:unhideWhenUsed="1"/>
+    <w:lsdException w:name="Subtitle" w:uiPriority="11" w:qFormat="1"/>
+    <w:lsdException w:name="Salutation" w:semiHidden="1" w:unhideWhenUsed="1"/>
+    <w:lsdException w:name="Date" w:semiHidden="1" w:unhideWhenUsed="1"/>
+    <w:lsdException w:name="Body Text First Indent" w:semiHidden="1" w:unhideWhenUsed="1"/>
+    <w:lsdException w:name="Body Text First Indent 2" w:semiHidden="1" w:unhideWhenUsed="1"/>
+    <w:lsdException w:name="Note Heading" w:semiHidden="1" w:unhideWhenUsed="1"/>
+    <w:lsdException w:name="Body Text 2" w:semiHidden="1" w:unhideWhenUsed="1"/>
+    <w:lsdException w:name="Body Text 3" w:semiHidden="1" w:unhideWhenUsed="1"/>
+    <w:lsdException w:name="Body Text Indent 2" w:semiHidden="1" w:unhideWhenUsed="1"/>
+    <w:lsdException w:name="Body Text Indent 3" w:semiHidden="1" w:unhideWhenUsed="1"/>
+    <w:lsdException w:name="Block Text" w:semiHidden="1" w:unhideWhenUsed="1"/>
+    <w:lsdException w:name="Hyperlink" w:semiHidden="1" w:unhideWhenUsed="1"/>
+    <w:lsdException w:name="FollowedHyperlink" w:semiHidden="1" w:unhideWhenUsed="1"/>
+    <w:lsdException w:name="Strong" w:uiPriority="22" w:qFormat="1"/>
+    <w:lsdException w:name="Emphasis" w:uiPriority="20" w:qFormat="1"/>
+    <w:lsdException w:name="Document Map" w:semiHidden="1" w:unhideWhenUsed="1"/>
+    <w:lsdException w:name="Plain Text" w:semiHidden="1" w:unhideWhenUsed="1"/>
+    <w:lsdException w:name="E-mail Signature" w:semiHidden="1" w:unhideWhenUsed="1"/>
+    <w:lsdException w:name="HTML Top of Form" w:semiHidden="1" w:unhideWhenUsed="1"/>
+    <w:lsdException w:name="HTML Bottom of Form" w:semiHidden="1" w:unhideWhenUsed="1"/>
+    <w:lsdException w:name="Normal (Web)" w:semiHidden="1" w:unhideWhenUsed="1"/>
+    <w:lsdException w:name="HTML Acronym" w:semiHidden="1" w:unhideWhenUsed="1"/>
+    <w:lsdException w:name="HTML Address" w:semiHidden="1" w:unhideWhenUsed="1"/>
+    <w:lsdException w:name="HTML Cite" w:semiHidden="1" w:unhideWhenUsed="1"/>
+    <w:lsdException w:name="HTML Code" w:semiHidden="1" w:unhideWhenUsed="1"/>
+    <w:lsdException w:name="HTML Definition" w:semiHidden="1" w:unhideWhenUsed="1"/>
+    <w:lsdException w:name="HTML Keyboard" w:semiHidden="1" w:unhideWhenUsed="1"/>
+    <w:lsdException w:name="HTML Preformatted" w:semiHidden="1" w:unhideWhenUsed="1"/>
+    <w:lsdException w:name="HTML Sample" w:semiHidden="1" w:unhideWhenUsed="1"/>
+    <w:lsdException w:name="HTML Typewriter" w:semiHidden="1" w:unhideWhenUsed="1"/>
+    <w:lsdException w:name="HTML Variable" w:semiHidden="1" w:unhideWhenUsed="1"/>
+    <w:lsdException w:name="Normal Table" w:semiHidden="1" w:unhideWhenUsed="1"/>
+    <w:lsdException w:name="annotation subject" w:semiHidden="1" w:unhideWhenUsed="1"/>
+    <w:lsdException w:name="No List" w:semiHidden="1" w:unhideWhenUsed="1"/>
+    <w:lsdException w:name="Outline List 1" w:semiHidden="1" w:unhideWhenUsed="1"/>
+    <w:lsdException w:name="Outline List 2" w:semiHidden="1" w:unhideWhenUsed="1"/>
+    <w:lsdException w:name="Outline List 3" w:semiHidden="1" w:unhideWhenUsed="1"/>
+    <w:lsdException w:name="Table Simple 1" w:semiHidden="1" w:unhideWhenUsed="1"/>
+    <w:lsdException w:name="Table Simple 2" w:semiHidden="1" w:unhideWhenUsed="1"/>
+    <w:lsdException w:name="Table Simple 3" w:semiHidden="1" w:unhideWhenUsed="1"/>
+    <w:lsdException w:name="Table Classic 1" w:semiHidden="1" w:unhideWhenUsed="1"/>
+    <w:lsdException w:name="Table Classic 2" w:semiHidden="1" w:unhideWhenUsed="1"/>
+    <w:lsdException w:name="Table Classic 3" w:semiHidden="1" w:unhideWhenUsed="1"/>
+    <w:lsdException w:name="Table Classic 4" w:semiHidden="1" w:unhideWhenUsed="1"/>
+    <w:lsdException w:name="Table Colorful 1" w:semiHidden="1" w:unhideWhenUsed="1"/>
+    <w:lsdException w:name="Table Colorful 2" w:semiHidden="1" w:unhideWhenUsed="1"/>
+    <w:lsdException w:name="Table Colorful 3" w:semiHidden="1" w:unhideWhenUsed="1"/>
+    <w:lsdException w:name="Table Columns 1" w:semiHidden="1" w:unhideWhenUsed="1"/>
+    <w:lsdException w:name="Table Columns 2" w:semiHidden="1" w:unhideWhenUsed="1"/>
+    <w:lsdException w:name="Table Columns 3" w:semiHidden="1" w:unhideWhenUsed="1"/>
+    <w:lsdException w:name="Table Columns 4" w:semiHidden="1" w:unhideWhenUsed="1"/>
+    <w:lsdException w:name="Table Columns 5" w:semiHidden="1" w:unhideWhenUsed="1"/>
+    <w:lsdException w:name="Table Grid 1" w:semiHidden="1" w:unhideWhenUsed="1"/>
+    <w:lsdException w:name="Table Grid 2" w:semiHidden="1" w:unhideWhenUsed="1"/>
+    <w:lsdException w:name="Table Grid 3" w:semiHidden="1" w:unhideWhenUsed="1"/>
+    <w:lsdException w:name="Table Grid 4" w:semiHidden="1" w:unhideWhenUsed="1"/>
+    <w:lsdException w:name="Table Grid 5" w:semiHidden="1" w:unhideWhenUsed="1"/>
+    <w:lsdException w:name="Table Grid 6" w:semiHidden="1" w:unhideWhenUsed="1"/>
+    <w:lsdException w:name="Table Grid 7" w:semiHidden="1" w:unhideWhenUsed="1"/>
+    <w:lsdException w:name="Table Grid 8" w:semiHidden="1" w:unhideWhenUsed="1"/>
+    <w:lsdException w:name="Table List 1" w:semiHidden="1" w:unhideWhenUsed="1"/>
+    <w:lsdException w:name="Table List 2" w:semiHidden="1" w:unhideWhenUsed="1"/>
+    <w:lsdException w:name="Table List 3" w:semiHidden="1" w:unhideWhenUsed="1"/>
+    <w:lsdException w:name="Table List 4" w:semiHidden="1" w:unhideWhenUsed="1"/>
+    <w:lsdException w:name="Table List 5" w:semiHidden="1" w:unhideWhenUsed="1"/>
+    <w:lsdException w:name="Table List 6" w:semiHidden="1" w:unhideWhenUsed="1"/>
+    <w:lsdException w:name="Table List 7" w:semiHidden="1" w:unhideWhenUsed="1"/>
+    <w:lsdException w:name="Table List 8" w:semiHidden="1" w:unhideWhenUsed="1"/>
+    <w:lsdException w:name="Table 3D effects 1" w:semiHidden="1" w:unhideWhenUsed="1"/>
+    <w:lsdException w:name="Table 3D effects 2" w:semiHidden="1" w:unhideWhenUsed="1"/>
+    <w:lsdException w:name="Table 3D effects 3" w:semiHidden="1" w:unhideWhenUsed="1"/>
+    <w:lsdException w:name="Table Contemporary" w:semiHidden="1" w:unhideWhenUsed="1"/>
+    <w:lsdException w:name="Table Elegant" w:semiHidden="1" w:unhideWhenUsed="1"/>
+    <w:lsdException w:name="Table Professional" w:semiHidden="1" w:unhideWhenUsed="1"/>
+    <w:lsdException w:name="Table Subtle 1" w:semiHidden="1" w:unhideWhenUsed="1"/>
+    <w:lsdException w:name="Table Subtle 2" w:semiHidden="1" w:unhideWhenUsed="1"/>
+    <w:lsdException w:name="Table Web 1" w:semiHidden="1" w:unhideWhenUsed="1"/>
+    <w:lsdException w:name="Table Web 2" w:semiHidden="1" w:unhideWhenUsed="1"/>
+    <w:lsdException w:name="Table Web 3" w:semiHidden="1" w:unhideWhenUsed="1"/>
+    <w:lsdException w:name="Balloon Text" w:semiHidden="1" w:unhideWhenUsed="1"/>
+    <w:lsdException w:name="Table Grid" w:uiPriority="39"/>
+    <w:lsdException w:name="Table Theme" w:semiHidden="1" w:unhideWhenUsed="1"/>
+    <w:lsdException w:name="Placeholder Text" w:semiHidden="1"/>
+    <w:lsdException w:name="No Spacing" w:uiPriority="1" w:qFormat="1"/>
+    <w:lsdException w:name="Light Shading" w:uiPriority="60"/>
+    <w:lsdException w:name="Light List" w:uiPriority="61"/>
+    <w:lsdException w:name="Light Grid" w:uiPriority="62"/>
+    <w:lsdException w:name="Medium Shading 1" w:uiPriority="63"/>
+    <w:lsdException w:name="Medium Shading 2" w:uiPriority="64"/>
+    <w:lsdException w:name="Medium List 1" w:uiPriority="65"/>
+    <w:lsdException w:name="Medium List 2" w:uiPriority="66"/>
+    <w:lsdException w:name="Medium Grid 1" w:uiPriority="67"/>
+    <w:lsdException w:name="Medium Grid 2" w:uiPriority="68"/>
+    <w:lsdException w:name="Medium Grid 3" w:uiPriority="69"/>
+    <w:lsdException w:name="Dark List" w:uiPriority="70"/>
+    <w:lsdException w:name="Colorful Shading" w:uiPriority="71"/>
+    <w:lsdException w:name="Colorful List" w:uiPriority="72"/>
+    <w:lsdException w:name="Colorful Grid" w:uiPriority="73"/>
+    <w:lsdException w:name="Light Shading Accent 1" w:uiPriority="60"/>
+    <w:lsdException w:name="Light List Accent 1" w:uiPriority="61"/>
+    <w:lsdException w:name="Light Grid Accent 1" w:uiPriority="62"/>
+    <w:lsdException w:name="Medium Shading 1 Accent 1" w:uiPriority="63"/>
+    <w:lsdException w:name="Medium Shading 2 Accent 1" w:uiPriority="64"/>
+    <w:lsdException w:name="Medium List 1 Accent 1" w:uiPriority="65"/>
+    <w:lsdException w:name="Revision" w:semiHidden="1"/>
+    <w:lsdException w:name="List Paragraph" w:uiPriority="34" w:qFormat="1"/>
+    <w:lsdException w:name="Quote" w:uiPriority="29" w:qFormat="1"/>
+    <w:lsdException w:name="Intense Quote" w:uiPriority="30" w:qFormat="1"/>
+    <w:lsdException w:name="Medium List 2 Accent 1" w:uiPriority="66"/>
+    <w:lsdException w:name="Medium Grid 1 Accent 1" w:uiPriority="67"/>
+    <w:lsdException w:name="Medium Grid 2 Accent 1" w:uiPriority="68"/>
+    <w:lsdException w:name="Medium Grid 3 Accent 1" w:uiPriority="69"/>
+    <w:lsdException w:name="Dark List Accent 1" w:uiPriority="70"/>
+    <w:lsdException w:name="Colorful Shading Accent 1" w:uiPriority="71"/>
+    <w:lsdException w:name="Colorful List Accent 1" w:uiPriority="72"/>
+    <w:lsdException w:name="Colorful Grid Accent 1" w:uiPriority="73"/>
+    <w:lsdException w:name="Light Shading Accent 2" w:uiPriority="60"/>
+    <w:lsdException w:name="Light List Accent 2" w:uiPriority="61"/>
+    <w:lsdException w:name="Light Grid Accent 2" w:uiPriority="62"/>
+    <w:lsdException w:name="Medium Shading 1 Accent 2" w:uiPriority="63"/>
+    <w:lsdException w:name="Medium Shading 2 Accent 2" w:uiPriority="64"/>
+    <w:lsdException w:name="Medium List 1 Accent 2" w:uiPriority="65"/>
+    <w:lsdException w:name="Medium List 2 Accent 2" w:uiPriority="66"/>
+    <w:lsdException w:name="Medium Grid 1 Accent 2" w:uiPriority="67"/>
+    <w:lsdException w:name="Medium Grid 2 Accent 2" w:uiPriority="68"/>
+    <w:lsdException w:name="Medium Grid 3 Accent 2" w:uiPriority="69"/>
+    <w:lsdException w:name="Dark List Accent 2" w:uiPriority="70"/>
+    <w:lsdException w:name="Colorful Shading Accent 2" w:uiPriority="71"/>
+    <w:lsdException w:name="Colorful List Accent 2" w:uiPriority="72"/>
+    <w:lsdException w:name="Colorful Grid Accent 2" w:uiPriority="73"/>
+    <w:lsdException w:name="Light Shading Accent 3" w:uiPriority="60"/>
+    <w:lsdException w:name="Light List Accent 3" w:uiPriority="61"/>
+    <w:lsdException w:name="Light Grid Accent 3" w:uiPriority="62"/>
+    <w:lsdException w:name="Medium Shading 1 Accent 3" w:uiPriority="63"/>
+    <w:lsdException w:name="Medium Shading 2 Accent 3" w:uiPriority="64"/>
+    <w:lsdException w:name="Medium List 1 Accent 3" w:uiPriority="65"/>
+    <w:lsdException w:name="Medium List 2 Accent 3" w:uiPriority="66"/>
+    <w:lsdException w:name="Medium Grid 1 Accent 3" w:uiPriority="67"/>
+    <w:lsdException w:name="Medium Grid 2 Accent 3" w:uiPriority="68"/>
+    <w:lsdException w:name="Medium Grid 3 Accent 3" w:uiPriority="69"/>
+    <w:lsdException w:name="Dark List Accent 3" w:uiPriority="70"/>
+    <w:lsdException w:name="Colorful Shading Accent 3" w:uiPriority="71"/>
+    <w:lsdException w:name="Colorful List Accent 3" w:uiPriority="72"/>
+    <w:lsdException w:name="Colorful Grid Accent 3" w:uiPriority="73"/>
+    <w:lsdException w:name="Light Shading Accent 4" w:uiPriority="60"/>
+    <w:lsdException w:name="Light List Accent 4" w:uiPriority="61"/>
+    <w:lsdException w:name="Light Grid Accent 4" w:uiPriority="62"/>
+    <w:lsdException w:name="Medium Shading 1 Accent 4" w:uiPriority="63"/>
+    <w:lsdException w:name="Medium Shading 2 Accent 4" w:uiPriority="64"/>
+    <w:lsdException w:name="Medium List 1 Accent 4" w:uiPriority="65"/>
+    <w:lsdException w:name="Medium List 2 Accent 4" w:uiPriority="66"/>
+    <w:lsdException w:name="Medium Grid 1 Accent 4" w:uiPriority="67"/>
+    <w:lsdException w:name="Medium Grid 2 Accent 4" w:uiPriority="68"/>
+    <w:lsdException w:name="Medium Grid 3 Accent 4" w:uiPriority="69"/>
+    <w:lsdException w:name="Dark List Accent 4" w:uiPriority="70"/>
+    <w:lsdException w:name="Colorful Shading Accent 4" w:uiPriority="71"/>
+    <w:lsdException w:name="Colorful List Accent 4" w:uiPriority="72"/>
+    <w:lsdException w:name="Colorful Grid Accent 4" w:uiPriority="73"/>
+    <w:lsdException w:name="Light Shading Accent 5" w:uiPriority="60"/>
+    <w:lsdException w:name="Light List Accent 5" w:uiPriority="61"/>
+    <w:lsdException w:name="Light Grid Accent 5" w:uiPriority="62"/>
+    <w:lsdException w:name="Medium Shading 1 Accent 5" w:uiPriority="63"/>
+    <w:lsdException w:name="Medium Shading 2 Accent 5" w:uiPriority="64"/>
+    <w:lsdException w:name="Medium List 1 Accent 5" w:uiPriority="65"/>
+    <w:lsdException w:name="Medium List 2 Accent 5" w:uiPriority="66"/>
+    <w:lsdException w:name="Medium Grid 1 Accent 5" w:uiPriority="67"/>
+    <w:lsdException w:name="Medium Grid 2 Accent 5" w:uiPriority="68"/>
+    <w:lsdException w:name="Medium Grid 3 Accent 5" w:uiPriority="69"/>
+    <w:lsdException w:name="Dark List Accent 5" w:uiPriority="70"/>
+    <w:lsdException w:name="Colorful Shading Accent 5" w:uiPriority="71"/>
+    <w:lsdException w:name="Colorful List Accent 5" w:uiPriority="72"/>
+    <w:lsdException w:name="Colorful Grid Accent 5" w:uiPriority="73"/>
+    <w:lsdException w:name="Light Shading Accent 6" w:uiPriority="60"/>
+    <w:lsdException w:name="Light List Accent 6" w:uiPriority="61"/>
+    <w:lsdException w:name="Light Grid Accent 6" w:uiPriority="62"/>
+    <w:lsdException w:name="Medium Shading 1 Accent 6" w:uiPriority="63"/>
+    <w:lsdException w:name="Medium Shading 2 Accent 6" w:uiPriority="64"/>
+    <w:lsdException w:name="Medium List 1 Accent 6" w:uiPriority="65"/>
+    <w:lsdException w:name="Medium List 2 Accent 6" w:uiPriority="66"/>
+    <w:lsdException w:name="Medium Grid 1 Accent 6" w:uiPriority="67"/>
+    <w:lsdException w:name="Medium Grid 2 Accent 6" w:uiPriority="68"/>
+    <w:lsdException w:name="Medium Grid 3 Accent 6" w:uiPriority="69"/>
+    <w:lsdException w:name="Dark List Accent 6" w:uiPriority="70"/>
+    <w:lsdException w:name="Colorful Shading Accent 6" w:uiPriority="71"/>
+    <w:lsdException w:name="Colorful List Accent 6" w:uiPriority="72"/>
+    <w:lsdException w:name="Colorful Grid Accent 6" w:uiPriority="73"/>
+    <w:lsdException w:name="Subtle Emphasis" w:uiPriority="19" w:qFormat="1"/>
+    <w:lsdException w:name="Intense Emphasis" w:uiPriority="21" w:qFormat="1"/>
+    <w:lsdException w:name="Subtle Reference" w:uiPriority="31" w:qFormat="1"/>
+    <w:lsdException w:name="Intense Reference" w:uiPriority="32" w:qFormat="1"/>
+    <w:lsdException w:name="Book Title" w:uiPriority="33" w:qFormat="1"/>
+    <w:lsdException w:name="Bibliography" w:semiHidden="1" w:uiPriority="37" w:unhideWhenUsed="1"/>
+    <w:lsdException w:name="TOC Heading" w:semiHidden="1" w:uiPriority="39" w:unhideWhenUsed="1" w:qFormat="1"/>
+    <w:lsdException w:name="Plain Table 1" w:uiPriority="41"/>
+    <w:lsdException w:name="Plain Table 2" w:uiPriority="42"/>
+    <w:lsdException w:name="Plain Table 3" w:uiPriority="43"/>
+    <w:lsdException w:name="Plain Table 4" w:uiPriority="44"/>
+    <w:lsdException w:name="Plain Table 5" w:uiPriority="45"/>
+    <w:lsdException w:name="Grid Table Light" w:uiPriority="40"/>
+    <w:lsdException w:name="Grid Table 1 Light" w:uiPriority="46"/>
+    <w:lsdException w:name="Grid Table 2" w:uiPriority="47"/>
+    <w:lsdException w:name="Grid Table 3" w:uiPriority="48"/>
+    <w:lsdException w:name="Grid Table 4" w:uiPriority="49"/>
+    <w:lsdException w:name="Grid Table 5 Dark" w:uiPriority="50"/>
+    <w:lsdException w:name="Grid Table 6 Colorful" w:uiPriority="51"/>
+    <w:lsdException w:name="Grid Table 7 Colorful" w:uiPriority="52"/>
+    <w:lsdException w:name="Grid Table 1 Light Accent 1" w:uiPriority="46"/>
+    <w:lsdException w:name="Grid Table 2 Accent 1" w:uiPriority="47"/>
+    <w:lsdException w:name="Grid Table 3 Accent 1" w:uiPriority="48"/>
+    <w:lsdException w:name="Grid Table 4 Accent 1" w:uiPriority="49"/>
+    <w:lsdException w:name="Grid Table 5 Dark Accent 1" w:uiPriority="50"/>
+    <w:lsdException w:name="Grid Table 6 Colorful Accent 1" w:uiPriority="51"/>
+    <w:lsdException w:name="Grid Table 7 Colorful Accent 1" w:uiPriority="52"/>
+    <w:lsdException w:name="Grid Table 1 Light Accent 2" w:uiPriority="46"/>
+    <w:lsdException w:name="Grid Table 2 Accent 2" w:uiPriority="47"/>
+    <w:lsdException w:name="Grid Table 3 Accent 2" w:uiPriority="48"/>
+    <w:lsdException w:name="Grid Table 4 Accent 2" w:uiPriority="49"/>
+    <w:lsdException w:name="Grid Table 5 Dark Accent 2" w:uiPriority="50"/>
+    <w:lsdException w:name="Grid Table 6 Colorful Accent 2" w:uiPriority="51"/>
+    <w:lsdException w:name="Grid Table 7 Colorful Accent 2" w:uiPriority="52"/>
+    <w:lsdException w:name="Grid Table 1 Light Accent 3" w:uiPriority="46"/>
+    <w:lsdException w:name="Grid Table 2 Accent 3" w:uiPriority="47"/>
+    <w:lsdException w:name="Grid Table 3 Accent 3" w:uiPriority="48"/>
+    <w:lsdException w:name="Grid Table 4 Accent 3" w:uiPriority="49"/>
+    <w:lsdException w:name="Grid Table 5 Dark Accent 3" w:uiPriority="50"/>
+    <w:lsdException w:name="Grid Table 6 Colorful Accent 3" w:uiPriority="51"/>
+    <w:lsdException w:name="Grid Table 7 Colorful Accent 3" w:uiPriority="52"/>
+    <w:lsdException w:name="Grid Table 1 Light Accent 4" w:uiPriority="46"/>
+    <w:lsdException w:name="Grid Table 2 Accent 4" w:uiPriority="47"/>
+    <w:lsdException w:name="Grid Table 3 Accent 4" w:uiPriority="48"/>
+    <w:lsdException w:name="Grid Table 4 Accent 4" w:uiPriority="49"/>
+    <w:lsdException w:name="Grid Table 5 Dark Accent 4" w:uiPriority="50"/>
+    <w:lsdException w:name="Grid Table 6 Colorful Accent 4" w:uiPriority="51"/>
+    <w:lsdException w:name="Grid Table 7 Colorful Accent 4" w:uiPriority="52"/>
+    <w:lsdException w:name="Grid Table 1 Light Accent 5" w:uiPriority="46"/>
+    <w:lsdException w:name="Grid Table 2 Accent 5" w:uiPriority="47"/>
+    <w:lsdException w:name="Grid Table 3 Accent 5" w:uiPriority="48"/>
+    <w:lsdException w:name="Grid Table 4 Accent 5" w:uiPriority="49"/>
+    <w:lsdException w:name="Grid Table 5 Dark Accent 5" w:uiPriority="50"/>
+    <w:lsdException w:name="Grid Table 6 Colorful Accent 5" w:uiPriority="51"/>
+    <w:lsdException w:name="Grid Table 7 Colorful Accent 5" w:uiPriority="52"/>
+    <w:lsdException w:name="Grid Table 1 Light Accent 6" w:uiPriority="46"/>
+    <w:lsdException w:name="Grid Table 2 Accent 6" w:uiPriority="47"/>
+    <w:lsdException w:name="Grid Table 3 Accent 6" w:uiPriority="48"/>
+    <w:lsdException w:name="Grid Table 4 Accent 6" w:uiPriority="49"/>
+    <w:lsdException w:name="Grid Table 5 Dark Accent 6" w:uiPriority="50"/>
+    <w:lsdException w:name="Grid Table 6 Colorful Accent 6" w:uiPriority="51"/>
+    <w:lsdException w:name="Grid Table 7 Colorful Accent 6" w:uiPriority="52"/>
+    <w:lsdException w:name="List Table 1 Light" w:uiPriority="46"/>
+    <w:lsdException w:name="List Table 2" w:uiPriority="47"/>
+    <w:lsdException w:name="List Table 3" w:uiPriority="48"/>
+    <w:lsdException w:name="List Table 4" w:uiPriority="49"/>
+    <w:lsdException w:name="List Table 5 Dark" w:uiPriority="50"/>
+    <w:lsdException w:name="List Table 6 Colorful" w:uiPriority="51"/>
+    <w:lsdException w:name="List Table 7 Colorful" w:uiPriority="52"/>
+    <w:lsdException w:name="List Table 1 Light Accent 1" w:uiPriority="46"/>
+    <w:lsdException w:name="List Table 2 Accent 1" w:uiPriority="47"/>
+    <w:lsdException w:name="List Table 3 Accent 1" w:uiPriority="48"/>
+    <w:lsdException w:name="List Table 4 Accent 1" w:uiPriority="49"/>
+    <w:lsdException w:name="List Table 5 Dark Accent 1" w:uiPriority="50"/>
+    <w:lsdException w:name="List Table 6 Colorful Accent 1" w:uiPriority="51"/>
+    <w:lsdException w:name="List Table 7 Colorful Accent 1" w:uiPriority="52"/>
+    <w:lsdException w:name="List Table 1 Light Accent 2" w:uiPriority="46"/>
+    <w:lsdException w:name="List Table 2 Accent 2" w:uiPriority="47"/>
+    <w:lsdException w:name="List Table 3 Accent 2" w:uiPriority="48"/>
+    <w:lsdException w:name="List Table 4 Accent 2" w:uiPriority="49"/>
+    <w:lsdException w:name="List Table 5 Dark Accent 2" w:uiPriority="50"/>
+    <w:lsdException w:name="List Table 6 Colorful Accent 2" w:uiPriority="51"/>
+    <w:lsdException w:name="List Table 7 Colorful Accent 2" w:uiPriority="52"/>
+    <w:lsdException w:name="List Table 1 Light Accent 3" w:uiPriority="46"/>
+    <w:lsdException w:name="List Table 2 Accent 3" w:uiPriority="47"/>
+    <w:lsdException w:name="List Table 3 Accent 3" w:uiPriority="48"/>
+    <w:lsdException w:name="List Table 4 Accent 3" w:uiPriority="49"/>
+    <w:lsdException w:name="List Table 5 Dark Accent 3" w:uiPriority="50"/>
+    <w:lsdException w:name="List Table 6 Colorful Accent 3" w:uiPriority="51"/>
+    <w:lsdException w:name="List Table 7 Colorful Accent 3" w:uiPriority="52"/>
+    <w:lsdException w:name="List Table 1 Light Accent 4" w:uiPriority="46"/>
+    <w:lsdException w:name="List Table 2 Accent 4" w:uiPriority="47"/>
+    <w:lsdException w:name="List Table 3 Accent 4" w:uiPriority="48"/>
+    <w:lsdException w:name="List Table 4 Accent 4" w:uiPriority="49"/>
+    <w:lsdException w:name="List Table 5 Dark Accent 4" w:uiPriority="50"/>
+    <w:lsdException w:name="List Table 6 Colorful Accent 4" w:uiPriority="51"/>
+    <w:lsdException w:name="List Table 7 Colorful Accent 4" w:uiPriority="52"/>
+    <w:lsdException w:name="List Table 1 Light Accent 5" w:uiPriority="46"/>
+    <w:lsdException w:name="List Table 2 Accent 5" w:uiPriority="47"/>
+    <w:lsdException w:name="List Table 3 Accent 5" w:uiPriority="48"/>
+    <w:lsdException w:name="List Table 4 Accent 5" w:uiPriority="49"/>
+    <w:lsdException w:name="List Table 5 Dark Accent 5" w:uiPriority="50"/>
+    <w:lsdException w:name="List Table 6 Colorful Accent 5" w:uiPriority="51"/>
+    <w:lsdException w:name="List Table 7 Colorful Accent 5" w:uiPriority="52"/>
+    <w:lsdException w:name="List Table 1 Light Accent 6" w:uiPriority="46"/>
+    <w:lsdException w:name="List Table 2 Accent 6" w:uiPriority="47"/>
+    <w:lsdException w:name="List Table 3 Accent 6" w:uiPriority="48"/>
+    <w:lsdException w:name="List Table 4 Accent 6" w:uiPriority="49"/>
+    <w:lsdException w:name="List Table 5 Dark Accent 6" w:uiPriority="50"/>
+    <w:lsdException w:name="List Table 6 Colorful Accent 6" w:uiPriority="51"/>
+    <w:lsdException w:name="List Table 7 Colorful Accent 6" w:uiPriority="52"/>
+    <w:lsdException w:name="Mention" w:semiHidden="1" w:unhideWhenUsed="1"/>
+    <w:lsdException w:name="Smart Hyperlink" w:semiHidden="1" w:unhideWhenUsed="1"/>
+    <w:lsdException w:name="Hashtag" w:semiHidden="1" w:unhideWhenUsed="1"/>
+    <w:lsdException w:name="Unresolved Mention" w:semiHidden="1" w:unhideWhenUsed="1"/>
+    <w:lsdException w:name="Smart Link" w:semiHidden="1" w:unhideWhenUsed="1"/>
+  </w:latentStyles>
   <w:style w:type="paragraph" w:default="1" w:styleId="Normal">
     <w:name w:val="Normal"/>
-    <w:next w:val="Normal"/>
-    <w:pPr/>
+    <w:qFormat/>
     <w:rPr>
       <w:sz w:val="24"/>
       <w:szCs w:val="24"/>
-      <w:lang w:val="en-US" w:eastAsia="en-US" w:bidi="ar-SA"/>
+      <w:lang w:val="en-US" w:eastAsia="en-US"/>
     </w:rPr>
   </w:style>
-  <w:style w:type="character" w:default="1" w:styleId="Default Paragraph Font">
+  <w:style w:type="character" w:default="1" w:styleId="DefaultParagraphFont">
     <w:name w:val="Default Paragraph Font"/>
-    <w:next w:val="Default Paragraph Font"/>
+    <w:uiPriority w:val="1"/>
+    <w:semiHidden/>
+    <w:unhideWhenUsed/>
+  </w:style>
+  <w:style w:type="table" w:default="1" w:styleId="TableNormal">
+    <w:name w:val="Normal Table"/>
+    <w:uiPriority w:val="99"/>
+    <w:semiHidden/>
+    <w:unhideWhenUsed/>
+    <w:tblPr>
+      <w:tblInd w:w="0" w:type="dxa"/>
+      <w:tblCellMar>
+        <w:top w:w="0" w:type="dxa"/>
+        <w:left w:w="108" w:type="dxa"/>
+        <w:bottom w:w="0" w:type="dxa"/>
+        <w:right w:w="108" w:type="dxa"/>
+      </w:tblCellMar>
+    </w:tblPr>
+  </w:style>
+  <w:style w:type="numbering" w:default="1" w:styleId="NoList">
+    <w:name w:val="No List"/>
+    <w:uiPriority w:val="99"/>
+    <w:semiHidden/>
+    <w:unhideWhenUsed/>
   </w:style>
   <w:style w:type="character" w:styleId="Hyperlink">
     <w:name w:val="Hyperlink"/>
@@ -2867,175 +3405,63 @@
       <w:u w:val="single"/>
     </w:rPr>
   </w:style>
-  <w:style w:type="table" w:default="1" w:styleId="Table Normal">
-    <w:name w:val="Table Normal"/>
-    <w:next w:val="Table Normal"/>
-    <w:pPr/>
-    <w:tblPr>
-      <w:tblInd w:w="0" w:type="dxa"/>
-    </w:tblPr>
-    <w:trPr/>
-    <w:tcPr/>
-    <w:tblStylePr w:type="firstRow"/>
-    <w:tblStylePr w:type="lastRow"/>
-    <w:tblStylePr w:type="firstCol"/>
-    <w:tblStylePr w:type="lastCol"/>
-    <w:tblStylePr w:type="band1Vert"/>
-    <w:tblStylePr w:type="band2Vert"/>
-    <w:tblStylePr w:type="band1Horz"/>
-    <w:tblStylePr w:type="band2Horz"/>
-    <w:tblStylePr w:type="neCell"/>
-    <w:tblStylePr w:type="nwCell"/>
-    <w:tblStylePr w:type="seCell"/>
-    <w:tblStylePr w:type="swCell"/>
-  </w:style>
-  <w:style w:type="numbering" w:default="1" w:styleId="No List">
-    <w:name w:val="No List"/>
-    <w:next w:val="No List"/>
-    <w:pPr/>
-  </w:style>
-  <w:style w:type="paragraph" w:styleId="header">
+  <w:style w:type="paragraph" w:styleId="Header">
     <w:name w:val="header"/>
-    <w:next w:val="header"/>
     <w:pPr>
-      <w:keepNext w:val="0"/>
-      <w:keepLines w:val="0"/>
-      <w:pageBreakBefore w:val="0"/>
-      <w:widowControl w:val="1"/>
-      <w:shd w:val="clear" w:color="auto" w:fill="auto"/>
       <w:tabs>
         <w:tab w:val="center" w:pos="4819"/>
         <w:tab w:val="right" w:pos="9638"/>
       </w:tabs>
-      <w:suppressAutoHyphens w:val="0"/>
-      <w:bidi w:val="0"/>
-      <w:spacing w:before="0" w:after="0" w:line="240" w:lineRule="auto"/>
       <w:ind w:left="10" w:right="55" w:hanging="10"/>
-      <w:jc w:val="left"/>
-      <w:outlineLvl w:val="9"/>
     </w:pPr>
     <w:rPr>
-      <w:rFonts w:ascii="Calibri" w:cs="Arial Unicode MS" w:hAnsi="Calibri" w:eastAsia="Arial Unicode MS"/>
-      <w:b w:val="0"/>
-      <w:bCs w:val="0"/>
-      <w:i w:val="0"/>
-      <w:iCs w:val="0"/>
-      <w:caps w:val="0"/>
-      <w:smallCaps w:val="0"/>
-      <w:strike w:val="0"/>
-      <w:dstrike w:val="0"/>
-      <w:outline w:val="0"/>
+      <w:rFonts w:ascii="Calibri" w:hAnsi="Calibri" w:cs="Arial Unicode MS"/>
       <w:color w:val="000000"/>
-      <w:spacing w:val="0"/>
       <w:kern w:val="2"/>
-      <w:position w:val="0"/>
       <w:sz w:val="22"/>
       <w:szCs w:val="22"/>
-      <w:u w:val="none" w:color="000000"/>
-      <w:shd w:val="nil" w:color="auto" w:fill="auto"/>
-      <w:vertAlign w:val="baseline"/>
-      <w:lang w:val="it-IT"/>
-      <w14:textFill>
-        <w14:solidFill>
-          <w14:srgbClr w14:val="000000"/>
-        </w14:solidFill>
-      </w14:textFill>
+      <w:u w:color="000000"/>
     </w:rPr>
   </w:style>
-  <w:style w:type="paragraph" w:styleId="Body">
+  <w:style w:type="paragraph" w:customStyle="1" w:styleId="Body">
     <w:name w:val="Body"/>
-    <w:next w:val="Body"/>
     <w:pPr>
-      <w:keepNext w:val="0"/>
-      <w:keepLines w:val="0"/>
-      <w:pageBreakBefore w:val="0"/>
-      <w:widowControl w:val="1"/>
-      <w:shd w:val="clear" w:color="auto" w:fill="auto"/>
-      <w:suppressAutoHyphens w:val="0"/>
-      <w:bidi w:val="0"/>
-      <w:spacing w:before="0" w:after="35" w:line="258" w:lineRule="auto"/>
+      <w:spacing w:after="35" w:line="258" w:lineRule="auto"/>
       <w:ind w:left="10" w:right="55" w:hanging="10"/>
-      <w:jc w:val="left"/>
-      <w:outlineLvl w:val="9"/>
     </w:pPr>
     <w:rPr>
-      <w:rFonts w:ascii="Calibri" w:cs="Arial Unicode MS" w:hAnsi="Calibri" w:eastAsia="Arial Unicode MS"/>
-      <w:b w:val="0"/>
-      <w:bCs w:val="0"/>
-      <w:i w:val="0"/>
-      <w:iCs w:val="0"/>
-      <w:caps w:val="0"/>
-      <w:smallCaps w:val="0"/>
-      <w:strike w:val="0"/>
-      <w:dstrike w:val="0"/>
-      <w:outline w:val="0"/>
+      <w:rFonts w:ascii="Calibri" w:hAnsi="Calibri" w:cs="Arial Unicode MS"/>
       <w:color w:val="000000"/>
-      <w:spacing w:val="0"/>
       <w:kern w:val="2"/>
-      <w:position w:val="0"/>
       <w:sz w:val="22"/>
       <w:szCs w:val="22"/>
-      <w:u w:val="none" w:color="000000"/>
-      <w:shd w:val="nil" w:color="auto" w:fill="auto"/>
-      <w:vertAlign w:val="baseline"/>
-      <w14:textOutline>
+      <w:u w:color="000000"/>
+      <w14:textOutline w14:w="0" w14:cap="flat" w14:cmpd="sng" w14:algn="ctr">
         <w14:noFill/>
+        <w14:prstDash w14:val="solid"/>
+        <w14:bevel/>
       </w14:textOutline>
-      <w14:textFill>
-        <w14:solidFill>
-          <w14:srgbClr w14:val="000000"/>
-        </w14:solidFill>
-      </w14:textFill>
     </w:rPr>
   </w:style>
-  <w:style w:type="paragraph" w:styleId="Default">
+  <w:style w:type="paragraph" w:customStyle="1" w:styleId="Default">
     <w:name w:val="Default"/>
-    <w:next w:val="Default"/>
     <w:pPr>
-      <w:keepNext w:val="0"/>
-      <w:keepLines w:val="0"/>
-      <w:pageBreakBefore w:val="0"/>
-      <w:widowControl w:val="1"/>
-      <w:shd w:val="clear" w:color="auto" w:fill="auto"/>
-      <w:suppressAutoHyphens w:val="0"/>
-      <w:bidi w:val="0"/>
-      <w:spacing w:before="160" w:after="0" w:line="288" w:lineRule="auto"/>
-      <w:ind w:left="0" w:right="0" w:firstLine="0"/>
-      <w:jc w:val="left"/>
-      <w:outlineLvl w:val="9"/>
+      <w:spacing w:before="160" w:line="288" w:lineRule="auto"/>
     </w:pPr>
     <w:rPr>
-      <w:rFonts w:ascii="Helvetica Neue" w:cs="Arial Unicode MS" w:hAnsi="Helvetica Neue" w:eastAsia="Arial Unicode MS"/>
-      <w:b w:val="0"/>
-      <w:bCs w:val="0"/>
-      <w:i w:val="0"/>
-      <w:iCs w:val="0"/>
-      <w:caps w:val="0"/>
-      <w:smallCaps w:val="0"/>
-      <w:strike w:val="0"/>
-      <w:dstrike w:val="0"/>
-      <w:outline w:val="0"/>
+      <w:rFonts w:ascii="Helvetica Neue" w:hAnsi="Helvetica Neue" w:cs="Arial Unicode MS"/>
       <w:color w:val="000000"/>
-      <w:spacing w:val="0"/>
-      <w:kern w:val="0"/>
-      <w:position w:val="0"/>
       <w:sz w:val="24"/>
       <w:szCs w:val="24"/>
-      <w:u w:val="none"/>
-      <w:shd w:val="nil" w:color="auto" w:fill="auto"/>
-      <w:vertAlign w:val="baseline"/>
       <w:lang w:val="en-US"/>
-      <w14:textOutline>
+      <w14:textOutline w14:w="0" w14:cap="flat" w14:cmpd="sng" w14:algn="ctr">
         <w14:noFill/>
+        <w14:prstDash w14:val="solid"/>
+        <w14:bevel/>
       </w14:textOutline>
-      <w14:textFill>
-        <w14:solidFill>
-          <w14:srgbClr w14:val="000000"/>
-        </w14:solidFill>
-      </w14:textFill>
     </w:rPr>
   </w:style>
-  <w:style w:type="numbering" w:styleId="Imported Style 1">
+  <w:style w:type="numbering" w:customStyle="1" w:styleId="ImportedStyle1">
     <w:name w:val="Imported Style 1"/>
     <w:pPr>
       <w:numPr>
@@ -3043,11 +3469,33 @@
       </w:numPr>
     </w:pPr>
   </w:style>
+  <w:style w:type="paragraph" w:styleId="Revision">
+    <w:name w:val="Revision"/>
+    <w:hidden/>
+    <w:uiPriority w:val="99"/>
+    <w:semiHidden/>
+    <w:rsid w:val="002D1CD8"/>
+    <w:pPr>
+      <w:pBdr>
+        <w:top w:val="none" w:sz="0" w:space="0" w:color="auto"/>
+        <w:left w:val="none" w:sz="0" w:space="0" w:color="auto"/>
+        <w:bottom w:val="none" w:sz="0" w:space="0" w:color="auto"/>
+        <w:right w:val="none" w:sz="0" w:space="0" w:color="auto"/>
+        <w:between w:val="none" w:sz="0" w:space="0" w:color="auto"/>
+        <w:bar w:val="none" w:sz="0" w:color="auto"/>
+      </w:pBdr>
+    </w:pPr>
+    <w:rPr>
+      <w:sz w:val="24"/>
+      <w:szCs w:val="24"/>
+      <w:lang w:val="en-US" w:eastAsia="en-US"/>
+    </w:rPr>
+  </w:style>
 </w:styles>
 </file>
 
 <file path=word/theme/theme1.xml><?xml version="1.0" encoding="utf-8"?>
-<a:theme xmlns:a="http://schemas.openxmlformats.org/drawingml/2006/main" xmlns:r="http://schemas.openxmlformats.org/officeDocument/2006/relationships" name="Tema di Office">
+<a:theme xmlns:a="http://schemas.openxmlformats.org/drawingml/2006/main" name="Tema di Office">
   <a:themeElements>
     <a:clrScheme name="Tema di Office">
       <a:dk1>
@@ -3249,7 +3697,7 @@
         <a:effectLst/>
         <a:sp3d/>
       </a:spPr>
-      <a:bodyPr rot="0" spcFirstLastPara="1" vertOverflow="overflow" horzOverflow="overflow" vert="horz" wrap="square" lIns="45719" tIns="45719" rIns="45719" bIns="45719" numCol="1" spcCol="38100" rtlCol="0" anchor="ctr" upright="0">
+      <a:bodyPr rot="0" spcFirstLastPara="1" vertOverflow="overflow" horzOverflow="overflow" vert="horz" wrap="square" lIns="45719" tIns="45719" rIns="45719" bIns="45719" numCol="1" spcCol="38100" rtlCol="0" anchor="ctr">
         <a:spAutoFit/>
       </a:bodyPr>
       <a:lstStyle>
@@ -3268,7 +3716,7 @@
           <a:buFontTx/>
           <a:buNone/>
           <a:tabLst/>
-          <a:defRPr b="0" baseline="0" cap="none" i="0" spc="0" strike="noStrike" sz="1800" u="none" kumimoji="0" normalizeH="0">
+          <a:defRPr kumimoji="0" sz="1800" b="0" i="0" u="none" strike="noStrike" cap="none" spc="0" normalizeH="0" baseline="0">
             <a:ln>
               <a:noFill/>
             </a:ln>
@@ -3298,7 +3746,7 @@
           <a:buFontTx/>
           <a:buNone/>
           <a:tabLst/>
-          <a:defRPr b="0" baseline="0" cap="none" i="0" spc="0" strike="noStrike" sz="1800" u="none" kumimoji="0" normalizeH="0">
+          <a:defRPr kumimoji="0" sz="1800" b="0" i="0" u="none" strike="noStrike" cap="none" spc="0" normalizeH="0" baseline="0">
             <a:ln>
               <a:noFill/>
             </a:ln>
@@ -3324,7 +3772,7 @@
           <a:buFontTx/>
           <a:buNone/>
           <a:tabLst/>
-          <a:defRPr b="0" baseline="0" cap="none" i="0" spc="0" strike="noStrike" sz="1800" u="none" kumimoji="0" normalizeH="0">
+          <a:defRPr kumimoji="0" sz="1800" b="0" i="0" u="none" strike="noStrike" cap="none" spc="0" normalizeH="0" baseline="0">
             <a:ln>
               <a:noFill/>
             </a:ln>
@@ -3350,7 +3798,7 @@
           <a:buFontTx/>
           <a:buNone/>
           <a:tabLst/>
-          <a:defRPr b="0" baseline="0" cap="none" i="0" spc="0" strike="noStrike" sz="1800" u="none" kumimoji="0" normalizeH="0">
+          <a:defRPr kumimoji="0" sz="1800" b="0" i="0" u="none" strike="noStrike" cap="none" spc="0" normalizeH="0" baseline="0">
             <a:ln>
               <a:noFill/>
             </a:ln>
@@ -3376,7 +3824,7 @@
           <a:buFontTx/>
           <a:buNone/>
           <a:tabLst/>
-          <a:defRPr b="0" baseline="0" cap="none" i="0" spc="0" strike="noStrike" sz="1800" u="none" kumimoji="0" normalizeH="0">
+          <a:defRPr kumimoji="0" sz="1800" b="0" i="0" u="none" strike="noStrike" cap="none" spc="0" normalizeH="0" baseline="0">
             <a:ln>
               <a:noFill/>
             </a:ln>
@@ -3402,7 +3850,7 @@
           <a:buFontTx/>
           <a:buNone/>
           <a:tabLst/>
-          <a:defRPr b="0" baseline="0" cap="none" i="0" spc="0" strike="noStrike" sz="1800" u="none" kumimoji="0" normalizeH="0">
+          <a:defRPr kumimoji="0" sz="1800" b="0" i="0" u="none" strike="noStrike" cap="none" spc="0" normalizeH="0" baseline="0">
             <a:ln>
               <a:noFill/>
             </a:ln>
@@ -3428,7 +3876,7 @@
           <a:buFontTx/>
           <a:buNone/>
           <a:tabLst/>
-          <a:defRPr b="0" baseline="0" cap="none" i="0" spc="0" strike="noStrike" sz="1800" u="none" kumimoji="0" normalizeH="0">
+          <a:defRPr kumimoji="0" sz="1800" b="0" i="0" u="none" strike="noStrike" cap="none" spc="0" normalizeH="0" baseline="0">
             <a:ln>
               <a:noFill/>
             </a:ln>
@@ -3454,7 +3902,7 @@
           <a:buFontTx/>
           <a:buNone/>
           <a:tabLst/>
-          <a:defRPr b="0" baseline="0" cap="none" i="0" spc="0" strike="noStrike" sz="1800" u="none" kumimoji="0" normalizeH="0">
+          <a:defRPr kumimoji="0" sz="1800" b="0" i="0" u="none" strike="noStrike" cap="none" spc="0" normalizeH="0" baseline="0">
             <a:ln>
               <a:noFill/>
             </a:ln>
@@ -3480,7 +3928,7 @@
           <a:buFontTx/>
           <a:buNone/>
           <a:tabLst/>
-          <a:defRPr b="0" baseline="0" cap="none" i="0" spc="0" strike="noStrike" sz="1800" u="none" kumimoji="0" normalizeH="0">
+          <a:defRPr kumimoji="0" sz="1800" b="0" i="0" u="none" strike="noStrike" cap="none" spc="0" normalizeH="0" baseline="0">
             <a:ln>
               <a:noFill/>
             </a:ln>
@@ -3506,7 +3954,7 @@
           <a:buFontTx/>
           <a:buNone/>
           <a:tabLst/>
-          <a:defRPr b="0" baseline="0" cap="none" i="0" spc="0" strike="noStrike" sz="1800" u="none" kumimoji="0" normalizeH="0">
+          <a:defRPr kumimoji="0" sz="1800" b="0" i="0" u="none" strike="noStrike" cap="none" spc="0" normalizeH="0" baseline="0">
             <a:ln>
               <a:noFill/>
             </a:ln>
@@ -3519,9 +3967,15 @@
         </a:lvl9pPr>
       </a:lstStyle>
       <a:style>
-        <a:lnRef idx="0"/>
-        <a:fillRef idx="0"/>
-        <a:effectRef idx="0"/>
+        <a:lnRef idx="0">
+          <a:scrgbClr r="0" g="0" b="0"/>
+        </a:lnRef>
+        <a:fillRef idx="0">
+          <a:scrgbClr r="0" g="0" b="0"/>
+        </a:fillRef>
+        <a:effectRef idx="0">
+          <a:scrgbClr r="0" g="0" b="0"/>
+        </a:effectRef>
         <a:fontRef idx="none"/>
       </a:style>
     </a:spDef>
@@ -3538,7 +3992,7 @@
         <a:effectLst/>
         <a:sp3d/>
       </a:spPr>
-      <a:bodyPr rot="0" spcFirstLastPara="1" vertOverflow="overflow" horzOverflow="overflow" vert="horz" wrap="square" lIns="91439" tIns="45719" rIns="91439" bIns="45719" numCol="1" spcCol="38100" rtlCol="0" anchor="t" upright="0">
+      <a:bodyPr rot="0" spcFirstLastPara="1" vertOverflow="overflow" horzOverflow="overflow" vert="horz" wrap="square" lIns="91439" tIns="45719" rIns="91439" bIns="45719" numCol="1" spcCol="38100" rtlCol="0" anchor="t">
         <a:noAutofit/>
       </a:bodyPr>
       <a:lstStyle>
@@ -3557,7 +4011,7 @@
           <a:buFontTx/>
           <a:buNone/>
           <a:tabLst/>
-          <a:defRPr b="0" baseline="0" cap="none" i="0" spc="0" strike="noStrike" sz="1800" u="none" kumimoji="0" normalizeH="0">
+          <a:defRPr kumimoji="0" sz="1800" b="0" i="0" u="none" strike="noStrike" cap="none" spc="0" normalizeH="0" baseline="0">
             <a:ln>
               <a:noFill/>
             </a:ln>
@@ -3583,7 +4037,7 @@
           <a:buFontTx/>
           <a:buNone/>
           <a:tabLst/>
-          <a:defRPr b="0" baseline="0" cap="none" i="0" spc="0" strike="noStrike" sz="1800" u="none" kumimoji="0" normalizeH="0">
+          <a:defRPr kumimoji="0" sz="1800" b="0" i="0" u="none" strike="noStrike" cap="none" spc="0" normalizeH="0" baseline="0">
             <a:ln>
               <a:noFill/>
             </a:ln>
@@ -3609,7 +4063,7 @@
           <a:buFontTx/>
           <a:buNone/>
           <a:tabLst/>
-          <a:defRPr b="0" baseline="0" cap="none" i="0" spc="0" strike="noStrike" sz="1800" u="none" kumimoji="0" normalizeH="0">
+          <a:defRPr kumimoji="0" sz="1800" b="0" i="0" u="none" strike="noStrike" cap="none" spc="0" normalizeH="0" baseline="0">
             <a:ln>
               <a:noFill/>
             </a:ln>
@@ -3635,7 +4089,7 @@
           <a:buFontTx/>
           <a:buNone/>
           <a:tabLst/>
-          <a:defRPr b="0" baseline="0" cap="none" i="0" spc="0" strike="noStrike" sz="1800" u="none" kumimoji="0" normalizeH="0">
+          <a:defRPr kumimoji="0" sz="1800" b="0" i="0" u="none" strike="noStrike" cap="none" spc="0" normalizeH="0" baseline="0">
             <a:ln>
               <a:noFill/>
             </a:ln>
@@ -3661,7 +4115,7 @@
           <a:buFontTx/>
           <a:buNone/>
           <a:tabLst/>
-          <a:defRPr b="0" baseline="0" cap="none" i="0" spc="0" strike="noStrike" sz="1800" u="none" kumimoji="0" normalizeH="0">
+          <a:defRPr kumimoji="0" sz="1800" b="0" i="0" u="none" strike="noStrike" cap="none" spc="0" normalizeH="0" baseline="0">
             <a:ln>
               <a:noFill/>
             </a:ln>
@@ -3687,7 +4141,7 @@
           <a:buFontTx/>
           <a:buNone/>
           <a:tabLst/>
-          <a:defRPr b="0" baseline="0" cap="none" i="0" spc="0" strike="noStrike" sz="1800" u="none" kumimoji="0" normalizeH="0">
+          <a:defRPr kumimoji="0" sz="1800" b="0" i="0" u="none" strike="noStrike" cap="none" spc="0" normalizeH="0" baseline="0">
             <a:ln>
               <a:noFill/>
             </a:ln>
@@ -3713,7 +4167,7 @@
           <a:buFontTx/>
           <a:buNone/>
           <a:tabLst/>
-          <a:defRPr b="0" baseline="0" cap="none" i="0" spc="0" strike="noStrike" sz="1800" u="none" kumimoji="0" normalizeH="0">
+          <a:defRPr kumimoji="0" sz="1800" b="0" i="0" u="none" strike="noStrike" cap="none" spc="0" normalizeH="0" baseline="0">
             <a:ln>
               <a:noFill/>
             </a:ln>
@@ -3739,7 +4193,7 @@
           <a:buFontTx/>
           <a:buNone/>
           <a:tabLst/>
-          <a:defRPr b="0" baseline="0" cap="none" i="0" spc="0" strike="noStrike" sz="1800" u="none" kumimoji="0" normalizeH="0">
+          <a:defRPr kumimoji="0" sz="1800" b="0" i="0" u="none" strike="noStrike" cap="none" spc="0" normalizeH="0" baseline="0">
             <a:ln>
               <a:noFill/>
             </a:ln>
@@ -3765,7 +4219,7 @@
           <a:buFontTx/>
           <a:buNone/>
           <a:tabLst/>
-          <a:defRPr b="0" baseline="0" cap="none" i="0" spc="0" strike="noStrike" sz="1800" u="none" kumimoji="0" normalizeH="0">
+          <a:defRPr kumimoji="0" sz="1800" b="0" i="0" u="none" strike="noStrike" cap="none" spc="0" normalizeH="0" baseline="0">
             <a:ln>
               <a:noFill/>
             </a:ln>
@@ -3791,7 +4245,7 @@
           <a:buFontTx/>
           <a:buNone/>
           <a:tabLst/>
-          <a:defRPr b="0" baseline="0" cap="none" i="0" spc="0" strike="noStrike" sz="1800" u="none" kumimoji="0" normalizeH="0">
+          <a:defRPr kumimoji="0" sz="1800" b="0" i="0" u="none" strike="noStrike" cap="none" spc="0" normalizeH="0" baseline="0">
             <a:ln>
               <a:noFill/>
             </a:ln>
@@ -3804,9 +4258,15 @@
         </a:lvl9pPr>
       </a:lstStyle>
       <a:style>
-        <a:lnRef idx="0"/>
-        <a:fillRef idx="0"/>
-        <a:effectRef idx="0"/>
+        <a:lnRef idx="0">
+          <a:scrgbClr r="0" g="0" b="0"/>
+        </a:lnRef>
+        <a:fillRef idx="0">
+          <a:scrgbClr r="0" g="0" b="0"/>
+        </a:fillRef>
+        <a:effectRef idx="0">
+          <a:scrgbClr r="0" g="0" b="0"/>
+        </a:effectRef>
         <a:fontRef idx="none"/>
       </a:style>
     </a:lnDef>
@@ -3820,7 +4280,7 @@
         <a:effectLst/>
         <a:sp3d/>
       </a:spPr>
-      <a:bodyPr rot="0" spcFirstLastPara="1" vertOverflow="overflow" horzOverflow="overflow" vert="horz" wrap="square" lIns="45719" tIns="45719" rIns="45719" bIns="45719" numCol="1" spcCol="38100" rtlCol="0" anchor="t" upright="0">
+      <a:bodyPr rot="0" spcFirstLastPara="1" vertOverflow="overflow" horzOverflow="overflow" vert="horz" wrap="square" lIns="45719" tIns="45719" rIns="45719" bIns="45719" numCol="1" spcCol="38100" rtlCol="0" anchor="t">
         <a:spAutoFit/>
       </a:bodyPr>
       <a:lstStyle>
@@ -3839,7 +4299,7 @@
           <a:buFontTx/>
           <a:buNone/>
           <a:tabLst/>
-          <a:defRPr b="0" baseline="0" cap="none" i="0" spc="0" strike="noStrike" sz="1800" u="none" kumimoji="0" normalizeH="0">
+          <a:defRPr kumimoji="0" sz="1800" b="0" i="0" u="none" strike="noStrike" cap="none" spc="0" normalizeH="0" baseline="0">
             <a:ln>
               <a:noFill/>
             </a:ln>
@@ -3869,7 +4329,7 @@
           <a:buFontTx/>
           <a:buNone/>
           <a:tabLst/>
-          <a:defRPr b="0" baseline="0" cap="none" i="0" spc="0" strike="noStrike" sz="1800" u="none" kumimoji="0" normalizeH="0">
+          <a:defRPr kumimoji="0" sz="1800" b="0" i="0" u="none" strike="noStrike" cap="none" spc="0" normalizeH="0" baseline="0">
             <a:ln>
               <a:noFill/>
             </a:ln>
@@ -3895,7 +4355,7 @@
           <a:buFontTx/>
           <a:buNone/>
           <a:tabLst/>
-          <a:defRPr b="0" baseline="0" cap="none" i="0" spc="0" strike="noStrike" sz="1800" u="none" kumimoji="0" normalizeH="0">
+          <a:defRPr kumimoji="0" sz="1800" b="0" i="0" u="none" strike="noStrike" cap="none" spc="0" normalizeH="0" baseline="0">
             <a:ln>
               <a:noFill/>
             </a:ln>
@@ -3921,7 +4381,7 @@
           <a:buFontTx/>
           <a:buNone/>
           <a:tabLst/>
-          <a:defRPr b="0" baseline="0" cap="none" i="0" spc="0" strike="noStrike" sz="1800" u="none" kumimoji="0" normalizeH="0">
+          <a:defRPr kumimoji="0" sz="1800" b="0" i="0" u="none" strike="noStrike" cap="none" spc="0" normalizeH="0" baseline="0">
             <a:ln>
               <a:noFill/>
             </a:ln>
@@ -3947,7 +4407,7 @@
           <a:buFontTx/>
           <a:buNone/>
           <a:tabLst/>
-          <a:defRPr b="0" baseline="0" cap="none" i="0" spc="0" strike="noStrike" sz="1800" u="none" kumimoji="0" normalizeH="0">
+          <a:defRPr kumimoji="0" sz="1800" b="0" i="0" u="none" strike="noStrike" cap="none" spc="0" normalizeH="0" baseline="0">
             <a:ln>
               <a:noFill/>
             </a:ln>
@@ -3973,7 +4433,7 @@
           <a:buFontTx/>
           <a:buNone/>
           <a:tabLst/>
-          <a:defRPr b="0" baseline="0" cap="none" i="0" spc="0" strike="noStrike" sz="1800" u="none" kumimoji="0" normalizeH="0">
+          <a:defRPr kumimoji="0" sz="1800" b="0" i="0" u="none" strike="noStrike" cap="none" spc="0" normalizeH="0" baseline="0">
             <a:ln>
               <a:noFill/>
             </a:ln>
@@ -3999,7 +4459,7 @@
           <a:buFontTx/>
           <a:buNone/>
           <a:tabLst/>
-          <a:defRPr b="0" baseline="0" cap="none" i="0" spc="0" strike="noStrike" sz="1800" u="none" kumimoji="0" normalizeH="0">
+          <a:defRPr kumimoji="0" sz="1800" b="0" i="0" u="none" strike="noStrike" cap="none" spc="0" normalizeH="0" baseline="0">
             <a:ln>
               <a:noFill/>
             </a:ln>
@@ -4025,7 +4485,7 @@
           <a:buFontTx/>
           <a:buNone/>
           <a:tabLst/>
-          <a:defRPr b="0" baseline="0" cap="none" i="0" spc="0" strike="noStrike" sz="1800" u="none" kumimoji="0" normalizeH="0">
+          <a:defRPr kumimoji="0" sz="1800" b="0" i="0" u="none" strike="noStrike" cap="none" spc="0" normalizeH="0" baseline="0">
             <a:ln>
               <a:noFill/>
             </a:ln>
@@ -4051,7 +4511,7 @@
           <a:buFontTx/>
           <a:buNone/>
           <a:tabLst/>
-          <a:defRPr b="0" baseline="0" cap="none" i="0" spc="0" strike="noStrike" sz="1800" u="none" kumimoji="0" normalizeH="0">
+          <a:defRPr kumimoji="0" sz="1800" b="0" i="0" u="none" strike="noStrike" cap="none" spc="0" normalizeH="0" baseline="0">
             <a:ln>
               <a:noFill/>
             </a:ln>
@@ -4077,7 +4537,7 @@
           <a:buFontTx/>
           <a:buNone/>
           <a:tabLst/>
-          <a:defRPr b="0" baseline="0" cap="none" i="0" spc="0" strike="noStrike" sz="1800" u="none" kumimoji="0" normalizeH="0">
+          <a:defRPr kumimoji="0" sz="1800" b="0" i="0" u="none" strike="noStrike" cap="none" spc="0" normalizeH="0" baseline="0">
             <a:ln>
               <a:noFill/>
             </a:ln>
@@ -4090,12 +4550,19 @@
         </a:lvl9pPr>
       </a:lstStyle>
       <a:style>
-        <a:lnRef idx="0"/>
-        <a:fillRef idx="0"/>
-        <a:effectRef idx="0"/>
+        <a:lnRef idx="0">
+          <a:scrgbClr r="0" g="0" b="0"/>
+        </a:lnRef>
+        <a:fillRef idx="0">
+          <a:scrgbClr r="0" g="0" b="0"/>
+        </a:fillRef>
+        <a:effectRef idx="0">
+          <a:scrgbClr r="0" g="0" b="0"/>
+        </a:effectRef>
         <a:fontRef idx="none"/>
       </a:style>
     </a:txDef>
   </a:objectDefaults>
+  <a:extraClrSchemeLst/>
 </a:theme>
 </file>